--- a/docs/chessplayer_gui_cleanup_plan_GC.docx
+++ b/docs/chessplayer_gui_cleanup_plan_GC.docx
@@ -1906,12 +1906,40 @@
     <w:p>
       <w:pPr>
         <w:spacing w:before="60" w:after="100"/>
+        <w:rPr>
+          <w:color w:val="1A1A2E"/>
+        </w:rPr>
       </w:pPr>
       <w:r>
         <w:rPr>
           <w:color w:val="1A1A2E"/>
         </w:rPr>
         <w:t>All tasks are ordered by dependency — complete them in section order. Priority labels: CRITICAL = blocks coach integration or is currently broken. HIGH = needed for coach but not strictly blocking. CLEANUP = code health, do last.</w:t>
+      </w:r>
+    </w:p>
+    <w:p>
+      <w:pPr>
+        <w:spacing w:before="60" w:after="100"/>
+        <w:rPr>
+          <w:color w:val="1A1A2E"/>
+        </w:rPr>
+      </w:pPr>
+    </w:p>
+    <w:p>
+      <w:pPr>
+        <w:spacing w:before="60" w:after="100"/>
+        <w:rPr>
+          <w:b/>
+          <w:bCs/>
+        </w:rPr>
+      </w:pPr>
+      <w:r>
+        <w:rPr>
+          <w:b/>
+          <w:bCs/>
+          <w:color w:val="1A1A2E"/>
+        </w:rPr>
+        <w:t>Highlighted Tasks Are Completed</w:t>
       </w:r>
     </w:p>
     <w:p/>
@@ -4160,6 +4188,7 @@
                 <w:szCs w:val="16"/>
                 <w:highlight w:val="yellow"/>
               </w:rPr>
+              <w:lastRenderedPageBreak/>
               <w:t>EnginePanel</w:t>
             </w:r>
             <w:proofErr w:type="spellEnd"/>
@@ -4225,7 +4254,18 @@
                 <w:szCs w:val="15"/>
                 <w:highlight w:val="yellow"/>
               </w:rPr>
-              <w:t>Coach trigger hooks into the same signal chain. Cannot cleanly add signals to a 400-line soup.</w:t>
+              <w:lastRenderedPageBreak/>
+              <w:t xml:space="preserve">Coach trigger hooks into the same signal chain. Cannot cleanly </w:t>
+            </w:r>
+            <w:r>
+              <w:rPr>
+                <w:color w:val="555555"/>
+                <w:sz w:val="15"/>
+                <w:szCs w:val="15"/>
+                <w:highlight w:val="yellow"/>
+              </w:rPr>
+              <w:lastRenderedPageBreak/>
+              <w:t>add signals to a 400-line soup.</w:t>
             </w:r>
           </w:p>
         </w:tc>
@@ -7272,7 +7312,17 @@
                 <w:szCs w:val="16"/>
                 <w:highlight w:val="yellow"/>
               </w:rPr>
-              <w:t>When navigating to a node that has a comment, display the comment text in the PGN panel in a visually distinct style (italics, different colour). Coach annotations should be visible while reviewing.</w:t>
+              <w:t xml:space="preserve">When navigating to a node that has a comment, display the comment text in the PGN panel in a visually distinct style (italics, different colour). Coach </w:t>
+            </w:r>
+            <w:r>
+              <w:rPr>
+                <w:color w:val="1A1A2E"/>
+                <w:sz w:val="16"/>
+                <w:szCs w:val="16"/>
+                <w:highlight w:val="yellow"/>
+              </w:rPr>
+              <w:lastRenderedPageBreak/>
+              <w:t>annotations should be visible while reviewing.</w:t>
             </w:r>
           </w:p>
         </w:tc>
@@ -7302,7 +7352,18 @@
                 <w:szCs w:val="15"/>
                 <w:highlight w:val="yellow"/>
               </w:rPr>
-              <w:t>If the coach writes annotations but they are invisible in the UI, the feature is useless.</w:t>
+              <w:lastRenderedPageBreak/>
+              <w:t xml:space="preserve">If the coach writes annotations but they are invisible in the UI, </w:t>
+            </w:r>
+            <w:r>
+              <w:rPr>
+                <w:color w:val="555555"/>
+                <w:sz w:val="15"/>
+                <w:szCs w:val="15"/>
+                <w:highlight w:val="yellow"/>
+              </w:rPr>
+              <w:lastRenderedPageBreak/>
+              <w:t>the feature is useless.</w:t>
             </w:r>
           </w:p>
         </w:tc>
@@ -7352,6 +7413,9 @@
           <w:p>
             <w:pPr>
               <w:jc w:val="center"/>
+              <w:rPr>
+                <w:highlight w:val="yellow"/>
+              </w:rPr>
             </w:pPr>
             <w:r>
               <w:rPr>
@@ -7360,6 +7424,7 @@
                 <w:color w:val="FFFFFF"/>
                 <w:sz w:val="48"/>
                 <w:szCs w:val="48"/>
+                <w:highlight w:val="yellow"/>
               </w:rPr>
               <w:t>C</w:t>
             </w:r>
@@ -7383,6 +7448,11 @@
             </w:tcMar>
           </w:tcPr>
           <w:p>
+            <w:pPr>
+              <w:rPr>
+                <w:highlight w:val="yellow"/>
+              </w:rPr>
+            </w:pPr>
             <w:r>
               <w:rPr>
                 <w:b/>
@@ -7390,6 +7460,7 @@
                 <w:color w:val="1A5276"/>
                 <w:sz w:val="28"/>
                 <w:szCs w:val="28"/>
+                <w:highlight w:val="yellow"/>
               </w:rPr>
               <w:t>Move Notation Panel</w:t>
             </w:r>
@@ -7397,6 +7468,9 @@
           <w:p>
             <w:pPr>
               <w:spacing w:before="60"/>
+              <w:rPr>
+                <w:highlight w:val="yellow"/>
+              </w:rPr>
             </w:pPr>
             <w:r>
               <w:rPr>
@@ -7405,8 +7479,2828 @@
                 <w:color w:val="555555"/>
                 <w:sz w:val="19"/>
                 <w:szCs w:val="19"/>
+                <w:highlight w:val="yellow"/>
               </w:rPr>
               <w:t>Replace raw PGN text with a structured, clickable move list.</w:t>
+            </w:r>
+          </w:p>
+        </w:tc>
+      </w:tr>
+    </w:tbl>
+    <w:p>
+      <w:pPr>
+        <w:rPr>
+          <w:highlight w:val="yellow"/>
+        </w:rPr>
+      </w:pPr>
+    </w:p>
+    <w:tbl>
+      <w:tblPr>
+        <w:tblW w:w="9360" w:type="dxa"/>
+        <w:tblBorders>
+          <w:top w:val="single" w:sz="4" w:space="0" w:color="auto"/>
+          <w:left w:val="single" w:sz="4" w:space="0" w:color="auto"/>
+          <w:bottom w:val="single" w:sz="4" w:space="0" w:color="auto"/>
+          <w:right w:val="single" w:sz="4" w:space="0" w:color="auto"/>
+          <w:insideH w:val="single" w:sz="4" w:space="0" w:color="auto"/>
+          <w:insideV w:val="single" w:sz="4" w:space="0" w:color="auto"/>
+        </w:tblBorders>
+        <w:tblCellMar>
+          <w:left w:w="10" w:type="dxa"/>
+          <w:right w:w="10" w:type="dxa"/>
+        </w:tblCellMar>
+        <w:tblLook w:val="04A0" w:firstRow="1" w:lastRow="0" w:firstColumn="1" w:lastColumn="0" w:noHBand="0" w:noVBand="1"/>
+      </w:tblPr>
+      <w:tblGrid>
+        <w:gridCol w:w="560"/>
+        <w:gridCol w:w="2200"/>
+        <w:gridCol w:w="1000"/>
+        <w:gridCol w:w="900"/>
+        <w:gridCol w:w="2900"/>
+        <w:gridCol w:w="1800"/>
+      </w:tblGrid>
+      <w:tr>
+        <w:tc>
+          <w:tcPr>
+            <w:tcW w:w="560" w:type="dxa"/>
+            <w:tcBorders>
+              <w:top w:val="single" w:sz="1" w:space="0" w:color="CCCCCC"/>
+              <w:left w:val="single" w:sz="1" w:space="0" w:color="CCCCCC"/>
+              <w:bottom w:val="single" w:sz="1" w:space="0" w:color="CCCCCC"/>
+              <w:right w:val="single" w:sz="1" w:space="0" w:color="CCCCCC"/>
+            </w:tcBorders>
+            <w:shd w:val="clear" w:color="auto" w:fill="16213E"/>
+            <w:tcMar>
+              <w:top w:w="80" w:type="dxa"/>
+              <w:left w:w="140" w:type="dxa"/>
+              <w:bottom w:w="80" w:type="dxa"/>
+              <w:right w:w="140" w:type="dxa"/>
+            </w:tcMar>
+            <w:vAlign w:val="center"/>
+          </w:tcPr>
+          <w:p>
+            <w:pPr>
+              <w:jc w:val="center"/>
+              <w:rPr>
+                <w:highlight w:val="yellow"/>
+              </w:rPr>
+            </w:pPr>
+            <w:r>
+              <w:rPr>
+                <w:b/>
+                <w:bCs/>
+                <w:color w:val="FFFFFF"/>
+                <w:sz w:val="16"/>
+                <w:szCs w:val="16"/>
+                <w:highlight w:val="yellow"/>
+              </w:rPr>
+              <w:t>#</w:t>
+            </w:r>
+          </w:p>
+        </w:tc>
+        <w:tc>
+          <w:tcPr>
+            <w:tcW w:w="2200" w:type="dxa"/>
+            <w:tcBorders>
+              <w:top w:val="single" w:sz="1" w:space="0" w:color="CCCCCC"/>
+              <w:left w:val="single" w:sz="1" w:space="0" w:color="CCCCCC"/>
+              <w:bottom w:val="single" w:sz="1" w:space="0" w:color="CCCCCC"/>
+              <w:right w:val="single" w:sz="1" w:space="0" w:color="CCCCCC"/>
+            </w:tcBorders>
+            <w:shd w:val="clear" w:color="auto" w:fill="16213E"/>
+            <w:tcMar>
+              <w:top w:w="80" w:type="dxa"/>
+              <w:left w:w="140" w:type="dxa"/>
+              <w:bottom w:w="80" w:type="dxa"/>
+              <w:right w:w="140" w:type="dxa"/>
+            </w:tcMar>
+            <w:vAlign w:val="center"/>
+          </w:tcPr>
+          <w:p>
+            <w:pPr>
+              <w:rPr>
+                <w:highlight w:val="yellow"/>
+              </w:rPr>
+            </w:pPr>
+            <w:r>
+              <w:rPr>
+                <w:b/>
+                <w:bCs/>
+                <w:color w:val="FFFFFF"/>
+                <w:sz w:val="16"/>
+                <w:szCs w:val="16"/>
+                <w:highlight w:val="yellow"/>
+              </w:rPr>
+              <w:t>Task</w:t>
+            </w:r>
+          </w:p>
+        </w:tc>
+        <w:tc>
+          <w:tcPr>
+            <w:tcW w:w="1000" w:type="dxa"/>
+            <w:tcBorders>
+              <w:top w:val="single" w:sz="1" w:space="0" w:color="CCCCCC"/>
+              <w:left w:val="single" w:sz="1" w:space="0" w:color="CCCCCC"/>
+              <w:bottom w:val="single" w:sz="1" w:space="0" w:color="CCCCCC"/>
+              <w:right w:val="single" w:sz="1" w:space="0" w:color="CCCCCC"/>
+            </w:tcBorders>
+            <w:shd w:val="clear" w:color="auto" w:fill="16213E"/>
+            <w:tcMar>
+              <w:top w:w="80" w:type="dxa"/>
+              <w:left w:w="140" w:type="dxa"/>
+              <w:bottom w:w="80" w:type="dxa"/>
+              <w:right w:w="140" w:type="dxa"/>
+            </w:tcMar>
+            <w:vAlign w:val="center"/>
+          </w:tcPr>
+          <w:p>
+            <w:pPr>
+              <w:jc w:val="center"/>
+              <w:rPr>
+                <w:highlight w:val="yellow"/>
+              </w:rPr>
+            </w:pPr>
+            <w:r>
+              <w:rPr>
+                <w:b/>
+                <w:bCs/>
+                <w:color w:val="FFFFFF"/>
+                <w:sz w:val="16"/>
+                <w:szCs w:val="16"/>
+                <w:highlight w:val="yellow"/>
+              </w:rPr>
+              <w:t>Priority</w:t>
+            </w:r>
+          </w:p>
+        </w:tc>
+        <w:tc>
+          <w:tcPr>
+            <w:tcW w:w="900" w:type="dxa"/>
+            <w:tcBorders>
+              <w:top w:val="single" w:sz="1" w:space="0" w:color="CCCCCC"/>
+              <w:left w:val="single" w:sz="1" w:space="0" w:color="CCCCCC"/>
+              <w:bottom w:val="single" w:sz="1" w:space="0" w:color="CCCCCC"/>
+              <w:right w:val="single" w:sz="1" w:space="0" w:color="CCCCCC"/>
+            </w:tcBorders>
+            <w:shd w:val="clear" w:color="auto" w:fill="16213E"/>
+            <w:tcMar>
+              <w:top w:w="80" w:type="dxa"/>
+              <w:left w:w="140" w:type="dxa"/>
+              <w:bottom w:w="80" w:type="dxa"/>
+              <w:right w:w="140" w:type="dxa"/>
+            </w:tcMar>
+            <w:vAlign w:val="center"/>
+          </w:tcPr>
+          <w:p>
+            <w:pPr>
+              <w:jc w:val="center"/>
+              <w:rPr>
+                <w:highlight w:val="yellow"/>
+              </w:rPr>
+            </w:pPr>
+            <w:r>
+              <w:rPr>
+                <w:b/>
+                <w:bCs/>
+                <w:color w:val="FFFFFF"/>
+                <w:sz w:val="16"/>
+                <w:szCs w:val="16"/>
+                <w:highlight w:val="yellow"/>
+              </w:rPr>
+              <w:t>Effort</w:t>
+            </w:r>
+          </w:p>
+        </w:tc>
+        <w:tc>
+          <w:tcPr>
+            <w:tcW w:w="2900" w:type="dxa"/>
+            <w:tcBorders>
+              <w:top w:val="single" w:sz="1" w:space="0" w:color="CCCCCC"/>
+              <w:left w:val="single" w:sz="1" w:space="0" w:color="CCCCCC"/>
+              <w:bottom w:val="single" w:sz="1" w:space="0" w:color="CCCCCC"/>
+              <w:right w:val="single" w:sz="1" w:space="0" w:color="CCCCCC"/>
+            </w:tcBorders>
+            <w:shd w:val="clear" w:color="auto" w:fill="16213E"/>
+            <w:tcMar>
+              <w:top w:w="80" w:type="dxa"/>
+              <w:left w:w="140" w:type="dxa"/>
+              <w:bottom w:w="80" w:type="dxa"/>
+              <w:right w:w="140" w:type="dxa"/>
+            </w:tcMar>
+            <w:vAlign w:val="center"/>
+          </w:tcPr>
+          <w:p>
+            <w:pPr>
+              <w:rPr>
+                <w:highlight w:val="yellow"/>
+              </w:rPr>
+            </w:pPr>
+            <w:r>
+              <w:rPr>
+                <w:b/>
+                <w:bCs/>
+                <w:color w:val="FFFFFF"/>
+                <w:sz w:val="16"/>
+                <w:szCs w:val="16"/>
+                <w:highlight w:val="yellow"/>
+              </w:rPr>
+              <w:t>What To Do</w:t>
+            </w:r>
+          </w:p>
+        </w:tc>
+        <w:tc>
+          <w:tcPr>
+            <w:tcW w:w="1800" w:type="dxa"/>
+            <w:tcBorders>
+              <w:top w:val="single" w:sz="1" w:space="0" w:color="CCCCCC"/>
+              <w:left w:val="single" w:sz="1" w:space="0" w:color="CCCCCC"/>
+              <w:bottom w:val="single" w:sz="1" w:space="0" w:color="CCCCCC"/>
+              <w:right w:val="single" w:sz="1" w:space="0" w:color="CCCCCC"/>
+            </w:tcBorders>
+            <w:shd w:val="clear" w:color="auto" w:fill="16213E"/>
+            <w:tcMar>
+              <w:top w:w="80" w:type="dxa"/>
+              <w:left w:w="140" w:type="dxa"/>
+              <w:bottom w:w="80" w:type="dxa"/>
+              <w:right w:w="140" w:type="dxa"/>
+            </w:tcMar>
+            <w:vAlign w:val="center"/>
+          </w:tcPr>
+          <w:p>
+            <w:pPr>
+              <w:rPr>
+                <w:highlight w:val="yellow"/>
+              </w:rPr>
+            </w:pPr>
+            <w:r>
+              <w:rPr>
+                <w:b/>
+                <w:bCs/>
+                <w:color w:val="FFFFFF"/>
+                <w:sz w:val="16"/>
+                <w:szCs w:val="16"/>
+                <w:highlight w:val="yellow"/>
+              </w:rPr>
+              <w:t>Why / Coach Dependency</w:t>
+            </w:r>
+          </w:p>
+        </w:tc>
+      </w:tr>
+      <w:tr>
+        <w:tc>
+          <w:tcPr>
+            <w:tcW w:w="560" w:type="dxa"/>
+            <w:tcBorders>
+              <w:top w:val="single" w:sz="1" w:space="0" w:color="CCCCCC"/>
+              <w:left w:val="single" w:sz="1" w:space="0" w:color="CCCCCC"/>
+              <w:bottom w:val="single" w:sz="1" w:space="0" w:color="CCCCCC"/>
+              <w:right w:val="single" w:sz="1" w:space="0" w:color="CCCCCC"/>
+            </w:tcBorders>
+            <w:shd w:val="clear" w:color="auto" w:fill="F2F2F2"/>
+            <w:tcMar>
+              <w:top w:w="80" w:type="dxa"/>
+              <w:left w:w="140" w:type="dxa"/>
+              <w:bottom w:w="80" w:type="dxa"/>
+              <w:right w:w="140" w:type="dxa"/>
+            </w:tcMar>
+            <w:vAlign w:val="center"/>
+          </w:tcPr>
+          <w:p>
+            <w:pPr>
+              <w:jc w:val="center"/>
+              <w:rPr>
+                <w:highlight w:val="yellow"/>
+              </w:rPr>
+            </w:pPr>
+            <w:r>
+              <w:rPr>
+                <w:b/>
+                <w:bCs/>
+                <w:color w:val="0F3460"/>
+                <w:sz w:val="16"/>
+                <w:szCs w:val="16"/>
+                <w:highlight w:val="yellow"/>
+              </w:rPr>
+              <w:t>C1</w:t>
+            </w:r>
+          </w:p>
+        </w:tc>
+        <w:tc>
+          <w:tcPr>
+            <w:tcW w:w="2200" w:type="dxa"/>
+            <w:tcBorders>
+              <w:top w:val="single" w:sz="1" w:space="0" w:color="CCCCCC"/>
+              <w:left w:val="single" w:sz="1" w:space="0" w:color="CCCCCC"/>
+              <w:bottom w:val="single" w:sz="1" w:space="0" w:color="CCCCCC"/>
+              <w:right w:val="single" w:sz="1" w:space="0" w:color="CCCCCC"/>
+            </w:tcBorders>
+            <w:shd w:val="clear" w:color="auto" w:fill="FFFFFF"/>
+            <w:tcMar>
+              <w:top w:w="80" w:type="dxa"/>
+              <w:left w:w="140" w:type="dxa"/>
+              <w:bottom w:w="80" w:type="dxa"/>
+              <w:right w:w="140" w:type="dxa"/>
+            </w:tcMar>
+          </w:tcPr>
+          <w:p>
+            <w:pPr>
+              <w:rPr>
+                <w:highlight w:val="yellow"/>
+              </w:rPr>
+            </w:pPr>
+            <w:proofErr w:type="spellStart"/>
+            <w:r>
+              <w:rPr>
+                <w:b/>
+                <w:bCs/>
+                <w:color w:val="16213E"/>
+                <w:sz w:val="17"/>
+                <w:szCs w:val="17"/>
+                <w:highlight w:val="yellow"/>
+              </w:rPr>
+              <w:t>MoveNotationModel</w:t>
+            </w:r>
+            <w:proofErr w:type="spellEnd"/>
+          </w:p>
+        </w:tc>
+        <w:tc>
+          <w:tcPr>
+            <w:tcW w:w="1000" w:type="dxa"/>
+            <w:tcBorders>
+              <w:top w:val="single" w:sz="1" w:space="0" w:color="CCCCCC"/>
+              <w:left w:val="single" w:sz="1" w:space="0" w:color="CCCCCC"/>
+              <w:bottom w:val="single" w:sz="1" w:space="0" w:color="CCCCCC"/>
+              <w:right w:val="single" w:sz="1" w:space="0" w:color="CCCCCC"/>
+            </w:tcBorders>
+            <w:shd w:val="clear" w:color="auto" w:fill="FADBD8"/>
+            <w:tcMar>
+              <w:top w:w="80" w:type="dxa"/>
+              <w:left w:w="140" w:type="dxa"/>
+              <w:bottom w:w="80" w:type="dxa"/>
+              <w:right w:w="140" w:type="dxa"/>
+            </w:tcMar>
+            <w:vAlign w:val="center"/>
+          </w:tcPr>
+          <w:p>
+            <w:pPr>
+              <w:jc w:val="center"/>
+              <w:rPr>
+                <w:highlight w:val="yellow"/>
+              </w:rPr>
+            </w:pPr>
+            <w:r>
+              <w:rPr>
+                <w:b/>
+                <w:bCs/>
+                <w:color w:val="922B21"/>
+                <w:sz w:val="15"/>
+                <w:szCs w:val="15"/>
+                <w:highlight w:val="yellow"/>
+              </w:rPr>
+              <w:t>CRITICAL</w:t>
+            </w:r>
+          </w:p>
+        </w:tc>
+        <w:tc>
+          <w:tcPr>
+            <w:tcW w:w="900" w:type="dxa"/>
+            <w:tcBorders>
+              <w:top w:val="single" w:sz="1" w:space="0" w:color="CCCCCC"/>
+              <w:left w:val="single" w:sz="1" w:space="0" w:color="CCCCCC"/>
+              <w:bottom w:val="single" w:sz="1" w:space="0" w:color="CCCCCC"/>
+              <w:right w:val="single" w:sz="1" w:space="0" w:color="CCCCCC"/>
+            </w:tcBorders>
+            <w:shd w:val="clear" w:color="auto" w:fill="FFFFFF"/>
+            <w:tcMar>
+              <w:top w:w="80" w:type="dxa"/>
+              <w:left w:w="140" w:type="dxa"/>
+              <w:bottom w:w="80" w:type="dxa"/>
+              <w:right w:w="140" w:type="dxa"/>
+            </w:tcMar>
+            <w:vAlign w:val="center"/>
+          </w:tcPr>
+          <w:p>
+            <w:pPr>
+              <w:jc w:val="center"/>
+              <w:rPr>
+                <w:highlight w:val="yellow"/>
+              </w:rPr>
+            </w:pPr>
+            <w:r>
+              <w:rPr>
+                <w:color w:val="555555"/>
+                <w:sz w:val="15"/>
+                <w:szCs w:val="15"/>
+                <w:highlight w:val="yellow"/>
+              </w:rPr>
+              <w:t>2–3 hrs</w:t>
+            </w:r>
+          </w:p>
+        </w:tc>
+        <w:tc>
+          <w:tcPr>
+            <w:tcW w:w="2900" w:type="dxa"/>
+            <w:tcBorders>
+              <w:top w:val="single" w:sz="1" w:space="0" w:color="CCCCCC"/>
+              <w:left w:val="single" w:sz="1" w:space="0" w:color="CCCCCC"/>
+              <w:bottom w:val="single" w:sz="1" w:space="0" w:color="CCCCCC"/>
+              <w:right w:val="single" w:sz="1" w:space="0" w:color="CCCCCC"/>
+            </w:tcBorders>
+            <w:shd w:val="clear" w:color="auto" w:fill="FFFFFF"/>
+            <w:tcMar>
+              <w:top w:w="80" w:type="dxa"/>
+              <w:left w:w="140" w:type="dxa"/>
+              <w:bottom w:w="80" w:type="dxa"/>
+              <w:right w:w="140" w:type="dxa"/>
+            </w:tcMar>
+            <w:vAlign w:val="center"/>
+          </w:tcPr>
+          <w:p>
+            <w:pPr>
+              <w:rPr>
+                <w:highlight w:val="yellow"/>
+              </w:rPr>
+            </w:pPr>
+            <w:r>
+              <w:rPr>
+                <w:color w:val="1A1A2E"/>
+                <w:sz w:val="16"/>
+                <w:szCs w:val="16"/>
+                <w:highlight w:val="yellow"/>
+              </w:rPr>
+              <w:t xml:space="preserve">Create </w:t>
+            </w:r>
+            <w:proofErr w:type="spellStart"/>
+            <w:r>
+              <w:rPr>
+                <w:color w:val="1A1A2E"/>
+                <w:sz w:val="16"/>
+                <w:szCs w:val="16"/>
+                <w:highlight w:val="yellow"/>
+              </w:rPr>
+              <w:t>ui</w:t>
+            </w:r>
+            <w:proofErr w:type="spellEnd"/>
+            <w:r>
+              <w:rPr>
+                <w:color w:val="1A1A2E"/>
+                <w:sz w:val="16"/>
+                <w:szCs w:val="16"/>
+                <w:highlight w:val="yellow"/>
+              </w:rPr>
+              <w:t xml:space="preserve">/move_notation_model.py: a </w:t>
+            </w:r>
+            <w:proofErr w:type="spellStart"/>
+            <w:r>
+              <w:rPr>
+                <w:color w:val="1A1A2E"/>
+                <w:sz w:val="16"/>
+                <w:szCs w:val="16"/>
+                <w:highlight w:val="yellow"/>
+              </w:rPr>
+              <w:t>QAbstractTableModel</w:t>
+            </w:r>
+            <w:proofErr w:type="spellEnd"/>
+            <w:r>
+              <w:rPr>
+                <w:color w:val="1A1A2E"/>
+                <w:sz w:val="16"/>
+                <w:szCs w:val="16"/>
+                <w:highlight w:val="yellow"/>
+              </w:rPr>
+              <w:t xml:space="preserve"> that represents the move list as rows of (</w:t>
+            </w:r>
+            <w:proofErr w:type="spellStart"/>
+            <w:r>
+              <w:rPr>
+                <w:color w:val="1A1A2E"/>
+                <w:sz w:val="16"/>
+                <w:szCs w:val="16"/>
+                <w:highlight w:val="yellow"/>
+              </w:rPr>
+              <w:t>move_number</w:t>
+            </w:r>
+            <w:proofErr w:type="spellEnd"/>
+            <w:r>
+              <w:rPr>
+                <w:color w:val="1A1A2E"/>
+                <w:sz w:val="16"/>
+                <w:szCs w:val="16"/>
+                <w:highlight w:val="yellow"/>
+              </w:rPr>
+              <w:t xml:space="preserve">, </w:t>
+            </w:r>
+            <w:proofErr w:type="spellStart"/>
+            <w:r>
+              <w:rPr>
+                <w:color w:val="1A1A2E"/>
+                <w:sz w:val="16"/>
+                <w:szCs w:val="16"/>
+                <w:highlight w:val="yellow"/>
+              </w:rPr>
+              <w:t>white_move</w:t>
+            </w:r>
+            <w:proofErr w:type="spellEnd"/>
+            <w:r>
+              <w:rPr>
+                <w:color w:val="1A1A2E"/>
+                <w:sz w:val="16"/>
+                <w:szCs w:val="16"/>
+                <w:highlight w:val="yellow"/>
+              </w:rPr>
+              <w:t xml:space="preserve">, </w:t>
+            </w:r>
+            <w:proofErr w:type="spellStart"/>
+            <w:r>
+              <w:rPr>
+                <w:color w:val="1A1A2E"/>
+                <w:sz w:val="16"/>
+                <w:szCs w:val="16"/>
+                <w:highlight w:val="yellow"/>
+              </w:rPr>
+              <w:t>black_move</w:t>
+            </w:r>
+            <w:proofErr w:type="spellEnd"/>
+            <w:r>
+              <w:rPr>
+                <w:color w:val="1A1A2E"/>
+                <w:sz w:val="16"/>
+                <w:szCs w:val="16"/>
+                <w:highlight w:val="yellow"/>
+              </w:rPr>
+              <w:t xml:space="preserve">). Populated from </w:t>
+            </w:r>
+            <w:proofErr w:type="spellStart"/>
+            <w:r>
+              <w:rPr>
+                <w:color w:val="1A1A2E"/>
+                <w:sz w:val="16"/>
+                <w:szCs w:val="16"/>
+                <w:highlight w:val="yellow"/>
+              </w:rPr>
+              <w:t>PgnEditor.loaded.game</w:t>
+            </w:r>
+            <w:proofErr w:type="spellEnd"/>
+            <w:r>
+              <w:rPr>
+                <w:color w:val="1A1A2E"/>
+                <w:sz w:val="16"/>
+                <w:szCs w:val="16"/>
+                <w:highlight w:val="yellow"/>
+              </w:rPr>
+              <w:t xml:space="preserve"> mainline walk.</w:t>
+            </w:r>
+          </w:p>
+        </w:tc>
+        <w:tc>
+          <w:tcPr>
+            <w:tcW w:w="1800" w:type="dxa"/>
+            <w:tcBorders>
+              <w:top w:val="single" w:sz="1" w:space="0" w:color="CCCCCC"/>
+              <w:left w:val="single" w:sz="1" w:space="0" w:color="CCCCCC"/>
+              <w:bottom w:val="single" w:sz="1" w:space="0" w:color="CCCCCC"/>
+              <w:right w:val="single" w:sz="1" w:space="0" w:color="CCCCCC"/>
+            </w:tcBorders>
+            <w:shd w:val="clear" w:color="auto" w:fill="FAF7F0"/>
+            <w:tcMar>
+              <w:top w:w="80" w:type="dxa"/>
+              <w:left w:w="140" w:type="dxa"/>
+              <w:bottom w:w="80" w:type="dxa"/>
+              <w:right w:w="140" w:type="dxa"/>
+            </w:tcMar>
+            <w:vAlign w:val="center"/>
+          </w:tcPr>
+          <w:p>
+            <w:pPr>
+              <w:rPr>
+                <w:highlight w:val="yellow"/>
+              </w:rPr>
+            </w:pPr>
+            <w:r>
+              <w:rPr>
+                <w:color w:val="555555"/>
+                <w:sz w:val="15"/>
+                <w:szCs w:val="15"/>
+                <w:highlight w:val="yellow"/>
+              </w:rPr>
+              <w:t>The coach flags specific moves with strategy labels. These flags need to attach to individual move rows, not to raw PGN text positions.</w:t>
+            </w:r>
+          </w:p>
+        </w:tc>
+      </w:tr>
+      <w:tr>
+        <w:tc>
+          <w:tcPr>
+            <w:tcW w:w="560" w:type="dxa"/>
+            <w:tcBorders>
+              <w:top w:val="single" w:sz="1" w:space="0" w:color="CCCCCC"/>
+              <w:left w:val="single" w:sz="1" w:space="0" w:color="CCCCCC"/>
+              <w:bottom w:val="single" w:sz="1" w:space="0" w:color="CCCCCC"/>
+              <w:right w:val="single" w:sz="1" w:space="0" w:color="CCCCCC"/>
+            </w:tcBorders>
+            <w:shd w:val="clear" w:color="auto" w:fill="F2F2F2"/>
+            <w:tcMar>
+              <w:top w:w="80" w:type="dxa"/>
+              <w:left w:w="140" w:type="dxa"/>
+              <w:bottom w:w="80" w:type="dxa"/>
+              <w:right w:w="140" w:type="dxa"/>
+            </w:tcMar>
+            <w:vAlign w:val="center"/>
+          </w:tcPr>
+          <w:p>
+            <w:pPr>
+              <w:jc w:val="center"/>
+              <w:rPr>
+                <w:highlight w:val="yellow"/>
+              </w:rPr>
+            </w:pPr>
+            <w:r>
+              <w:rPr>
+                <w:b/>
+                <w:bCs/>
+                <w:color w:val="0F3460"/>
+                <w:sz w:val="16"/>
+                <w:szCs w:val="16"/>
+                <w:highlight w:val="yellow"/>
+              </w:rPr>
+              <w:t>C2</w:t>
+            </w:r>
+          </w:p>
+        </w:tc>
+        <w:tc>
+          <w:tcPr>
+            <w:tcW w:w="2200" w:type="dxa"/>
+            <w:tcBorders>
+              <w:top w:val="single" w:sz="1" w:space="0" w:color="CCCCCC"/>
+              <w:left w:val="single" w:sz="1" w:space="0" w:color="CCCCCC"/>
+              <w:bottom w:val="single" w:sz="1" w:space="0" w:color="CCCCCC"/>
+              <w:right w:val="single" w:sz="1" w:space="0" w:color="CCCCCC"/>
+            </w:tcBorders>
+            <w:shd w:val="clear" w:color="auto" w:fill="FFFFFF"/>
+            <w:tcMar>
+              <w:top w:w="80" w:type="dxa"/>
+              <w:left w:w="140" w:type="dxa"/>
+              <w:bottom w:w="80" w:type="dxa"/>
+              <w:right w:w="140" w:type="dxa"/>
+            </w:tcMar>
+          </w:tcPr>
+          <w:p>
+            <w:pPr>
+              <w:rPr>
+                <w:highlight w:val="yellow"/>
+              </w:rPr>
+            </w:pPr>
+            <w:proofErr w:type="spellStart"/>
+            <w:r>
+              <w:rPr>
+                <w:b/>
+                <w:bCs/>
+                <w:color w:val="16213E"/>
+                <w:sz w:val="17"/>
+                <w:szCs w:val="17"/>
+                <w:highlight w:val="yellow"/>
+              </w:rPr>
+              <w:t>MoveNotationView</w:t>
+            </w:r>
+            <w:proofErr w:type="spellEnd"/>
+          </w:p>
+        </w:tc>
+        <w:tc>
+          <w:tcPr>
+            <w:tcW w:w="1000" w:type="dxa"/>
+            <w:tcBorders>
+              <w:top w:val="single" w:sz="1" w:space="0" w:color="CCCCCC"/>
+              <w:left w:val="single" w:sz="1" w:space="0" w:color="CCCCCC"/>
+              <w:bottom w:val="single" w:sz="1" w:space="0" w:color="CCCCCC"/>
+              <w:right w:val="single" w:sz="1" w:space="0" w:color="CCCCCC"/>
+            </w:tcBorders>
+            <w:shd w:val="clear" w:color="auto" w:fill="FADBD8"/>
+            <w:tcMar>
+              <w:top w:w="80" w:type="dxa"/>
+              <w:left w:w="140" w:type="dxa"/>
+              <w:bottom w:w="80" w:type="dxa"/>
+              <w:right w:w="140" w:type="dxa"/>
+            </w:tcMar>
+            <w:vAlign w:val="center"/>
+          </w:tcPr>
+          <w:p>
+            <w:pPr>
+              <w:jc w:val="center"/>
+              <w:rPr>
+                <w:highlight w:val="yellow"/>
+              </w:rPr>
+            </w:pPr>
+            <w:r>
+              <w:rPr>
+                <w:b/>
+                <w:bCs/>
+                <w:color w:val="922B21"/>
+                <w:sz w:val="15"/>
+                <w:szCs w:val="15"/>
+                <w:highlight w:val="yellow"/>
+              </w:rPr>
+              <w:t>CRITICAL</w:t>
+            </w:r>
+          </w:p>
+        </w:tc>
+        <w:tc>
+          <w:tcPr>
+            <w:tcW w:w="900" w:type="dxa"/>
+            <w:tcBorders>
+              <w:top w:val="single" w:sz="1" w:space="0" w:color="CCCCCC"/>
+              <w:left w:val="single" w:sz="1" w:space="0" w:color="CCCCCC"/>
+              <w:bottom w:val="single" w:sz="1" w:space="0" w:color="CCCCCC"/>
+              <w:right w:val="single" w:sz="1" w:space="0" w:color="CCCCCC"/>
+            </w:tcBorders>
+            <w:shd w:val="clear" w:color="auto" w:fill="FFFFFF"/>
+            <w:tcMar>
+              <w:top w:w="80" w:type="dxa"/>
+              <w:left w:w="140" w:type="dxa"/>
+              <w:bottom w:w="80" w:type="dxa"/>
+              <w:right w:w="140" w:type="dxa"/>
+            </w:tcMar>
+            <w:vAlign w:val="center"/>
+          </w:tcPr>
+          <w:p>
+            <w:pPr>
+              <w:jc w:val="center"/>
+              <w:rPr>
+                <w:highlight w:val="yellow"/>
+              </w:rPr>
+            </w:pPr>
+            <w:r>
+              <w:rPr>
+                <w:color w:val="555555"/>
+                <w:sz w:val="15"/>
+                <w:szCs w:val="15"/>
+                <w:highlight w:val="yellow"/>
+              </w:rPr>
+              <w:t>2 hrs</w:t>
+            </w:r>
+          </w:p>
+        </w:tc>
+        <w:tc>
+          <w:tcPr>
+            <w:tcW w:w="2900" w:type="dxa"/>
+            <w:tcBorders>
+              <w:top w:val="single" w:sz="1" w:space="0" w:color="CCCCCC"/>
+              <w:left w:val="single" w:sz="1" w:space="0" w:color="CCCCCC"/>
+              <w:bottom w:val="single" w:sz="1" w:space="0" w:color="CCCCCC"/>
+              <w:right w:val="single" w:sz="1" w:space="0" w:color="CCCCCC"/>
+            </w:tcBorders>
+            <w:shd w:val="clear" w:color="auto" w:fill="FFFFFF"/>
+            <w:tcMar>
+              <w:top w:w="80" w:type="dxa"/>
+              <w:left w:w="140" w:type="dxa"/>
+              <w:bottom w:w="80" w:type="dxa"/>
+              <w:right w:w="140" w:type="dxa"/>
+            </w:tcMar>
+            <w:vAlign w:val="center"/>
+          </w:tcPr>
+          <w:p>
+            <w:pPr>
+              <w:rPr>
+                <w:highlight w:val="yellow"/>
+              </w:rPr>
+            </w:pPr>
+            <w:proofErr w:type="spellStart"/>
+            <w:r>
+              <w:rPr>
+                <w:color w:val="1A1A2E"/>
+                <w:sz w:val="16"/>
+                <w:szCs w:val="16"/>
+                <w:highlight w:val="yellow"/>
+              </w:rPr>
+              <w:t>QTableView</w:t>
+            </w:r>
+            <w:proofErr w:type="spellEnd"/>
+            <w:r>
+              <w:rPr>
+                <w:color w:val="1A1A2E"/>
+                <w:sz w:val="16"/>
+                <w:szCs w:val="16"/>
+                <w:highlight w:val="yellow"/>
+              </w:rPr>
+              <w:t xml:space="preserve"> rendering </w:t>
+            </w:r>
+            <w:proofErr w:type="spellStart"/>
+            <w:r>
+              <w:rPr>
+                <w:color w:val="1A1A2E"/>
+                <w:sz w:val="16"/>
+                <w:szCs w:val="16"/>
+                <w:highlight w:val="yellow"/>
+              </w:rPr>
+              <w:t>MoveNotationModel</w:t>
+            </w:r>
+            <w:proofErr w:type="spellEnd"/>
+            <w:r>
+              <w:rPr>
+                <w:color w:val="1A1A2E"/>
+                <w:sz w:val="16"/>
+                <w:szCs w:val="16"/>
+                <w:highlight w:val="yellow"/>
+              </w:rPr>
+              <w:t xml:space="preserve">. Click on a move navigates the board to that position (calls </w:t>
+            </w:r>
+            <w:proofErr w:type="spellStart"/>
+            <w:r>
+              <w:rPr>
+                <w:color w:val="1A1A2E"/>
+                <w:sz w:val="16"/>
+                <w:szCs w:val="16"/>
+                <w:highlight w:val="yellow"/>
+              </w:rPr>
+              <w:t>PgnEditor</w:t>
+            </w:r>
+            <w:proofErr w:type="spellEnd"/>
+            <w:r>
+              <w:rPr>
+                <w:color w:val="1A1A2E"/>
+                <w:sz w:val="16"/>
+                <w:szCs w:val="16"/>
+                <w:highlight w:val="yellow"/>
+              </w:rPr>
+              <w:t xml:space="preserve"> navigation). Current move is highlighted. Variations shown as sub-rows or indented.</w:t>
+            </w:r>
+          </w:p>
+        </w:tc>
+        <w:tc>
+          <w:tcPr>
+            <w:tcW w:w="1800" w:type="dxa"/>
+            <w:tcBorders>
+              <w:top w:val="single" w:sz="1" w:space="0" w:color="CCCCCC"/>
+              <w:left w:val="single" w:sz="1" w:space="0" w:color="CCCCCC"/>
+              <w:bottom w:val="single" w:sz="1" w:space="0" w:color="CCCCCC"/>
+              <w:right w:val="single" w:sz="1" w:space="0" w:color="CCCCCC"/>
+            </w:tcBorders>
+            <w:shd w:val="clear" w:color="auto" w:fill="FAF7F0"/>
+            <w:tcMar>
+              <w:top w:w="80" w:type="dxa"/>
+              <w:left w:w="140" w:type="dxa"/>
+              <w:bottom w:w="80" w:type="dxa"/>
+              <w:right w:w="140" w:type="dxa"/>
+            </w:tcMar>
+            <w:vAlign w:val="center"/>
+          </w:tcPr>
+          <w:p>
+            <w:pPr>
+              <w:rPr>
+                <w:highlight w:val="yellow"/>
+              </w:rPr>
+            </w:pPr>
+            <w:r>
+              <w:rPr>
+                <w:color w:val="555555"/>
+                <w:sz w:val="15"/>
+                <w:szCs w:val="15"/>
+                <w:highlight w:val="yellow"/>
+              </w:rPr>
+              <w:t>Standard chess GUI feature. The coach will highlight moves in this view with strategy colour badges.</w:t>
+            </w:r>
+          </w:p>
+        </w:tc>
+      </w:tr>
+      <w:tr>
+        <w:tc>
+          <w:tcPr>
+            <w:tcW w:w="560" w:type="dxa"/>
+            <w:tcBorders>
+              <w:top w:val="single" w:sz="1" w:space="0" w:color="CCCCCC"/>
+              <w:left w:val="single" w:sz="1" w:space="0" w:color="CCCCCC"/>
+              <w:bottom w:val="single" w:sz="1" w:space="0" w:color="CCCCCC"/>
+              <w:right w:val="single" w:sz="1" w:space="0" w:color="CCCCCC"/>
+            </w:tcBorders>
+            <w:shd w:val="clear" w:color="auto" w:fill="F2F2F2"/>
+            <w:tcMar>
+              <w:top w:w="80" w:type="dxa"/>
+              <w:left w:w="140" w:type="dxa"/>
+              <w:bottom w:w="80" w:type="dxa"/>
+              <w:right w:w="140" w:type="dxa"/>
+            </w:tcMar>
+            <w:vAlign w:val="center"/>
+          </w:tcPr>
+          <w:p>
+            <w:pPr>
+              <w:jc w:val="center"/>
+              <w:rPr>
+                <w:highlight w:val="yellow"/>
+              </w:rPr>
+            </w:pPr>
+            <w:r>
+              <w:rPr>
+                <w:b/>
+                <w:bCs/>
+                <w:color w:val="0F3460"/>
+                <w:sz w:val="16"/>
+                <w:szCs w:val="16"/>
+                <w:highlight w:val="yellow"/>
+              </w:rPr>
+              <w:t>C3</w:t>
+            </w:r>
+          </w:p>
+        </w:tc>
+        <w:tc>
+          <w:tcPr>
+            <w:tcW w:w="2200" w:type="dxa"/>
+            <w:tcBorders>
+              <w:top w:val="single" w:sz="1" w:space="0" w:color="CCCCCC"/>
+              <w:left w:val="single" w:sz="1" w:space="0" w:color="CCCCCC"/>
+              <w:bottom w:val="single" w:sz="1" w:space="0" w:color="CCCCCC"/>
+              <w:right w:val="single" w:sz="1" w:space="0" w:color="CCCCCC"/>
+            </w:tcBorders>
+            <w:shd w:val="clear" w:color="auto" w:fill="FFFFFF"/>
+            <w:tcMar>
+              <w:top w:w="80" w:type="dxa"/>
+              <w:left w:w="140" w:type="dxa"/>
+              <w:bottom w:w="80" w:type="dxa"/>
+              <w:right w:w="140" w:type="dxa"/>
+            </w:tcMar>
+          </w:tcPr>
+          <w:p>
+            <w:pPr>
+              <w:rPr>
+                <w:highlight w:val="yellow"/>
+              </w:rPr>
+            </w:pPr>
+            <w:r>
+              <w:rPr>
+                <w:b/>
+                <w:bCs/>
+                <w:color w:val="16213E"/>
+                <w:sz w:val="17"/>
+                <w:szCs w:val="17"/>
+                <w:highlight w:val="yellow"/>
+              </w:rPr>
+              <w:t>Strategy colour badges</w:t>
+            </w:r>
+          </w:p>
+        </w:tc>
+        <w:tc>
+          <w:tcPr>
+            <w:tcW w:w="1000" w:type="dxa"/>
+            <w:tcBorders>
+              <w:top w:val="single" w:sz="1" w:space="0" w:color="CCCCCC"/>
+              <w:left w:val="single" w:sz="1" w:space="0" w:color="CCCCCC"/>
+              <w:bottom w:val="single" w:sz="1" w:space="0" w:color="CCCCCC"/>
+              <w:right w:val="single" w:sz="1" w:space="0" w:color="CCCCCC"/>
+            </w:tcBorders>
+            <w:shd w:val="clear" w:color="auto" w:fill="FEF9E7"/>
+            <w:tcMar>
+              <w:top w:w="80" w:type="dxa"/>
+              <w:left w:w="140" w:type="dxa"/>
+              <w:bottom w:w="80" w:type="dxa"/>
+              <w:right w:w="140" w:type="dxa"/>
+            </w:tcMar>
+            <w:vAlign w:val="center"/>
+          </w:tcPr>
+          <w:p>
+            <w:pPr>
+              <w:jc w:val="center"/>
+              <w:rPr>
+                <w:highlight w:val="yellow"/>
+              </w:rPr>
+            </w:pPr>
+            <w:r>
+              <w:rPr>
+                <w:b/>
+                <w:bCs/>
+                <w:color w:val="784212"/>
+                <w:sz w:val="15"/>
+                <w:szCs w:val="15"/>
+                <w:highlight w:val="yellow"/>
+              </w:rPr>
+              <w:t>HIGH</w:t>
+            </w:r>
+          </w:p>
+        </w:tc>
+        <w:tc>
+          <w:tcPr>
+            <w:tcW w:w="900" w:type="dxa"/>
+            <w:tcBorders>
+              <w:top w:val="single" w:sz="1" w:space="0" w:color="CCCCCC"/>
+              <w:left w:val="single" w:sz="1" w:space="0" w:color="CCCCCC"/>
+              <w:bottom w:val="single" w:sz="1" w:space="0" w:color="CCCCCC"/>
+              <w:right w:val="single" w:sz="1" w:space="0" w:color="CCCCCC"/>
+            </w:tcBorders>
+            <w:shd w:val="clear" w:color="auto" w:fill="FFFFFF"/>
+            <w:tcMar>
+              <w:top w:w="80" w:type="dxa"/>
+              <w:left w:w="140" w:type="dxa"/>
+              <w:bottom w:w="80" w:type="dxa"/>
+              <w:right w:w="140" w:type="dxa"/>
+            </w:tcMar>
+            <w:vAlign w:val="center"/>
+          </w:tcPr>
+          <w:p>
+            <w:pPr>
+              <w:jc w:val="center"/>
+              <w:rPr>
+                <w:highlight w:val="yellow"/>
+              </w:rPr>
+            </w:pPr>
+            <w:r>
+              <w:rPr>
+                <w:color w:val="555555"/>
+                <w:sz w:val="15"/>
+                <w:szCs w:val="15"/>
+                <w:highlight w:val="yellow"/>
+              </w:rPr>
+              <w:t>1 hr</w:t>
+            </w:r>
+          </w:p>
+        </w:tc>
+        <w:tc>
+          <w:tcPr>
+            <w:tcW w:w="2900" w:type="dxa"/>
+            <w:tcBorders>
+              <w:top w:val="single" w:sz="1" w:space="0" w:color="CCCCCC"/>
+              <w:left w:val="single" w:sz="1" w:space="0" w:color="CCCCCC"/>
+              <w:bottom w:val="single" w:sz="1" w:space="0" w:color="CCCCCC"/>
+              <w:right w:val="single" w:sz="1" w:space="0" w:color="CCCCCC"/>
+            </w:tcBorders>
+            <w:shd w:val="clear" w:color="auto" w:fill="FFFFFF"/>
+            <w:tcMar>
+              <w:top w:w="80" w:type="dxa"/>
+              <w:left w:w="140" w:type="dxa"/>
+              <w:bottom w:w="80" w:type="dxa"/>
+              <w:right w:w="140" w:type="dxa"/>
+            </w:tcMar>
+            <w:vAlign w:val="center"/>
+          </w:tcPr>
+          <w:p>
+            <w:pPr>
+              <w:rPr>
+                <w:highlight w:val="yellow"/>
+              </w:rPr>
+            </w:pPr>
+            <w:proofErr w:type="spellStart"/>
+            <w:r>
+              <w:rPr>
+                <w:color w:val="1A1A2E"/>
+                <w:sz w:val="16"/>
+                <w:szCs w:val="16"/>
+                <w:highlight w:val="yellow"/>
+              </w:rPr>
+              <w:t>MoveNotationModel</w:t>
+            </w:r>
+            <w:proofErr w:type="spellEnd"/>
+            <w:r>
+              <w:rPr>
+                <w:color w:val="1A1A2E"/>
+                <w:sz w:val="16"/>
+                <w:szCs w:val="16"/>
+                <w:highlight w:val="yellow"/>
+              </w:rPr>
+              <w:t xml:space="preserve"> has a role for </w:t>
+            </w:r>
+            <w:proofErr w:type="spellStart"/>
+            <w:r>
+              <w:rPr>
+                <w:color w:val="1A1A2E"/>
+                <w:sz w:val="16"/>
+                <w:szCs w:val="16"/>
+                <w:highlight w:val="yellow"/>
+              </w:rPr>
+              <w:t>strategy_tag</w:t>
+            </w:r>
+            <w:proofErr w:type="spellEnd"/>
+            <w:r>
+              <w:rPr>
+                <w:color w:val="1A1A2E"/>
+                <w:sz w:val="16"/>
+                <w:szCs w:val="16"/>
+                <w:highlight w:val="yellow"/>
+              </w:rPr>
+              <w:t xml:space="preserve"> (blitz/flank/fortress/feint/None). When the coach fires, it sets the tag on the relevant move row. </w:t>
+            </w:r>
+            <w:proofErr w:type="spellStart"/>
+            <w:r>
+              <w:rPr>
+                <w:color w:val="1A1A2E"/>
+                <w:sz w:val="16"/>
+                <w:szCs w:val="16"/>
+                <w:highlight w:val="yellow"/>
+              </w:rPr>
+              <w:t>MoveNotationView</w:t>
+            </w:r>
+            <w:proofErr w:type="spellEnd"/>
+            <w:r>
+              <w:rPr>
+                <w:color w:val="1A1A2E"/>
+                <w:sz w:val="16"/>
+                <w:szCs w:val="16"/>
+                <w:highlight w:val="yellow"/>
+              </w:rPr>
+              <w:t xml:space="preserve"> renders a coloured dot or badge next to the move.</w:t>
+            </w:r>
+          </w:p>
+        </w:tc>
+        <w:tc>
+          <w:tcPr>
+            <w:tcW w:w="1800" w:type="dxa"/>
+            <w:tcBorders>
+              <w:top w:val="single" w:sz="1" w:space="0" w:color="CCCCCC"/>
+              <w:left w:val="single" w:sz="1" w:space="0" w:color="CCCCCC"/>
+              <w:bottom w:val="single" w:sz="1" w:space="0" w:color="CCCCCC"/>
+              <w:right w:val="single" w:sz="1" w:space="0" w:color="CCCCCC"/>
+            </w:tcBorders>
+            <w:shd w:val="clear" w:color="auto" w:fill="FAF7F0"/>
+            <w:tcMar>
+              <w:top w:w="80" w:type="dxa"/>
+              <w:left w:w="140" w:type="dxa"/>
+              <w:bottom w:w="80" w:type="dxa"/>
+              <w:right w:w="140" w:type="dxa"/>
+            </w:tcMar>
+            <w:vAlign w:val="center"/>
+          </w:tcPr>
+          <w:p>
+            <w:pPr>
+              <w:rPr>
+                <w:highlight w:val="yellow"/>
+              </w:rPr>
+            </w:pPr>
+            <w:r>
+              <w:rPr>
+                <w:color w:val="555555"/>
+                <w:sz w:val="15"/>
+                <w:szCs w:val="15"/>
+                <w:highlight w:val="yellow"/>
+              </w:rPr>
+              <w:t xml:space="preserve">This is the </w:t>
+            </w:r>
+            <w:proofErr w:type="spellStart"/>
+            <w:r>
+              <w:rPr>
+                <w:color w:val="555555"/>
+                <w:sz w:val="15"/>
+                <w:szCs w:val="15"/>
+                <w:highlight w:val="yellow"/>
+              </w:rPr>
+              <w:t>move_flags</w:t>
+            </w:r>
+            <w:proofErr w:type="spellEnd"/>
+            <w:r>
+              <w:rPr>
+                <w:color w:val="555555"/>
+                <w:sz w:val="15"/>
+                <w:szCs w:val="15"/>
+                <w:highlight w:val="yellow"/>
+              </w:rPr>
+              <w:t xml:space="preserve"> field from </w:t>
+            </w:r>
+            <w:proofErr w:type="spellStart"/>
+            <w:r>
+              <w:rPr>
+                <w:color w:val="555555"/>
+                <w:sz w:val="15"/>
+                <w:szCs w:val="15"/>
+                <w:highlight w:val="yellow"/>
+              </w:rPr>
+              <w:t>CoachOutput</w:t>
+            </w:r>
+            <w:proofErr w:type="spellEnd"/>
+            <w:r>
+              <w:rPr>
+                <w:color w:val="555555"/>
+                <w:sz w:val="15"/>
+                <w:szCs w:val="15"/>
+                <w:highlight w:val="yellow"/>
+              </w:rPr>
+              <w:t>. The visual connection between move and strategy needs to exist before the coach populates it.</w:t>
+            </w:r>
+          </w:p>
+        </w:tc>
+      </w:tr>
+      <w:tr>
+        <w:tc>
+          <w:tcPr>
+            <w:tcW w:w="560" w:type="dxa"/>
+            <w:tcBorders>
+              <w:top w:val="single" w:sz="1" w:space="0" w:color="CCCCCC"/>
+              <w:left w:val="single" w:sz="1" w:space="0" w:color="CCCCCC"/>
+              <w:bottom w:val="single" w:sz="1" w:space="0" w:color="CCCCCC"/>
+              <w:right w:val="single" w:sz="1" w:space="0" w:color="CCCCCC"/>
+            </w:tcBorders>
+            <w:shd w:val="clear" w:color="auto" w:fill="F2F2F2"/>
+            <w:tcMar>
+              <w:top w:w="80" w:type="dxa"/>
+              <w:left w:w="140" w:type="dxa"/>
+              <w:bottom w:w="80" w:type="dxa"/>
+              <w:right w:w="140" w:type="dxa"/>
+            </w:tcMar>
+            <w:vAlign w:val="center"/>
+          </w:tcPr>
+          <w:p>
+            <w:pPr>
+              <w:jc w:val="center"/>
+              <w:rPr>
+                <w:highlight w:val="yellow"/>
+              </w:rPr>
+            </w:pPr>
+            <w:r>
+              <w:rPr>
+                <w:b/>
+                <w:bCs/>
+                <w:color w:val="0F3460"/>
+                <w:sz w:val="16"/>
+                <w:szCs w:val="16"/>
+                <w:highlight w:val="yellow"/>
+              </w:rPr>
+              <w:t>C4</w:t>
+            </w:r>
+          </w:p>
+        </w:tc>
+        <w:tc>
+          <w:tcPr>
+            <w:tcW w:w="2200" w:type="dxa"/>
+            <w:tcBorders>
+              <w:top w:val="single" w:sz="1" w:space="0" w:color="CCCCCC"/>
+              <w:left w:val="single" w:sz="1" w:space="0" w:color="CCCCCC"/>
+              <w:bottom w:val="single" w:sz="1" w:space="0" w:color="CCCCCC"/>
+              <w:right w:val="single" w:sz="1" w:space="0" w:color="CCCCCC"/>
+            </w:tcBorders>
+            <w:shd w:val="clear" w:color="auto" w:fill="FFFFFF"/>
+            <w:tcMar>
+              <w:top w:w="80" w:type="dxa"/>
+              <w:left w:w="140" w:type="dxa"/>
+              <w:bottom w:w="80" w:type="dxa"/>
+              <w:right w:w="140" w:type="dxa"/>
+            </w:tcMar>
+          </w:tcPr>
+          <w:p>
+            <w:pPr>
+              <w:rPr>
+                <w:highlight w:val="yellow"/>
+              </w:rPr>
+            </w:pPr>
+            <w:r>
+              <w:rPr>
+                <w:b/>
+                <w:bCs/>
+                <w:color w:val="16213E"/>
+                <w:sz w:val="17"/>
+                <w:szCs w:val="17"/>
+                <w:highlight w:val="yellow"/>
+              </w:rPr>
+              <w:t>Wire to position events</w:t>
+            </w:r>
+          </w:p>
+        </w:tc>
+        <w:tc>
+          <w:tcPr>
+            <w:tcW w:w="1000" w:type="dxa"/>
+            <w:tcBorders>
+              <w:top w:val="single" w:sz="1" w:space="0" w:color="CCCCCC"/>
+              <w:left w:val="single" w:sz="1" w:space="0" w:color="CCCCCC"/>
+              <w:bottom w:val="single" w:sz="1" w:space="0" w:color="CCCCCC"/>
+              <w:right w:val="single" w:sz="1" w:space="0" w:color="CCCCCC"/>
+            </w:tcBorders>
+            <w:shd w:val="clear" w:color="auto" w:fill="FEF9E7"/>
+            <w:tcMar>
+              <w:top w:w="80" w:type="dxa"/>
+              <w:left w:w="140" w:type="dxa"/>
+              <w:bottom w:w="80" w:type="dxa"/>
+              <w:right w:w="140" w:type="dxa"/>
+            </w:tcMar>
+            <w:vAlign w:val="center"/>
+          </w:tcPr>
+          <w:p>
+            <w:pPr>
+              <w:jc w:val="center"/>
+              <w:rPr>
+                <w:highlight w:val="yellow"/>
+              </w:rPr>
+            </w:pPr>
+            <w:r>
+              <w:rPr>
+                <w:b/>
+                <w:bCs/>
+                <w:color w:val="784212"/>
+                <w:sz w:val="15"/>
+                <w:szCs w:val="15"/>
+                <w:highlight w:val="yellow"/>
+              </w:rPr>
+              <w:t>HIGH</w:t>
+            </w:r>
+          </w:p>
+        </w:tc>
+        <w:tc>
+          <w:tcPr>
+            <w:tcW w:w="900" w:type="dxa"/>
+            <w:tcBorders>
+              <w:top w:val="single" w:sz="1" w:space="0" w:color="CCCCCC"/>
+              <w:left w:val="single" w:sz="1" w:space="0" w:color="CCCCCC"/>
+              <w:bottom w:val="single" w:sz="1" w:space="0" w:color="CCCCCC"/>
+              <w:right w:val="single" w:sz="1" w:space="0" w:color="CCCCCC"/>
+            </w:tcBorders>
+            <w:shd w:val="clear" w:color="auto" w:fill="FFFFFF"/>
+            <w:tcMar>
+              <w:top w:w="80" w:type="dxa"/>
+              <w:left w:w="140" w:type="dxa"/>
+              <w:bottom w:w="80" w:type="dxa"/>
+              <w:right w:w="140" w:type="dxa"/>
+            </w:tcMar>
+            <w:vAlign w:val="center"/>
+          </w:tcPr>
+          <w:p>
+            <w:pPr>
+              <w:jc w:val="center"/>
+              <w:rPr>
+                <w:highlight w:val="yellow"/>
+              </w:rPr>
+            </w:pPr>
+            <w:r>
+              <w:rPr>
+                <w:color w:val="555555"/>
+                <w:sz w:val="15"/>
+                <w:szCs w:val="15"/>
+                <w:highlight w:val="yellow"/>
+              </w:rPr>
+              <w:t>1 hr</w:t>
+            </w:r>
+          </w:p>
+        </w:tc>
+        <w:tc>
+          <w:tcPr>
+            <w:tcW w:w="2900" w:type="dxa"/>
+            <w:tcBorders>
+              <w:top w:val="single" w:sz="1" w:space="0" w:color="CCCCCC"/>
+              <w:left w:val="single" w:sz="1" w:space="0" w:color="CCCCCC"/>
+              <w:bottom w:val="single" w:sz="1" w:space="0" w:color="CCCCCC"/>
+              <w:right w:val="single" w:sz="1" w:space="0" w:color="CCCCCC"/>
+            </w:tcBorders>
+            <w:shd w:val="clear" w:color="auto" w:fill="FFFFFF"/>
+            <w:tcMar>
+              <w:top w:w="80" w:type="dxa"/>
+              <w:left w:w="140" w:type="dxa"/>
+              <w:bottom w:w="80" w:type="dxa"/>
+              <w:right w:w="140" w:type="dxa"/>
+            </w:tcMar>
+            <w:vAlign w:val="center"/>
+          </w:tcPr>
+          <w:p>
+            <w:pPr>
+              <w:rPr>
+                <w:highlight w:val="yellow"/>
+              </w:rPr>
+            </w:pPr>
+            <w:r>
+              <w:rPr>
+                <w:color w:val="1A1A2E"/>
+                <w:sz w:val="16"/>
+                <w:szCs w:val="16"/>
+                <w:highlight w:val="yellow"/>
+              </w:rPr>
+              <w:t>On every _</w:t>
+            </w:r>
+            <w:proofErr w:type="spellStart"/>
+            <w:r>
+              <w:rPr>
+                <w:color w:val="1A1A2E"/>
+                <w:sz w:val="16"/>
+                <w:szCs w:val="16"/>
+                <w:highlight w:val="yellow"/>
+              </w:rPr>
+              <w:t>on_position_changed</w:t>
+            </w:r>
+            <w:proofErr w:type="spellEnd"/>
+            <w:r>
+              <w:rPr>
+                <w:color w:val="1A1A2E"/>
+                <w:sz w:val="16"/>
+                <w:szCs w:val="16"/>
+                <w:highlight w:val="yellow"/>
+              </w:rPr>
+              <w:t xml:space="preserve">() call, rebuild or update </w:t>
+            </w:r>
+            <w:proofErr w:type="spellStart"/>
+            <w:r>
+              <w:rPr>
+                <w:color w:val="1A1A2E"/>
+                <w:sz w:val="16"/>
+                <w:szCs w:val="16"/>
+                <w:highlight w:val="yellow"/>
+              </w:rPr>
+              <w:t>MoveNotationModel</w:t>
+            </w:r>
+            <w:proofErr w:type="spellEnd"/>
+            <w:r>
+              <w:rPr>
+                <w:color w:val="1A1A2E"/>
+                <w:sz w:val="16"/>
+                <w:szCs w:val="16"/>
+                <w:highlight w:val="yellow"/>
+              </w:rPr>
+              <w:t xml:space="preserve"> and scroll the view to the current move row. Must stay in sync with board navigation.</w:t>
+            </w:r>
+          </w:p>
+        </w:tc>
+        <w:tc>
+          <w:tcPr>
+            <w:tcW w:w="1800" w:type="dxa"/>
+            <w:tcBorders>
+              <w:top w:val="single" w:sz="1" w:space="0" w:color="CCCCCC"/>
+              <w:left w:val="single" w:sz="1" w:space="0" w:color="CCCCCC"/>
+              <w:bottom w:val="single" w:sz="1" w:space="0" w:color="CCCCCC"/>
+              <w:right w:val="single" w:sz="1" w:space="0" w:color="CCCCCC"/>
+            </w:tcBorders>
+            <w:shd w:val="clear" w:color="auto" w:fill="FAF7F0"/>
+            <w:tcMar>
+              <w:top w:w="80" w:type="dxa"/>
+              <w:left w:w="140" w:type="dxa"/>
+              <w:bottom w:w="80" w:type="dxa"/>
+              <w:right w:w="140" w:type="dxa"/>
+            </w:tcMar>
+            <w:vAlign w:val="center"/>
+          </w:tcPr>
+          <w:p>
+            <w:r>
+              <w:rPr>
+                <w:color w:val="555555"/>
+                <w:sz w:val="15"/>
+                <w:szCs w:val="15"/>
+                <w:highlight w:val="yellow"/>
+              </w:rPr>
+              <w:t>If the move list drifts out of sync with the board, the coach annotations will appear on the wrong moves.</w:t>
+            </w:r>
+          </w:p>
+        </w:tc>
+      </w:tr>
+    </w:tbl>
+    <w:p/>
+    <w:tbl>
+      <w:tblPr>
+        <w:tblW w:w="9360" w:type="dxa"/>
+        <w:tblBorders>
+          <w:top w:val="single" w:sz="4" w:space="0" w:color="auto"/>
+          <w:left w:val="single" w:sz="4" w:space="0" w:color="auto"/>
+          <w:bottom w:val="single" w:sz="4" w:space="0" w:color="auto"/>
+          <w:right w:val="single" w:sz="4" w:space="0" w:color="auto"/>
+          <w:insideH w:val="single" w:sz="4" w:space="0" w:color="auto"/>
+          <w:insideV w:val="single" w:sz="4" w:space="0" w:color="auto"/>
+        </w:tblBorders>
+        <w:tblCellMar>
+          <w:left w:w="10" w:type="dxa"/>
+          <w:right w:w="10" w:type="dxa"/>
+        </w:tblCellMar>
+        <w:tblLook w:val="04A0" w:firstRow="1" w:lastRow="0" w:firstColumn="1" w:lastColumn="0" w:noHBand="0" w:noVBand="1"/>
+      </w:tblPr>
+      <w:tblGrid>
+        <w:gridCol w:w="1039"/>
+        <w:gridCol w:w="8321"/>
+      </w:tblGrid>
+      <w:tr>
+        <w:tc>
+          <w:tcPr>
+            <w:tcW w:w="0" w:type="auto"/>
+            <w:tcBorders>
+              <w:top w:val="single" w:sz="1" w:space="0" w:color="145A32"/>
+              <w:left w:val="single" w:sz="1" w:space="0" w:color="145A32"/>
+              <w:bottom w:val="single" w:sz="1" w:space="0" w:color="145A32"/>
+              <w:right w:val="single" w:sz="1" w:space="0" w:color="145A32"/>
+            </w:tcBorders>
+            <w:shd w:val="clear" w:color="auto" w:fill="145A32"/>
+            <w:tcMar>
+              <w:top w:w="120" w:type="dxa"/>
+              <w:left w:w="160" w:type="dxa"/>
+              <w:bottom w:w="120" w:type="dxa"/>
+              <w:right w:w="160" w:type="dxa"/>
+            </w:tcMar>
+            <w:vAlign w:val="center"/>
+          </w:tcPr>
+          <w:p>
+            <w:pPr>
+              <w:jc w:val="center"/>
+              <w:rPr>
+                <w:highlight w:val="yellow"/>
+              </w:rPr>
+            </w:pPr>
+            <w:r>
+              <w:rPr>
+                <w:b/>
+                <w:bCs/>
+                <w:color w:val="FFFFFF"/>
+                <w:sz w:val="48"/>
+                <w:szCs w:val="48"/>
+                <w:highlight w:val="yellow"/>
+              </w:rPr>
+              <w:t>D</w:t>
+            </w:r>
+          </w:p>
+        </w:tc>
+        <w:tc>
+          <w:tcPr>
+            <w:tcW w:w="0" w:type="auto"/>
+            <w:tcBorders>
+              <w:top w:val="single" w:sz="1" w:space="0" w:color="145A32"/>
+              <w:left w:val="single" w:sz="1" w:space="0" w:color="145A32"/>
+              <w:bottom w:val="single" w:sz="1" w:space="0" w:color="145A32"/>
+              <w:right w:val="single" w:sz="1" w:space="0" w:color="145A32"/>
+            </w:tcBorders>
+            <w:shd w:val="clear" w:color="auto" w:fill="F8F8F8"/>
+            <w:tcMar>
+              <w:top w:w="120" w:type="dxa"/>
+              <w:left w:w="280" w:type="dxa"/>
+              <w:bottom w:w="120" w:type="dxa"/>
+              <w:right w:w="160" w:type="dxa"/>
+            </w:tcMar>
+          </w:tcPr>
+          <w:p>
+            <w:pPr>
+              <w:rPr>
+                <w:highlight w:val="yellow"/>
+              </w:rPr>
+            </w:pPr>
+            <w:r>
+              <w:rPr>
+                <w:b/>
+                <w:bCs/>
+                <w:color w:val="145A32"/>
+                <w:sz w:val="28"/>
+                <w:szCs w:val="28"/>
+                <w:highlight w:val="yellow"/>
+              </w:rPr>
+              <w:t>Engine Eval Display</w:t>
+            </w:r>
+          </w:p>
+          <w:p>
+            <w:pPr>
+              <w:spacing w:before="60"/>
+              <w:rPr>
+                <w:highlight w:val="yellow"/>
+              </w:rPr>
+            </w:pPr>
+            <w:r>
+              <w:rPr>
+                <w:i/>
+                <w:iCs/>
+                <w:color w:val="555555"/>
+                <w:sz w:val="19"/>
+                <w:szCs w:val="19"/>
+                <w:highlight w:val="yellow"/>
+              </w:rPr>
+              <w:t>Show the player what Stockfish sees. Coach references it.</w:t>
+            </w:r>
+          </w:p>
+        </w:tc>
+      </w:tr>
+    </w:tbl>
+    <w:p>
+      <w:pPr>
+        <w:rPr>
+          <w:highlight w:val="yellow"/>
+        </w:rPr>
+      </w:pPr>
+    </w:p>
+    <w:tbl>
+      <w:tblPr>
+        <w:tblW w:w="9360" w:type="dxa"/>
+        <w:tblBorders>
+          <w:top w:val="single" w:sz="4" w:space="0" w:color="auto"/>
+          <w:left w:val="single" w:sz="4" w:space="0" w:color="auto"/>
+          <w:bottom w:val="single" w:sz="4" w:space="0" w:color="auto"/>
+          <w:right w:val="single" w:sz="4" w:space="0" w:color="auto"/>
+          <w:insideH w:val="single" w:sz="4" w:space="0" w:color="auto"/>
+          <w:insideV w:val="single" w:sz="4" w:space="0" w:color="auto"/>
+        </w:tblBorders>
+        <w:tblCellMar>
+          <w:left w:w="10" w:type="dxa"/>
+          <w:right w:w="10" w:type="dxa"/>
+        </w:tblCellMar>
+        <w:tblLook w:val="04A0" w:firstRow="1" w:lastRow="0" w:firstColumn="1" w:lastColumn="0" w:noHBand="0" w:noVBand="1"/>
+      </w:tblPr>
+      <w:tblGrid>
+        <w:gridCol w:w="560"/>
+        <w:gridCol w:w="2200"/>
+        <w:gridCol w:w="1000"/>
+        <w:gridCol w:w="900"/>
+        <w:gridCol w:w="2900"/>
+        <w:gridCol w:w="1800"/>
+      </w:tblGrid>
+      <w:tr>
+        <w:tc>
+          <w:tcPr>
+            <w:tcW w:w="560" w:type="dxa"/>
+            <w:tcBorders>
+              <w:top w:val="single" w:sz="1" w:space="0" w:color="CCCCCC"/>
+              <w:left w:val="single" w:sz="1" w:space="0" w:color="CCCCCC"/>
+              <w:bottom w:val="single" w:sz="1" w:space="0" w:color="CCCCCC"/>
+              <w:right w:val="single" w:sz="1" w:space="0" w:color="CCCCCC"/>
+            </w:tcBorders>
+            <w:shd w:val="clear" w:color="auto" w:fill="16213E"/>
+            <w:tcMar>
+              <w:top w:w="80" w:type="dxa"/>
+              <w:left w:w="140" w:type="dxa"/>
+              <w:bottom w:w="80" w:type="dxa"/>
+              <w:right w:w="140" w:type="dxa"/>
+            </w:tcMar>
+            <w:vAlign w:val="center"/>
+          </w:tcPr>
+          <w:p>
+            <w:pPr>
+              <w:jc w:val="center"/>
+              <w:rPr>
+                <w:highlight w:val="yellow"/>
+              </w:rPr>
+            </w:pPr>
+            <w:r>
+              <w:rPr>
+                <w:b/>
+                <w:bCs/>
+                <w:color w:val="FFFFFF"/>
+                <w:sz w:val="16"/>
+                <w:szCs w:val="16"/>
+                <w:highlight w:val="yellow"/>
+              </w:rPr>
+              <w:t>#</w:t>
+            </w:r>
+          </w:p>
+        </w:tc>
+        <w:tc>
+          <w:tcPr>
+            <w:tcW w:w="2200" w:type="dxa"/>
+            <w:tcBorders>
+              <w:top w:val="single" w:sz="1" w:space="0" w:color="CCCCCC"/>
+              <w:left w:val="single" w:sz="1" w:space="0" w:color="CCCCCC"/>
+              <w:bottom w:val="single" w:sz="1" w:space="0" w:color="CCCCCC"/>
+              <w:right w:val="single" w:sz="1" w:space="0" w:color="CCCCCC"/>
+            </w:tcBorders>
+            <w:shd w:val="clear" w:color="auto" w:fill="16213E"/>
+            <w:tcMar>
+              <w:top w:w="80" w:type="dxa"/>
+              <w:left w:w="140" w:type="dxa"/>
+              <w:bottom w:w="80" w:type="dxa"/>
+              <w:right w:w="140" w:type="dxa"/>
+            </w:tcMar>
+            <w:vAlign w:val="center"/>
+          </w:tcPr>
+          <w:p>
+            <w:pPr>
+              <w:rPr>
+                <w:highlight w:val="yellow"/>
+              </w:rPr>
+            </w:pPr>
+            <w:r>
+              <w:rPr>
+                <w:b/>
+                <w:bCs/>
+                <w:color w:val="FFFFFF"/>
+                <w:sz w:val="16"/>
+                <w:szCs w:val="16"/>
+                <w:highlight w:val="yellow"/>
+              </w:rPr>
+              <w:t>Task</w:t>
+            </w:r>
+          </w:p>
+        </w:tc>
+        <w:tc>
+          <w:tcPr>
+            <w:tcW w:w="1000" w:type="dxa"/>
+            <w:tcBorders>
+              <w:top w:val="single" w:sz="1" w:space="0" w:color="CCCCCC"/>
+              <w:left w:val="single" w:sz="1" w:space="0" w:color="CCCCCC"/>
+              <w:bottom w:val="single" w:sz="1" w:space="0" w:color="CCCCCC"/>
+              <w:right w:val="single" w:sz="1" w:space="0" w:color="CCCCCC"/>
+            </w:tcBorders>
+            <w:shd w:val="clear" w:color="auto" w:fill="16213E"/>
+            <w:tcMar>
+              <w:top w:w="80" w:type="dxa"/>
+              <w:left w:w="140" w:type="dxa"/>
+              <w:bottom w:w="80" w:type="dxa"/>
+              <w:right w:w="140" w:type="dxa"/>
+            </w:tcMar>
+            <w:vAlign w:val="center"/>
+          </w:tcPr>
+          <w:p>
+            <w:pPr>
+              <w:jc w:val="center"/>
+              <w:rPr>
+                <w:highlight w:val="yellow"/>
+              </w:rPr>
+            </w:pPr>
+            <w:r>
+              <w:rPr>
+                <w:b/>
+                <w:bCs/>
+                <w:color w:val="FFFFFF"/>
+                <w:sz w:val="16"/>
+                <w:szCs w:val="16"/>
+                <w:highlight w:val="yellow"/>
+              </w:rPr>
+              <w:t>Priority</w:t>
+            </w:r>
+          </w:p>
+        </w:tc>
+        <w:tc>
+          <w:tcPr>
+            <w:tcW w:w="900" w:type="dxa"/>
+            <w:tcBorders>
+              <w:top w:val="single" w:sz="1" w:space="0" w:color="CCCCCC"/>
+              <w:left w:val="single" w:sz="1" w:space="0" w:color="CCCCCC"/>
+              <w:bottom w:val="single" w:sz="1" w:space="0" w:color="CCCCCC"/>
+              <w:right w:val="single" w:sz="1" w:space="0" w:color="CCCCCC"/>
+            </w:tcBorders>
+            <w:shd w:val="clear" w:color="auto" w:fill="16213E"/>
+            <w:tcMar>
+              <w:top w:w="80" w:type="dxa"/>
+              <w:left w:w="140" w:type="dxa"/>
+              <w:bottom w:w="80" w:type="dxa"/>
+              <w:right w:w="140" w:type="dxa"/>
+            </w:tcMar>
+            <w:vAlign w:val="center"/>
+          </w:tcPr>
+          <w:p>
+            <w:pPr>
+              <w:jc w:val="center"/>
+              <w:rPr>
+                <w:highlight w:val="yellow"/>
+              </w:rPr>
+            </w:pPr>
+            <w:r>
+              <w:rPr>
+                <w:b/>
+                <w:bCs/>
+                <w:color w:val="FFFFFF"/>
+                <w:sz w:val="16"/>
+                <w:szCs w:val="16"/>
+                <w:highlight w:val="yellow"/>
+              </w:rPr>
+              <w:t>Effort</w:t>
+            </w:r>
+          </w:p>
+        </w:tc>
+        <w:tc>
+          <w:tcPr>
+            <w:tcW w:w="2900" w:type="dxa"/>
+            <w:tcBorders>
+              <w:top w:val="single" w:sz="1" w:space="0" w:color="CCCCCC"/>
+              <w:left w:val="single" w:sz="1" w:space="0" w:color="CCCCCC"/>
+              <w:bottom w:val="single" w:sz="1" w:space="0" w:color="CCCCCC"/>
+              <w:right w:val="single" w:sz="1" w:space="0" w:color="CCCCCC"/>
+            </w:tcBorders>
+            <w:shd w:val="clear" w:color="auto" w:fill="16213E"/>
+            <w:tcMar>
+              <w:top w:w="80" w:type="dxa"/>
+              <w:left w:w="140" w:type="dxa"/>
+              <w:bottom w:w="80" w:type="dxa"/>
+              <w:right w:w="140" w:type="dxa"/>
+            </w:tcMar>
+            <w:vAlign w:val="center"/>
+          </w:tcPr>
+          <w:p>
+            <w:pPr>
+              <w:rPr>
+                <w:highlight w:val="yellow"/>
+              </w:rPr>
+            </w:pPr>
+            <w:r>
+              <w:rPr>
+                <w:b/>
+                <w:bCs/>
+                <w:color w:val="FFFFFF"/>
+                <w:sz w:val="16"/>
+                <w:szCs w:val="16"/>
+                <w:highlight w:val="yellow"/>
+              </w:rPr>
+              <w:t>What To Do</w:t>
+            </w:r>
+          </w:p>
+        </w:tc>
+        <w:tc>
+          <w:tcPr>
+            <w:tcW w:w="1800" w:type="dxa"/>
+            <w:tcBorders>
+              <w:top w:val="single" w:sz="1" w:space="0" w:color="CCCCCC"/>
+              <w:left w:val="single" w:sz="1" w:space="0" w:color="CCCCCC"/>
+              <w:bottom w:val="single" w:sz="1" w:space="0" w:color="CCCCCC"/>
+              <w:right w:val="single" w:sz="1" w:space="0" w:color="CCCCCC"/>
+            </w:tcBorders>
+            <w:shd w:val="clear" w:color="auto" w:fill="16213E"/>
+            <w:tcMar>
+              <w:top w:w="80" w:type="dxa"/>
+              <w:left w:w="140" w:type="dxa"/>
+              <w:bottom w:w="80" w:type="dxa"/>
+              <w:right w:w="140" w:type="dxa"/>
+            </w:tcMar>
+            <w:vAlign w:val="center"/>
+          </w:tcPr>
+          <w:p>
+            <w:pPr>
+              <w:rPr>
+                <w:highlight w:val="yellow"/>
+              </w:rPr>
+            </w:pPr>
+            <w:r>
+              <w:rPr>
+                <w:b/>
+                <w:bCs/>
+                <w:color w:val="FFFFFF"/>
+                <w:sz w:val="16"/>
+                <w:szCs w:val="16"/>
+                <w:highlight w:val="yellow"/>
+              </w:rPr>
+              <w:t>Why / Coach Dependency</w:t>
+            </w:r>
+          </w:p>
+        </w:tc>
+      </w:tr>
+      <w:tr>
+        <w:tc>
+          <w:tcPr>
+            <w:tcW w:w="560" w:type="dxa"/>
+            <w:tcBorders>
+              <w:top w:val="single" w:sz="1" w:space="0" w:color="CCCCCC"/>
+              <w:left w:val="single" w:sz="1" w:space="0" w:color="CCCCCC"/>
+              <w:bottom w:val="single" w:sz="1" w:space="0" w:color="CCCCCC"/>
+              <w:right w:val="single" w:sz="1" w:space="0" w:color="CCCCCC"/>
+            </w:tcBorders>
+            <w:shd w:val="clear" w:color="auto" w:fill="F2F2F2"/>
+            <w:tcMar>
+              <w:top w:w="80" w:type="dxa"/>
+              <w:left w:w="140" w:type="dxa"/>
+              <w:bottom w:w="80" w:type="dxa"/>
+              <w:right w:w="140" w:type="dxa"/>
+            </w:tcMar>
+            <w:vAlign w:val="center"/>
+          </w:tcPr>
+          <w:p>
+            <w:pPr>
+              <w:jc w:val="center"/>
+              <w:rPr>
+                <w:highlight w:val="yellow"/>
+              </w:rPr>
+            </w:pPr>
+            <w:r>
+              <w:rPr>
+                <w:b/>
+                <w:bCs/>
+                <w:color w:val="0F3460"/>
+                <w:sz w:val="16"/>
+                <w:szCs w:val="16"/>
+                <w:highlight w:val="yellow"/>
+              </w:rPr>
+              <w:t>D1</w:t>
+            </w:r>
+          </w:p>
+        </w:tc>
+        <w:tc>
+          <w:tcPr>
+            <w:tcW w:w="2200" w:type="dxa"/>
+            <w:tcBorders>
+              <w:top w:val="single" w:sz="1" w:space="0" w:color="CCCCCC"/>
+              <w:left w:val="single" w:sz="1" w:space="0" w:color="CCCCCC"/>
+              <w:bottom w:val="single" w:sz="1" w:space="0" w:color="CCCCCC"/>
+              <w:right w:val="single" w:sz="1" w:space="0" w:color="CCCCCC"/>
+            </w:tcBorders>
+            <w:shd w:val="clear" w:color="auto" w:fill="FFFFFF"/>
+            <w:tcMar>
+              <w:top w:w="80" w:type="dxa"/>
+              <w:left w:w="140" w:type="dxa"/>
+              <w:bottom w:w="80" w:type="dxa"/>
+              <w:right w:w="140" w:type="dxa"/>
+            </w:tcMar>
+          </w:tcPr>
+          <w:p>
+            <w:pPr>
+              <w:rPr>
+                <w:highlight w:val="yellow"/>
+              </w:rPr>
+            </w:pPr>
+            <w:r>
+              <w:rPr>
+                <w:b/>
+                <w:bCs/>
+                <w:color w:val="16213E"/>
+                <w:sz w:val="17"/>
+                <w:szCs w:val="17"/>
+                <w:highlight w:val="yellow"/>
+              </w:rPr>
+              <w:t>Eval bar widget</w:t>
+            </w:r>
+          </w:p>
+        </w:tc>
+        <w:tc>
+          <w:tcPr>
+            <w:tcW w:w="1000" w:type="dxa"/>
+            <w:tcBorders>
+              <w:top w:val="single" w:sz="1" w:space="0" w:color="CCCCCC"/>
+              <w:left w:val="single" w:sz="1" w:space="0" w:color="CCCCCC"/>
+              <w:bottom w:val="single" w:sz="1" w:space="0" w:color="CCCCCC"/>
+              <w:right w:val="single" w:sz="1" w:space="0" w:color="CCCCCC"/>
+            </w:tcBorders>
+            <w:shd w:val="clear" w:color="auto" w:fill="FEF9E7"/>
+            <w:tcMar>
+              <w:top w:w="80" w:type="dxa"/>
+              <w:left w:w="140" w:type="dxa"/>
+              <w:bottom w:w="80" w:type="dxa"/>
+              <w:right w:w="140" w:type="dxa"/>
+            </w:tcMar>
+            <w:vAlign w:val="center"/>
+          </w:tcPr>
+          <w:p>
+            <w:pPr>
+              <w:jc w:val="center"/>
+              <w:rPr>
+                <w:highlight w:val="yellow"/>
+              </w:rPr>
+            </w:pPr>
+            <w:r>
+              <w:rPr>
+                <w:b/>
+                <w:bCs/>
+                <w:color w:val="784212"/>
+                <w:sz w:val="15"/>
+                <w:szCs w:val="15"/>
+                <w:highlight w:val="yellow"/>
+              </w:rPr>
+              <w:t>HIGH</w:t>
+            </w:r>
+          </w:p>
+        </w:tc>
+        <w:tc>
+          <w:tcPr>
+            <w:tcW w:w="900" w:type="dxa"/>
+            <w:tcBorders>
+              <w:top w:val="single" w:sz="1" w:space="0" w:color="CCCCCC"/>
+              <w:left w:val="single" w:sz="1" w:space="0" w:color="CCCCCC"/>
+              <w:bottom w:val="single" w:sz="1" w:space="0" w:color="CCCCCC"/>
+              <w:right w:val="single" w:sz="1" w:space="0" w:color="CCCCCC"/>
+            </w:tcBorders>
+            <w:shd w:val="clear" w:color="auto" w:fill="FFFFFF"/>
+            <w:tcMar>
+              <w:top w:w="80" w:type="dxa"/>
+              <w:left w:w="140" w:type="dxa"/>
+              <w:bottom w:w="80" w:type="dxa"/>
+              <w:right w:w="140" w:type="dxa"/>
+            </w:tcMar>
+            <w:vAlign w:val="center"/>
+          </w:tcPr>
+          <w:p>
+            <w:pPr>
+              <w:jc w:val="center"/>
+              <w:rPr>
+                <w:highlight w:val="yellow"/>
+              </w:rPr>
+            </w:pPr>
+            <w:r>
+              <w:rPr>
+                <w:color w:val="555555"/>
+                <w:sz w:val="15"/>
+                <w:szCs w:val="15"/>
+                <w:highlight w:val="yellow"/>
+              </w:rPr>
+              <w:t>2 hrs</w:t>
+            </w:r>
+          </w:p>
+        </w:tc>
+        <w:tc>
+          <w:tcPr>
+            <w:tcW w:w="2900" w:type="dxa"/>
+            <w:tcBorders>
+              <w:top w:val="single" w:sz="1" w:space="0" w:color="CCCCCC"/>
+              <w:left w:val="single" w:sz="1" w:space="0" w:color="CCCCCC"/>
+              <w:bottom w:val="single" w:sz="1" w:space="0" w:color="CCCCCC"/>
+              <w:right w:val="single" w:sz="1" w:space="0" w:color="CCCCCC"/>
+            </w:tcBorders>
+            <w:shd w:val="clear" w:color="auto" w:fill="FFFFFF"/>
+            <w:tcMar>
+              <w:top w:w="80" w:type="dxa"/>
+              <w:left w:w="140" w:type="dxa"/>
+              <w:bottom w:w="80" w:type="dxa"/>
+              <w:right w:w="140" w:type="dxa"/>
+            </w:tcMar>
+            <w:vAlign w:val="center"/>
+          </w:tcPr>
+          <w:p>
+            <w:pPr>
+              <w:rPr>
+                <w:highlight w:val="yellow"/>
+              </w:rPr>
+            </w:pPr>
+            <w:r>
+              <w:rPr>
+                <w:color w:val="1A1A2E"/>
+                <w:sz w:val="16"/>
+                <w:szCs w:val="16"/>
+                <w:highlight w:val="yellow"/>
+              </w:rPr>
+              <w:t xml:space="preserve">Create </w:t>
+            </w:r>
+            <w:proofErr w:type="spellStart"/>
+            <w:r>
+              <w:rPr>
+                <w:color w:val="1A1A2E"/>
+                <w:sz w:val="16"/>
+                <w:szCs w:val="16"/>
+                <w:highlight w:val="yellow"/>
+              </w:rPr>
+              <w:t>ui</w:t>
+            </w:r>
+            <w:proofErr w:type="spellEnd"/>
+            <w:r>
+              <w:rPr>
+                <w:color w:val="1A1A2E"/>
+                <w:sz w:val="16"/>
+                <w:szCs w:val="16"/>
+                <w:highlight w:val="yellow"/>
+              </w:rPr>
+              <w:t xml:space="preserve">/eval_bar.py: a thin vertical </w:t>
+            </w:r>
+            <w:proofErr w:type="spellStart"/>
+            <w:r>
+              <w:rPr>
+                <w:color w:val="1A1A2E"/>
+                <w:sz w:val="16"/>
+                <w:szCs w:val="16"/>
+                <w:highlight w:val="yellow"/>
+              </w:rPr>
+              <w:t>QWidget</w:t>
+            </w:r>
+            <w:proofErr w:type="spellEnd"/>
+            <w:r>
+              <w:rPr>
+                <w:color w:val="1A1A2E"/>
+                <w:sz w:val="16"/>
+                <w:szCs w:val="16"/>
+                <w:highlight w:val="yellow"/>
+              </w:rPr>
+              <w:t xml:space="preserve"> that renders a white/black bar proportional to the centipawn score. Updates on every engine analysis. Shows score as text (e.g. +1.4, M3).</w:t>
+            </w:r>
+          </w:p>
+        </w:tc>
+        <w:tc>
+          <w:tcPr>
+            <w:tcW w:w="1800" w:type="dxa"/>
+            <w:tcBorders>
+              <w:top w:val="single" w:sz="1" w:space="0" w:color="CCCCCC"/>
+              <w:left w:val="single" w:sz="1" w:space="0" w:color="CCCCCC"/>
+              <w:bottom w:val="single" w:sz="1" w:space="0" w:color="CCCCCC"/>
+              <w:right w:val="single" w:sz="1" w:space="0" w:color="CCCCCC"/>
+            </w:tcBorders>
+            <w:shd w:val="clear" w:color="auto" w:fill="FAF7F0"/>
+            <w:tcMar>
+              <w:top w:w="80" w:type="dxa"/>
+              <w:left w:w="140" w:type="dxa"/>
+              <w:bottom w:w="80" w:type="dxa"/>
+              <w:right w:w="140" w:type="dxa"/>
+            </w:tcMar>
+            <w:vAlign w:val="center"/>
+          </w:tcPr>
+          <w:p>
+            <w:pPr>
+              <w:rPr>
+                <w:highlight w:val="yellow"/>
+              </w:rPr>
+            </w:pPr>
+            <w:r>
+              <w:rPr>
+                <w:color w:val="555555"/>
+                <w:sz w:val="15"/>
+                <w:szCs w:val="15"/>
+                <w:highlight w:val="yellow"/>
+              </w:rPr>
+              <w:t>Coach output references engine evaluation (</w:t>
+            </w:r>
+            <w:proofErr w:type="spellStart"/>
+            <w:r>
+              <w:rPr>
+                <w:color w:val="555555"/>
+                <w:sz w:val="15"/>
+                <w:szCs w:val="15"/>
+                <w:highlight w:val="yellow"/>
+              </w:rPr>
+              <w:t>eval_deficit</w:t>
+            </w:r>
+            <w:proofErr w:type="spellEnd"/>
+            <w:r>
+              <w:rPr>
+                <w:color w:val="555555"/>
+                <w:sz w:val="15"/>
+                <w:szCs w:val="15"/>
+                <w:highlight w:val="yellow"/>
+              </w:rPr>
+              <w:t xml:space="preserve">, </w:t>
+            </w:r>
+            <w:proofErr w:type="spellStart"/>
+            <w:r>
+              <w:rPr>
+                <w:color w:val="555555"/>
+                <w:sz w:val="15"/>
+                <w:szCs w:val="15"/>
+                <w:highlight w:val="yellow"/>
+              </w:rPr>
+              <w:t>sacrifice_delta</w:t>
+            </w:r>
+            <w:proofErr w:type="spellEnd"/>
+            <w:r>
+              <w:rPr>
+                <w:color w:val="555555"/>
+                <w:sz w:val="15"/>
+                <w:szCs w:val="15"/>
+                <w:highlight w:val="yellow"/>
+              </w:rPr>
+              <w:t>). Player needs visual context for what +0.8 or -1.5 means in real time.</w:t>
+            </w:r>
+          </w:p>
+        </w:tc>
+      </w:tr>
+      <w:tr>
+        <w:tc>
+          <w:tcPr>
+            <w:tcW w:w="560" w:type="dxa"/>
+            <w:tcBorders>
+              <w:top w:val="single" w:sz="1" w:space="0" w:color="CCCCCC"/>
+              <w:left w:val="single" w:sz="1" w:space="0" w:color="CCCCCC"/>
+              <w:bottom w:val="single" w:sz="1" w:space="0" w:color="CCCCCC"/>
+              <w:right w:val="single" w:sz="1" w:space="0" w:color="CCCCCC"/>
+            </w:tcBorders>
+            <w:shd w:val="clear" w:color="auto" w:fill="F2F2F2"/>
+            <w:tcMar>
+              <w:top w:w="80" w:type="dxa"/>
+              <w:left w:w="140" w:type="dxa"/>
+              <w:bottom w:w="80" w:type="dxa"/>
+              <w:right w:w="140" w:type="dxa"/>
+            </w:tcMar>
+            <w:vAlign w:val="center"/>
+          </w:tcPr>
+          <w:p>
+            <w:pPr>
+              <w:jc w:val="center"/>
+              <w:rPr>
+                <w:highlight w:val="yellow"/>
+              </w:rPr>
+            </w:pPr>
+            <w:r>
+              <w:rPr>
+                <w:b/>
+                <w:bCs/>
+                <w:color w:val="0F3460"/>
+                <w:sz w:val="16"/>
+                <w:szCs w:val="16"/>
+                <w:highlight w:val="yellow"/>
+              </w:rPr>
+              <w:t>D2</w:t>
+            </w:r>
+          </w:p>
+        </w:tc>
+        <w:tc>
+          <w:tcPr>
+            <w:tcW w:w="2200" w:type="dxa"/>
+            <w:tcBorders>
+              <w:top w:val="single" w:sz="1" w:space="0" w:color="CCCCCC"/>
+              <w:left w:val="single" w:sz="1" w:space="0" w:color="CCCCCC"/>
+              <w:bottom w:val="single" w:sz="1" w:space="0" w:color="CCCCCC"/>
+              <w:right w:val="single" w:sz="1" w:space="0" w:color="CCCCCC"/>
+            </w:tcBorders>
+            <w:shd w:val="clear" w:color="auto" w:fill="FFFFFF"/>
+            <w:tcMar>
+              <w:top w:w="80" w:type="dxa"/>
+              <w:left w:w="140" w:type="dxa"/>
+              <w:bottom w:w="80" w:type="dxa"/>
+              <w:right w:w="140" w:type="dxa"/>
+            </w:tcMar>
+          </w:tcPr>
+          <w:p>
+            <w:pPr>
+              <w:rPr>
+                <w:highlight w:val="yellow"/>
+              </w:rPr>
+            </w:pPr>
+            <w:r>
+              <w:rPr>
+                <w:b/>
+                <w:bCs/>
+                <w:color w:val="16213E"/>
+                <w:sz w:val="17"/>
+                <w:szCs w:val="17"/>
+                <w:highlight w:val="yellow"/>
+              </w:rPr>
+              <w:t>PV line display</w:t>
+            </w:r>
+          </w:p>
+        </w:tc>
+        <w:tc>
+          <w:tcPr>
+            <w:tcW w:w="1000" w:type="dxa"/>
+            <w:tcBorders>
+              <w:top w:val="single" w:sz="1" w:space="0" w:color="CCCCCC"/>
+              <w:left w:val="single" w:sz="1" w:space="0" w:color="CCCCCC"/>
+              <w:bottom w:val="single" w:sz="1" w:space="0" w:color="CCCCCC"/>
+              <w:right w:val="single" w:sz="1" w:space="0" w:color="CCCCCC"/>
+            </w:tcBorders>
+            <w:shd w:val="clear" w:color="auto" w:fill="FEF9E7"/>
+            <w:tcMar>
+              <w:top w:w="80" w:type="dxa"/>
+              <w:left w:w="140" w:type="dxa"/>
+              <w:bottom w:w="80" w:type="dxa"/>
+              <w:right w:w="140" w:type="dxa"/>
+            </w:tcMar>
+            <w:vAlign w:val="center"/>
+          </w:tcPr>
+          <w:p>
+            <w:pPr>
+              <w:jc w:val="center"/>
+              <w:rPr>
+                <w:highlight w:val="yellow"/>
+              </w:rPr>
+            </w:pPr>
+            <w:r>
+              <w:rPr>
+                <w:b/>
+                <w:bCs/>
+                <w:color w:val="784212"/>
+                <w:sz w:val="15"/>
+                <w:szCs w:val="15"/>
+                <w:highlight w:val="yellow"/>
+              </w:rPr>
+              <w:t>HIGH</w:t>
+            </w:r>
+          </w:p>
+        </w:tc>
+        <w:tc>
+          <w:tcPr>
+            <w:tcW w:w="900" w:type="dxa"/>
+            <w:tcBorders>
+              <w:top w:val="single" w:sz="1" w:space="0" w:color="CCCCCC"/>
+              <w:left w:val="single" w:sz="1" w:space="0" w:color="CCCCCC"/>
+              <w:bottom w:val="single" w:sz="1" w:space="0" w:color="CCCCCC"/>
+              <w:right w:val="single" w:sz="1" w:space="0" w:color="CCCCCC"/>
+            </w:tcBorders>
+            <w:shd w:val="clear" w:color="auto" w:fill="FFFFFF"/>
+            <w:tcMar>
+              <w:top w:w="80" w:type="dxa"/>
+              <w:left w:w="140" w:type="dxa"/>
+              <w:bottom w:w="80" w:type="dxa"/>
+              <w:right w:w="140" w:type="dxa"/>
+            </w:tcMar>
+            <w:vAlign w:val="center"/>
+          </w:tcPr>
+          <w:p>
+            <w:pPr>
+              <w:jc w:val="center"/>
+              <w:rPr>
+                <w:highlight w:val="yellow"/>
+              </w:rPr>
+            </w:pPr>
+            <w:r>
+              <w:rPr>
+                <w:color w:val="555555"/>
+                <w:sz w:val="15"/>
+                <w:szCs w:val="15"/>
+                <w:highlight w:val="yellow"/>
+              </w:rPr>
+              <w:t>1 hr</w:t>
+            </w:r>
+          </w:p>
+        </w:tc>
+        <w:tc>
+          <w:tcPr>
+            <w:tcW w:w="2900" w:type="dxa"/>
+            <w:tcBorders>
+              <w:top w:val="single" w:sz="1" w:space="0" w:color="CCCCCC"/>
+              <w:left w:val="single" w:sz="1" w:space="0" w:color="CCCCCC"/>
+              <w:bottom w:val="single" w:sz="1" w:space="0" w:color="CCCCCC"/>
+              <w:right w:val="single" w:sz="1" w:space="0" w:color="CCCCCC"/>
+            </w:tcBorders>
+            <w:shd w:val="clear" w:color="auto" w:fill="FFFFFF"/>
+            <w:tcMar>
+              <w:top w:w="80" w:type="dxa"/>
+              <w:left w:w="140" w:type="dxa"/>
+              <w:bottom w:w="80" w:type="dxa"/>
+              <w:right w:w="140" w:type="dxa"/>
+            </w:tcMar>
+            <w:vAlign w:val="center"/>
+          </w:tcPr>
+          <w:p>
+            <w:pPr>
+              <w:rPr>
+                <w:highlight w:val="yellow"/>
+              </w:rPr>
+            </w:pPr>
+            <w:r>
+              <w:rPr>
+                <w:color w:val="1A1A2E"/>
+                <w:sz w:val="16"/>
+                <w:szCs w:val="16"/>
+                <w:highlight w:val="yellow"/>
+              </w:rPr>
+              <w:t>Below the eval bar or in the engine row, show the top engine line (</w:t>
+            </w:r>
+            <w:proofErr w:type="spellStart"/>
+            <w:r>
+              <w:rPr>
+                <w:color w:val="1A1A2E"/>
+                <w:sz w:val="16"/>
+                <w:szCs w:val="16"/>
+                <w:highlight w:val="yellow"/>
+              </w:rPr>
+              <w:t>pv_uci</w:t>
+            </w:r>
+            <w:proofErr w:type="spellEnd"/>
+            <w:r>
+              <w:rPr>
+                <w:color w:val="1A1A2E"/>
+                <w:sz w:val="16"/>
+                <w:szCs w:val="16"/>
+                <w:highlight w:val="yellow"/>
+              </w:rPr>
+              <w:t xml:space="preserve"> converted to SAN). Updates while engine is running.</w:t>
+            </w:r>
+          </w:p>
+        </w:tc>
+        <w:tc>
+          <w:tcPr>
+            <w:tcW w:w="1800" w:type="dxa"/>
+            <w:tcBorders>
+              <w:top w:val="single" w:sz="1" w:space="0" w:color="CCCCCC"/>
+              <w:left w:val="single" w:sz="1" w:space="0" w:color="CCCCCC"/>
+              <w:bottom w:val="single" w:sz="1" w:space="0" w:color="CCCCCC"/>
+              <w:right w:val="single" w:sz="1" w:space="0" w:color="CCCCCC"/>
+            </w:tcBorders>
+            <w:shd w:val="clear" w:color="auto" w:fill="FAF7F0"/>
+            <w:tcMar>
+              <w:top w:w="80" w:type="dxa"/>
+              <w:left w:w="140" w:type="dxa"/>
+              <w:bottom w:w="80" w:type="dxa"/>
+              <w:right w:w="140" w:type="dxa"/>
+            </w:tcMar>
+            <w:vAlign w:val="center"/>
+          </w:tcPr>
+          <w:p>
+            <w:pPr>
+              <w:rPr>
+                <w:highlight w:val="yellow"/>
+              </w:rPr>
+            </w:pPr>
+            <w:r>
+              <w:rPr>
+                <w:color w:val="555555"/>
+                <w:sz w:val="15"/>
+                <w:szCs w:val="15"/>
+                <w:highlight w:val="yellow"/>
+              </w:rPr>
+              <w:t xml:space="preserve">Coach blitz detector uses </w:t>
+            </w:r>
+            <w:proofErr w:type="spellStart"/>
+            <w:r>
+              <w:rPr>
+                <w:color w:val="555555"/>
+                <w:sz w:val="15"/>
+                <w:szCs w:val="15"/>
+                <w:highlight w:val="yellow"/>
+              </w:rPr>
+              <w:t>piece_convergence</w:t>
+            </w:r>
+            <w:proofErr w:type="spellEnd"/>
+            <w:r>
+              <w:rPr>
+                <w:color w:val="555555"/>
+                <w:sz w:val="15"/>
+                <w:szCs w:val="15"/>
+                <w:highlight w:val="yellow"/>
+              </w:rPr>
+              <w:t xml:space="preserve"> from PV moves. Showing the PV lets the player follow what the coach is referencing.</w:t>
+            </w:r>
+          </w:p>
+        </w:tc>
+      </w:tr>
+      <w:tr>
+        <w:tc>
+          <w:tcPr>
+            <w:tcW w:w="560" w:type="dxa"/>
+            <w:tcBorders>
+              <w:top w:val="single" w:sz="1" w:space="0" w:color="CCCCCC"/>
+              <w:left w:val="single" w:sz="1" w:space="0" w:color="CCCCCC"/>
+              <w:bottom w:val="single" w:sz="1" w:space="0" w:color="CCCCCC"/>
+              <w:right w:val="single" w:sz="1" w:space="0" w:color="CCCCCC"/>
+            </w:tcBorders>
+            <w:shd w:val="clear" w:color="auto" w:fill="F2F2F2"/>
+            <w:tcMar>
+              <w:top w:w="80" w:type="dxa"/>
+              <w:left w:w="140" w:type="dxa"/>
+              <w:bottom w:w="80" w:type="dxa"/>
+              <w:right w:w="140" w:type="dxa"/>
+            </w:tcMar>
+            <w:vAlign w:val="center"/>
+          </w:tcPr>
+          <w:p>
+            <w:pPr>
+              <w:jc w:val="center"/>
+              <w:rPr>
+                <w:highlight w:val="yellow"/>
+              </w:rPr>
+            </w:pPr>
+            <w:r>
+              <w:rPr>
+                <w:b/>
+                <w:bCs/>
+                <w:color w:val="0F3460"/>
+                <w:sz w:val="16"/>
+                <w:szCs w:val="16"/>
+                <w:highlight w:val="yellow"/>
+              </w:rPr>
+              <w:t>D3</w:t>
+            </w:r>
+          </w:p>
+        </w:tc>
+        <w:tc>
+          <w:tcPr>
+            <w:tcW w:w="2200" w:type="dxa"/>
+            <w:tcBorders>
+              <w:top w:val="single" w:sz="1" w:space="0" w:color="CCCCCC"/>
+              <w:left w:val="single" w:sz="1" w:space="0" w:color="CCCCCC"/>
+              <w:bottom w:val="single" w:sz="1" w:space="0" w:color="CCCCCC"/>
+              <w:right w:val="single" w:sz="1" w:space="0" w:color="CCCCCC"/>
+            </w:tcBorders>
+            <w:shd w:val="clear" w:color="auto" w:fill="FFFFFF"/>
+            <w:tcMar>
+              <w:top w:w="80" w:type="dxa"/>
+              <w:left w:w="140" w:type="dxa"/>
+              <w:bottom w:w="80" w:type="dxa"/>
+              <w:right w:w="140" w:type="dxa"/>
+            </w:tcMar>
+          </w:tcPr>
+          <w:p>
+            <w:pPr>
+              <w:rPr>
+                <w:highlight w:val="yellow"/>
+              </w:rPr>
+            </w:pPr>
+            <w:r>
+              <w:rPr>
+                <w:b/>
+                <w:bCs/>
+                <w:color w:val="16213E"/>
+                <w:sz w:val="17"/>
+                <w:szCs w:val="17"/>
+                <w:highlight w:val="yellow"/>
+              </w:rPr>
+              <w:t>Async engine analysis</w:t>
+            </w:r>
+          </w:p>
+        </w:tc>
+        <w:tc>
+          <w:tcPr>
+            <w:tcW w:w="1000" w:type="dxa"/>
+            <w:tcBorders>
+              <w:top w:val="single" w:sz="1" w:space="0" w:color="CCCCCC"/>
+              <w:left w:val="single" w:sz="1" w:space="0" w:color="CCCCCC"/>
+              <w:bottom w:val="single" w:sz="1" w:space="0" w:color="CCCCCC"/>
+              <w:right w:val="single" w:sz="1" w:space="0" w:color="CCCCCC"/>
+            </w:tcBorders>
+            <w:shd w:val="clear" w:color="auto" w:fill="FADBD8"/>
+            <w:tcMar>
+              <w:top w:w="80" w:type="dxa"/>
+              <w:left w:w="140" w:type="dxa"/>
+              <w:bottom w:w="80" w:type="dxa"/>
+              <w:right w:w="140" w:type="dxa"/>
+            </w:tcMar>
+            <w:vAlign w:val="center"/>
+          </w:tcPr>
+          <w:p>
+            <w:pPr>
+              <w:jc w:val="center"/>
+              <w:rPr>
+                <w:highlight w:val="yellow"/>
+              </w:rPr>
+            </w:pPr>
+            <w:r>
+              <w:rPr>
+                <w:b/>
+                <w:bCs/>
+                <w:color w:val="922B21"/>
+                <w:sz w:val="15"/>
+                <w:szCs w:val="15"/>
+                <w:highlight w:val="yellow"/>
+              </w:rPr>
+              <w:t>CRITICAL</w:t>
+            </w:r>
+          </w:p>
+        </w:tc>
+        <w:tc>
+          <w:tcPr>
+            <w:tcW w:w="900" w:type="dxa"/>
+            <w:tcBorders>
+              <w:top w:val="single" w:sz="1" w:space="0" w:color="CCCCCC"/>
+              <w:left w:val="single" w:sz="1" w:space="0" w:color="CCCCCC"/>
+              <w:bottom w:val="single" w:sz="1" w:space="0" w:color="CCCCCC"/>
+              <w:right w:val="single" w:sz="1" w:space="0" w:color="CCCCCC"/>
+            </w:tcBorders>
+            <w:shd w:val="clear" w:color="auto" w:fill="FFFFFF"/>
+            <w:tcMar>
+              <w:top w:w="80" w:type="dxa"/>
+              <w:left w:w="140" w:type="dxa"/>
+              <w:bottom w:w="80" w:type="dxa"/>
+              <w:right w:w="140" w:type="dxa"/>
+            </w:tcMar>
+            <w:vAlign w:val="center"/>
+          </w:tcPr>
+          <w:p>
+            <w:pPr>
+              <w:jc w:val="center"/>
+              <w:rPr>
+                <w:highlight w:val="yellow"/>
+              </w:rPr>
+            </w:pPr>
+            <w:r>
+              <w:rPr>
+                <w:color w:val="555555"/>
+                <w:sz w:val="15"/>
+                <w:szCs w:val="15"/>
+                <w:highlight w:val="yellow"/>
+              </w:rPr>
+              <w:t>2–3 hrs</w:t>
+            </w:r>
+          </w:p>
+        </w:tc>
+        <w:tc>
+          <w:tcPr>
+            <w:tcW w:w="2900" w:type="dxa"/>
+            <w:tcBorders>
+              <w:top w:val="single" w:sz="1" w:space="0" w:color="CCCCCC"/>
+              <w:left w:val="single" w:sz="1" w:space="0" w:color="CCCCCC"/>
+              <w:bottom w:val="single" w:sz="1" w:space="0" w:color="CCCCCC"/>
+              <w:right w:val="single" w:sz="1" w:space="0" w:color="CCCCCC"/>
+            </w:tcBorders>
+            <w:shd w:val="clear" w:color="auto" w:fill="FFFFFF"/>
+            <w:tcMar>
+              <w:top w:w="80" w:type="dxa"/>
+              <w:left w:w="140" w:type="dxa"/>
+              <w:bottom w:w="80" w:type="dxa"/>
+              <w:right w:w="140" w:type="dxa"/>
+            </w:tcMar>
+            <w:vAlign w:val="center"/>
+          </w:tcPr>
+          <w:p>
+            <w:pPr>
+              <w:rPr>
+                <w:highlight w:val="yellow"/>
+              </w:rPr>
+            </w:pPr>
+            <w:r>
+              <w:rPr>
+                <w:color w:val="1A1A2E"/>
+                <w:sz w:val="16"/>
+                <w:szCs w:val="16"/>
+                <w:highlight w:val="yellow"/>
+              </w:rPr>
+              <w:t>Current _</w:t>
+            </w:r>
+            <w:proofErr w:type="spellStart"/>
+            <w:r>
+              <w:rPr>
+                <w:color w:val="1A1A2E"/>
+                <w:sz w:val="16"/>
+                <w:szCs w:val="16"/>
+                <w:highlight w:val="yellow"/>
+              </w:rPr>
+              <w:t>do_engine_move_if_needed</w:t>
+            </w:r>
+            <w:proofErr w:type="spellEnd"/>
+            <w:r>
+              <w:rPr>
+                <w:color w:val="1A1A2E"/>
+                <w:sz w:val="16"/>
+                <w:szCs w:val="16"/>
+                <w:highlight w:val="yellow"/>
+              </w:rPr>
+              <w:t xml:space="preserve">() runs </w:t>
+            </w:r>
+            <w:r>
+              <w:rPr>
+                <w:color w:val="1A1A2E"/>
+                <w:sz w:val="16"/>
+                <w:szCs w:val="16"/>
+                <w:highlight w:val="yellow"/>
+              </w:rPr>
+              <w:lastRenderedPageBreak/>
+              <w:t xml:space="preserve">synchronously on the main thread via </w:t>
+            </w:r>
+            <w:proofErr w:type="spellStart"/>
+            <w:r>
+              <w:rPr>
+                <w:color w:val="1A1A2E"/>
+                <w:sz w:val="16"/>
+                <w:szCs w:val="16"/>
+                <w:highlight w:val="yellow"/>
+              </w:rPr>
+              <w:t>UciEngine.analyze_movetime</w:t>
+            </w:r>
+            <w:proofErr w:type="spellEnd"/>
+            <w:r>
+              <w:rPr>
+                <w:color w:val="1A1A2E"/>
+                <w:sz w:val="16"/>
+                <w:szCs w:val="16"/>
+                <w:highlight w:val="yellow"/>
+              </w:rPr>
+              <w:t xml:space="preserve">(). This freezes the UI. Move engine calls to a </w:t>
+            </w:r>
+            <w:proofErr w:type="spellStart"/>
+            <w:r>
+              <w:rPr>
+                <w:color w:val="1A1A2E"/>
+                <w:sz w:val="16"/>
+                <w:szCs w:val="16"/>
+                <w:highlight w:val="yellow"/>
+              </w:rPr>
+              <w:t>QThread</w:t>
+            </w:r>
+            <w:proofErr w:type="spellEnd"/>
+            <w:r>
+              <w:rPr>
+                <w:color w:val="1A1A2E"/>
+                <w:sz w:val="16"/>
+                <w:szCs w:val="16"/>
+                <w:highlight w:val="yellow"/>
+              </w:rPr>
+              <w:t xml:space="preserve"> worker (same pattern as </w:t>
+            </w:r>
+            <w:proofErr w:type="spellStart"/>
+            <w:r>
+              <w:rPr>
+                <w:color w:val="1A1A2E"/>
+                <w:sz w:val="16"/>
+                <w:szCs w:val="16"/>
+                <w:highlight w:val="yellow"/>
+              </w:rPr>
+              <w:t>IndexWorker</w:t>
+            </w:r>
+            <w:proofErr w:type="spellEnd"/>
+            <w:r>
+              <w:rPr>
+                <w:color w:val="1A1A2E"/>
+                <w:sz w:val="16"/>
+                <w:szCs w:val="16"/>
+                <w:highlight w:val="yellow"/>
+              </w:rPr>
+              <w:t xml:space="preserve">). Emit </w:t>
+            </w:r>
+            <w:proofErr w:type="spellStart"/>
+            <w:r>
+              <w:rPr>
+                <w:color w:val="1A1A2E"/>
+                <w:sz w:val="16"/>
+                <w:szCs w:val="16"/>
+                <w:highlight w:val="yellow"/>
+              </w:rPr>
+              <w:t>engineResult</w:t>
+            </w:r>
+            <w:proofErr w:type="spellEnd"/>
+            <w:r>
+              <w:rPr>
+                <w:color w:val="1A1A2E"/>
+                <w:sz w:val="16"/>
+                <w:szCs w:val="16"/>
+                <w:highlight w:val="yellow"/>
+              </w:rPr>
+              <w:t xml:space="preserve"> signal when done.</w:t>
+            </w:r>
+          </w:p>
+        </w:tc>
+        <w:tc>
+          <w:tcPr>
+            <w:tcW w:w="1800" w:type="dxa"/>
+            <w:tcBorders>
+              <w:top w:val="single" w:sz="1" w:space="0" w:color="CCCCCC"/>
+              <w:left w:val="single" w:sz="1" w:space="0" w:color="CCCCCC"/>
+              <w:bottom w:val="single" w:sz="1" w:space="0" w:color="CCCCCC"/>
+              <w:right w:val="single" w:sz="1" w:space="0" w:color="CCCCCC"/>
+            </w:tcBorders>
+            <w:shd w:val="clear" w:color="auto" w:fill="FAF7F0"/>
+            <w:tcMar>
+              <w:top w:w="80" w:type="dxa"/>
+              <w:left w:w="140" w:type="dxa"/>
+              <w:bottom w:w="80" w:type="dxa"/>
+              <w:right w:w="140" w:type="dxa"/>
+            </w:tcMar>
+            <w:vAlign w:val="center"/>
+          </w:tcPr>
+          <w:p>
+            <w:r>
+              <w:rPr>
+                <w:color w:val="555555"/>
+                <w:sz w:val="15"/>
+                <w:szCs w:val="15"/>
+                <w:highlight w:val="yellow"/>
+              </w:rPr>
+              <w:lastRenderedPageBreak/>
+              <w:t xml:space="preserve">The coach analysis also runs on position </w:t>
+            </w:r>
+            <w:r>
+              <w:rPr>
+                <w:color w:val="555555"/>
+                <w:sz w:val="15"/>
+                <w:szCs w:val="15"/>
+                <w:highlight w:val="yellow"/>
+              </w:rPr>
+              <w:lastRenderedPageBreak/>
+              <w:t>change. If engine AND coach both block the main thread, the UI will freeze for seconds on every move. Threading is not optional.</w:t>
+            </w:r>
+          </w:p>
+        </w:tc>
+      </w:tr>
+    </w:tbl>
+    <w:p/>
+    <w:tbl>
+      <w:tblPr>
+        <w:tblW w:w="9360" w:type="dxa"/>
+        <w:tblBorders>
+          <w:top w:val="single" w:sz="4" w:space="0" w:color="auto"/>
+          <w:left w:val="single" w:sz="4" w:space="0" w:color="auto"/>
+          <w:bottom w:val="single" w:sz="4" w:space="0" w:color="auto"/>
+          <w:right w:val="single" w:sz="4" w:space="0" w:color="auto"/>
+          <w:insideH w:val="single" w:sz="4" w:space="0" w:color="auto"/>
+          <w:insideV w:val="single" w:sz="4" w:space="0" w:color="auto"/>
+        </w:tblBorders>
+        <w:tblCellMar>
+          <w:left w:w="10" w:type="dxa"/>
+          <w:right w:w="10" w:type="dxa"/>
+        </w:tblCellMar>
+        <w:tblLook w:val="04A0" w:firstRow="1" w:lastRow="0" w:firstColumn="1" w:lastColumn="0" w:noHBand="0" w:noVBand="1"/>
+      </w:tblPr>
+      <w:tblGrid>
+        <w:gridCol w:w="910"/>
+        <w:gridCol w:w="8450"/>
+      </w:tblGrid>
+      <w:tr>
+        <w:tc>
+          <w:tcPr>
+            <w:tcW w:w="0" w:type="auto"/>
+            <w:tcBorders>
+              <w:top w:val="single" w:sz="1" w:space="0" w:color="6C3483"/>
+              <w:left w:val="single" w:sz="1" w:space="0" w:color="6C3483"/>
+              <w:bottom w:val="single" w:sz="1" w:space="0" w:color="6C3483"/>
+              <w:right w:val="single" w:sz="1" w:space="0" w:color="6C3483"/>
+            </w:tcBorders>
+            <w:shd w:val="clear" w:color="auto" w:fill="6C3483"/>
+            <w:tcMar>
+              <w:top w:w="120" w:type="dxa"/>
+              <w:left w:w="160" w:type="dxa"/>
+              <w:bottom w:w="120" w:type="dxa"/>
+              <w:right w:w="160" w:type="dxa"/>
+            </w:tcMar>
+            <w:vAlign w:val="center"/>
+          </w:tcPr>
+          <w:p>
+            <w:pPr>
+              <w:jc w:val="center"/>
+            </w:pPr>
+            <w:r>
+              <w:rPr>
+                <w:b/>
+                <w:bCs/>
+                <w:color w:val="FFFFFF"/>
+                <w:sz w:val="48"/>
+                <w:szCs w:val="48"/>
+              </w:rPr>
+              <w:t>E</w:t>
+            </w:r>
+          </w:p>
+        </w:tc>
+        <w:tc>
+          <w:tcPr>
+            <w:tcW w:w="0" w:type="auto"/>
+            <w:tcBorders>
+              <w:top w:val="single" w:sz="1" w:space="0" w:color="6C3483"/>
+              <w:left w:val="single" w:sz="1" w:space="0" w:color="6C3483"/>
+              <w:bottom w:val="single" w:sz="1" w:space="0" w:color="6C3483"/>
+              <w:right w:val="single" w:sz="1" w:space="0" w:color="6C3483"/>
+            </w:tcBorders>
+            <w:shd w:val="clear" w:color="auto" w:fill="F8F8F8"/>
+            <w:tcMar>
+              <w:top w:w="120" w:type="dxa"/>
+              <w:left w:w="280" w:type="dxa"/>
+              <w:bottom w:w="120" w:type="dxa"/>
+              <w:right w:w="160" w:type="dxa"/>
+            </w:tcMar>
+          </w:tcPr>
+          <w:p>
+            <w:r>
+              <w:rPr>
+                <w:b/>
+                <w:bCs/>
+                <w:color w:val="6C3483"/>
+                <w:sz w:val="28"/>
+                <w:szCs w:val="28"/>
+              </w:rPr>
+              <w:t>Variations Tab Fix</w:t>
+            </w:r>
+          </w:p>
+          <w:p>
+            <w:pPr>
+              <w:spacing w:before="60"/>
+            </w:pPr>
+            <w:r>
+              <w:rPr>
+                <w:i/>
+                <w:iCs/>
+                <w:color w:val="555555"/>
+                <w:sz w:val="19"/>
+                <w:szCs w:val="19"/>
+              </w:rPr>
+              <w:t>Make it show continuations from current position, not just move 1.</w:t>
             </w:r>
           </w:p>
         </w:tc>
@@ -7666,2485 +10560,6 @@
                 <w:sz w:val="16"/>
                 <w:szCs w:val="16"/>
               </w:rPr>
-              <w:t>C1</w:t>
-            </w:r>
-          </w:p>
-        </w:tc>
-        <w:tc>
-          <w:tcPr>
-            <w:tcW w:w="2200" w:type="dxa"/>
-            <w:tcBorders>
-              <w:top w:val="single" w:sz="1" w:space="0" w:color="CCCCCC"/>
-              <w:left w:val="single" w:sz="1" w:space="0" w:color="CCCCCC"/>
-              <w:bottom w:val="single" w:sz="1" w:space="0" w:color="CCCCCC"/>
-              <w:right w:val="single" w:sz="1" w:space="0" w:color="CCCCCC"/>
-            </w:tcBorders>
-            <w:shd w:val="clear" w:color="auto" w:fill="FFFFFF"/>
-            <w:tcMar>
-              <w:top w:w="80" w:type="dxa"/>
-              <w:left w:w="140" w:type="dxa"/>
-              <w:bottom w:w="80" w:type="dxa"/>
-              <w:right w:w="140" w:type="dxa"/>
-            </w:tcMar>
-          </w:tcPr>
-          <w:p>
-            <w:proofErr w:type="spellStart"/>
-            <w:r>
-              <w:rPr>
-                <w:b/>
-                <w:bCs/>
-                <w:color w:val="16213E"/>
-                <w:sz w:val="17"/>
-                <w:szCs w:val="17"/>
-              </w:rPr>
-              <w:t>MoveNotationModel</w:t>
-            </w:r>
-            <w:proofErr w:type="spellEnd"/>
-          </w:p>
-        </w:tc>
-        <w:tc>
-          <w:tcPr>
-            <w:tcW w:w="1000" w:type="dxa"/>
-            <w:tcBorders>
-              <w:top w:val="single" w:sz="1" w:space="0" w:color="CCCCCC"/>
-              <w:left w:val="single" w:sz="1" w:space="0" w:color="CCCCCC"/>
-              <w:bottom w:val="single" w:sz="1" w:space="0" w:color="CCCCCC"/>
-              <w:right w:val="single" w:sz="1" w:space="0" w:color="CCCCCC"/>
-            </w:tcBorders>
-            <w:shd w:val="clear" w:color="auto" w:fill="FADBD8"/>
-            <w:tcMar>
-              <w:top w:w="80" w:type="dxa"/>
-              <w:left w:w="140" w:type="dxa"/>
-              <w:bottom w:w="80" w:type="dxa"/>
-              <w:right w:w="140" w:type="dxa"/>
-            </w:tcMar>
-            <w:vAlign w:val="center"/>
-          </w:tcPr>
-          <w:p>
-            <w:pPr>
-              <w:jc w:val="center"/>
-            </w:pPr>
-            <w:r>
-              <w:rPr>
-                <w:b/>
-                <w:bCs/>
-                <w:color w:val="922B21"/>
-                <w:sz w:val="15"/>
-                <w:szCs w:val="15"/>
-              </w:rPr>
-              <w:t>CRITICAL</w:t>
-            </w:r>
-          </w:p>
-        </w:tc>
-        <w:tc>
-          <w:tcPr>
-            <w:tcW w:w="900" w:type="dxa"/>
-            <w:tcBorders>
-              <w:top w:val="single" w:sz="1" w:space="0" w:color="CCCCCC"/>
-              <w:left w:val="single" w:sz="1" w:space="0" w:color="CCCCCC"/>
-              <w:bottom w:val="single" w:sz="1" w:space="0" w:color="CCCCCC"/>
-              <w:right w:val="single" w:sz="1" w:space="0" w:color="CCCCCC"/>
-            </w:tcBorders>
-            <w:shd w:val="clear" w:color="auto" w:fill="FFFFFF"/>
-            <w:tcMar>
-              <w:top w:w="80" w:type="dxa"/>
-              <w:left w:w="140" w:type="dxa"/>
-              <w:bottom w:w="80" w:type="dxa"/>
-              <w:right w:w="140" w:type="dxa"/>
-            </w:tcMar>
-            <w:vAlign w:val="center"/>
-          </w:tcPr>
-          <w:p>
-            <w:pPr>
-              <w:jc w:val="center"/>
-            </w:pPr>
-            <w:r>
-              <w:rPr>
-                <w:color w:val="555555"/>
-                <w:sz w:val="15"/>
-                <w:szCs w:val="15"/>
-              </w:rPr>
-              <w:t>2–3 hrs</w:t>
-            </w:r>
-          </w:p>
-        </w:tc>
-        <w:tc>
-          <w:tcPr>
-            <w:tcW w:w="2900" w:type="dxa"/>
-            <w:tcBorders>
-              <w:top w:val="single" w:sz="1" w:space="0" w:color="CCCCCC"/>
-              <w:left w:val="single" w:sz="1" w:space="0" w:color="CCCCCC"/>
-              <w:bottom w:val="single" w:sz="1" w:space="0" w:color="CCCCCC"/>
-              <w:right w:val="single" w:sz="1" w:space="0" w:color="CCCCCC"/>
-            </w:tcBorders>
-            <w:shd w:val="clear" w:color="auto" w:fill="FFFFFF"/>
-            <w:tcMar>
-              <w:top w:w="80" w:type="dxa"/>
-              <w:left w:w="140" w:type="dxa"/>
-              <w:bottom w:w="80" w:type="dxa"/>
-              <w:right w:w="140" w:type="dxa"/>
-            </w:tcMar>
-            <w:vAlign w:val="center"/>
-          </w:tcPr>
-          <w:p>
-            <w:r>
-              <w:rPr>
-                <w:color w:val="1A1A2E"/>
-                <w:sz w:val="16"/>
-                <w:szCs w:val="16"/>
-              </w:rPr>
-              <w:t xml:space="preserve">Create </w:t>
-            </w:r>
-            <w:proofErr w:type="spellStart"/>
-            <w:r>
-              <w:rPr>
-                <w:color w:val="1A1A2E"/>
-                <w:sz w:val="16"/>
-                <w:szCs w:val="16"/>
-              </w:rPr>
-              <w:t>ui</w:t>
-            </w:r>
-            <w:proofErr w:type="spellEnd"/>
-            <w:r>
-              <w:rPr>
-                <w:color w:val="1A1A2E"/>
-                <w:sz w:val="16"/>
-                <w:szCs w:val="16"/>
-              </w:rPr>
-              <w:t xml:space="preserve">/move_notation_model.py: a </w:t>
-            </w:r>
-            <w:proofErr w:type="spellStart"/>
-            <w:r>
-              <w:rPr>
-                <w:color w:val="1A1A2E"/>
-                <w:sz w:val="16"/>
-                <w:szCs w:val="16"/>
-              </w:rPr>
-              <w:t>QAbstractTableModel</w:t>
-            </w:r>
-            <w:proofErr w:type="spellEnd"/>
-            <w:r>
-              <w:rPr>
-                <w:color w:val="1A1A2E"/>
-                <w:sz w:val="16"/>
-                <w:szCs w:val="16"/>
-              </w:rPr>
-              <w:t xml:space="preserve"> that represents the move list as rows of (</w:t>
-            </w:r>
-            <w:proofErr w:type="spellStart"/>
-            <w:r>
-              <w:rPr>
-                <w:color w:val="1A1A2E"/>
-                <w:sz w:val="16"/>
-                <w:szCs w:val="16"/>
-              </w:rPr>
-              <w:t>move_number</w:t>
-            </w:r>
-            <w:proofErr w:type="spellEnd"/>
-            <w:r>
-              <w:rPr>
-                <w:color w:val="1A1A2E"/>
-                <w:sz w:val="16"/>
-                <w:szCs w:val="16"/>
-              </w:rPr>
-              <w:t xml:space="preserve">, </w:t>
-            </w:r>
-            <w:proofErr w:type="spellStart"/>
-            <w:r>
-              <w:rPr>
-                <w:color w:val="1A1A2E"/>
-                <w:sz w:val="16"/>
-                <w:szCs w:val="16"/>
-              </w:rPr>
-              <w:t>white_move</w:t>
-            </w:r>
-            <w:proofErr w:type="spellEnd"/>
-            <w:r>
-              <w:rPr>
-                <w:color w:val="1A1A2E"/>
-                <w:sz w:val="16"/>
-                <w:szCs w:val="16"/>
-              </w:rPr>
-              <w:t xml:space="preserve">, </w:t>
-            </w:r>
-            <w:proofErr w:type="spellStart"/>
-            <w:r>
-              <w:rPr>
-                <w:color w:val="1A1A2E"/>
-                <w:sz w:val="16"/>
-                <w:szCs w:val="16"/>
-              </w:rPr>
-              <w:t>black_move</w:t>
-            </w:r>
-            <w:proofErr w:type="spellEnd"/>
-            <w:r>
-              <w:rPr>
-                <w:color w:val="1A1A2E"/>
-                <w:sz w:val="16"/>
-                <w:szCs w:val="16"/>
-              </w:rPr>
-              <w:t xml:space="preserve">). Populated from </w:t>
-            </w:r>
-            <w:proofErr w:type="spellStart"/>
-            <w:r>
-              <w:rPr>
-                <w:color w:val="1A1A2E"/>
-                <w:sz w:val="16"/>
-                <w:szCs w:val="16"/>
-              </w:rPr>
-              <w:t>PgnEditor.loaded.game</w:t>
-            </w:r>
-            <w:proofErr w:type="spellEnd"/>
-            <w:r>
-              <w:rPr>
-                <w:color w:val="1A1A2E"/>
-                <w:sz w:val="16"/>
-                <w:szCs w:val="16"/>
-              </w:rPr>
-              <w:t xml:space="preserve"> mainline walk.</w:t>
-            </w:r>
-          </w:p>
-        </w:tc>
-        <w:tc>
-          <w:tcPr>
-            <w:tcW w:w="1800" w:type="dxa"/>
-            <w:tcBorders>
-              <w:top w:val="single" w:sz="1" w:space="0" w:color="CCCCCC"/>
-              <w:left w:val="single" w:sz="1" w:space="0" w:color="CCCCCC"/>
-              <w:bottom w:val="single" w:sz="1" w:space="0" w:color="CCCCCC"/>
-              <w:right w:val="single" w:sz="1" w:space="0" w:color="CCCCCC"/>
-            </w:tcBorders>
-            <w:shd w:val="clear" w:color="auto" w:fill="FAF7F0"/>
-            <w:tcMar>
-              <w:top w:w="80" w:type="dxa"/>
-              <w:left w:w="140" w:type="dxa"/>
-              <w:bottom w:w="80" w:type="dxa"/>
-              <w:right w:w="140" w:type="dxa"/>
-            </w:tcMar>
-            <w:vAlign w:val="center"/>
-          </w:tcPr>
-          <w:p>
-            <w:r>
-              <w:rPr>
-                <w:color w:val="555555"/>
-                <w:sz w:val="15"/>
-                <w:szCs w:val="15"/>
-              </w:rPr>
-              <w:t>The coach flags specific moves with strategy labels. These flags need to attach to individual move rows, not to raw PGN text positions.</w:t>
-            </w:r>
-          </w:p>
-        </w:tc>
-      </w:tr>
-      <w:tr>
-        <w:tc>
-          <w:tcPr>
-            <w:tcW w:w="560" w:type="dxa"/>
-            <w:tcBorders>
-              <w:top w:val="single" w:sz="1" w:space="0" w:color="CCCCCC"/>
-              <w:left w:val="single" w:sz="1" w:space="0" w:color="CCCCCC"/>
-              <w:bottom w:val="single" w:sz="1" w:space="0" w:color="CCCCCC"/>
-              <w:right w:val="single" w:sz="1" w:space="0" w:color="CCCCCC"/>
-            </w:tcBorders>
-            <w:shd w:val="clear" w:color="auto" w:fill="F2F2F2"/>
-            <w:tcMar>
-              <w:top w:w="80" w:type="dxa"/>
-              <w:left w:w="140" w:type="dxa"/>
-              <w:bottom w:w="80" w:type="dxa"/>
-              <w:right w:w="140" w:type="dxa"/>
-            </w:tcMar>
-            <w:vAlign w:val="center"/>
-          </w:tcPr>
-          <w:p>
-            <w:pPr>
-              <w:jc w:val="center"/>
-            </w:pPr>
-            <w:r>
-              <w:rPr>
-                <w:b/>
-                <w:bCs/>
-                <w:color w:val="0F3460"/>
-                <w:sz w:val="16"/>
-                <w:szCs w:val="16"/>
-              </w:rPr>
-              <w:t>C2</w:t>
-            </w:r>
-          </w:p>
-        </w:tc>
-        <w:tc>
-          <w:tcPr>
-            <w:tcW w:w="2200" w:type="dxa"/>
-            <w:tcBorders>
-              <w:top w:val="single" w:sz="1" w:space="0" w:color="CCCCCC"/>
-              <w:left w:val="single" w:sz="1" w:space="0" w:color="CCCCCC"/>
-              <w:bottom w:val="single" w:sz="1" w:space="0" w:color="CCCCCC"/>
-              <w:right w:val="single" w:sz="1" w:space="0" w:color="CCCCCC"/>
-            </w:tcBorders>
-            <w:shd w:val="clear" w:color="auto" w:fill="FFFFFF"/>
-            <w:tcMar>
-              <w:top w:w="80" w:type="dxa"/>
-              <w:left w:w="140" w:type="dxa"/>
-              <w:bottom w:w="80" w:type="dxa"/>
-              <w:right w:w="140" w:type="dxa"/>
-            </w:tcMar>
-          </w:tcPr>
-          <w:p>
-            <w:proofErr w:type="spellStart"/>
-            <w:r>
-              <w:rPr>
-                <w:b/>
-                <w:bCs/>
-                <w:color w:val="16213E"/>
-                <w:sz w:val="17"/>
-                <w:szCs w:val="17"/>
-              </w:rPr>
-              <w:t>MoveNotationView</w:t>
-            </w:r>
-            <w:proofErr w:type="spellEnd"/>
-          </w:p>
-        </w:tc>
-        <w:tc>
-          <w:tcPr>
-            <w:tcW w:w="1000" w:type="dxa"/>
-            <w:tcBorders>
-              <w:top w:val="single" w:sz="1" w:space="0" w:color="CCCCCC"/>
-              <w:left w:val="single" w:sz="1" w:space="0" w:color="CCCCCC"/>
-              <w:bottom w:val="single" w:sz="1" w:space="0" w:color="CCCCCC"/>
-              <w:right w:val="single" w:sz="1" w:space="0" w:color="CCCCCC"/>
-            </w:tcBorders>
-            <w:shd w:val="clear" w:color="auto" w:fill="FADBD8"/>
-            <w:tcMar>
-              <w:top w:w="80" w:type="dxa"/>
-              <w:left w:w="140" w:type="dxa"/>
-              <w:bottom w:w="80" w:type="dxa"/>
-              <w:right w:w="140" w:type="dxa"/>
-            </w:tcMar>
-            <w:vAlign w:val="center"/>
-          </w:tcPr>
-          <w:p>
-            <w:pPr>
-              <w:jc w:val="center"/>
-            </w:pPr>
-            <w:r>
-              <w:rPr>
-                <w:b/>
-                <w:bCs/>
-                <w:color w:val="922B21"/>
-                <w:sz w:val="15"/>
-                <w:szCs w:val="15"/>
-              </w:rPr>
-              <w:t>CRITICAL</w:t>
-            </w:r>
-          </w:p>
-        </w:tc>
-        <w:tc>
-          <w:tcPr>
-            <w:tcW w:w="900" w:type="dxa"/>
-            <w:tcBorders>
-              <w:top w:val="single" w:sz="1" w:space="0" w:color="CCCCCC"/>
-              <w:left w:val="single" w:sz="1" w:space="0" w:color="CCCCCC"/>
-              <w:bottom w:val="single" w:sz="1" w:space="0" w:color="CCCCCC"/>
-              <w:right w:val="single" w:sz="1" w:space="0" w:color="CCCCCC"/>
-            </w:tcBorders>
-            <w:shd w:val="clear" w:color="auto" w:fill="FFFFFF"/>
-            <w:tcMar>
-              <w:top w:w="80" w:type="dxa"/>
-              <w:left w:w="140" w:type="dxa"/>
-              <w:bottom w:w="80" w:type="dxa"/>
-              <w:right w:w="140" w:type="dxa"/>
-            </w:tcMar>
-            <w:vAlign w:val="center"/>
-          </w:tcPr>
-          <w:p>
-            <w:pPr>
-              <w:jc w:val="center"/>
-            </w:pPr>
-            <w:r>
-              <w:rPr>
-                <w:color w:val="555555"/>
-                <w:sz w:val="15"/>
-                <w:szCs w:val="15"/>
-              </w:rPr>
-              <w:t>2 hrs</w:t>
-            </w:r>
-          </w:p>
-        </w:tc>
-        <w:tc>
-          <w:tcPr>
-            <w:tcW w:w="2900" w:type="dxa"/>
-            <w:tcBorders>
-              <w:top w:val="single" w:sz="1" w:space="0" w:color="CCCCCC"/>
-              <w:left w:val="single" w:sz="1" w:space="0" w:color="CCCCCC"/>
-              <w:bottom w:val="single" w:sz="1" w:space="0" w:color="CCCCCC"/>
-              <w:right w:val="single" w:sz="1" w:space="0" w:color="CCCCCC"/>
-            </w:tcBorders>
-            <w:shd w:val="clear" w:color="auto" w:fill="FFFFFF"/>
-            <w:tcMar>
-              <w:top w:w="80" w:type="dxa"/>
-              <w:left w:w="140" w:type="dxa"/>
-              <w:bottom w:w="80" w:type="dxa"/>
-              <w:right w:w="140" w:type="dxa"/>
-            </w:tcMar>
-            <w:vAlign w:val="center"/>
-          </w:tcPr>
-          <w:p>
-            <w:proofErr w:type="spellStart"/>
-            <w:r>
-              <w:rPr>
-                <w:color w:val="1A1A2E"/>
-                <w:sz w:val="16"/>
-                <w:szCs w:val="16"/>
-              </w:rPr>
-              <w:t>QTableView</w:t>
-            </w:r>
-            <w:proofErr w:type="spellEnd"/>
-            <w:r>
-              <w:rPr>
-                <w:color w:val="1A1A2E"/>
-                <w:sz w:val="16"/>
-                <w:szCs w:val="16"/>
-              </w:rPr>
-              <w:t xml:space="preserve"> rendering </w:t>
-            </w:r>
-            <w:proofErr w:type="spellStart"/>
-            <w:r>
-              <w:rPr>
-                <w:color w:val="1A1A2E"/>
-                <w:sz w:val="16"/>
-                <w:szCs w:val="16"/>
-              </w:rPr>
-              <w:t>MoveNotationModel</w:t>
-            </w:r>
-            <w:proofErr w:type="spellEnd"/>
-            <w:r>
-              <w:rPr>
-                <w:color w:val="1A1A2E"/>
-                <w:sz w:val="16"/>
-                <w:szCs w:val="16"/>
-              </w:rPr>
-              <w:t xml:space="preserve">. Click on a move navigates the board to that position (calls </w:t>
-            </w:r>
-            <w:proofErr w:type="spellStart"/>
-            <w:r>
-              <w:rPr>
-                <w:color w:val="1A1A2E"/>
-                <w:sz w:val="16"/>
-                <w:szCs w:val="16"/>
-              </w:rPr>
-              <w:t>PgnEditor</w:t>
-            </w:r>
-            <w:proofErr w:type="spellEnd"/>
-            <w:r>
-              <w:rPr>
-                <w:color w:val="1A1A2E"/>
-                <w:sz w:val="16"/>
-                <w:szCs w:val="16"/>
-              </w:rPr>
-              <w:t xml:space="preserve"> navigation). Current move is highlighted. Variations shown as sub-rows or indented.</w:t>
-            </w:r>
-          </w:p>
-        </w:tc>
-        <w:tc>
-          <w:tcPr>
-            <w:tcW w:w="1800" w:type="dxa"/>
-            <w:tcBorders>
-              <w:top w:val="single" w:sz="1" w:space="0" w:color="CCCCCC"/>
-              <w:left w:val="single" w:sz="1" w:space="0" w:color="CCCCCC"/>
-              <w:bottom w:val="single" w:sz="1" w:space="0" w:color="CCCCCC"/>
-              <w:right w:val="single" w:sz="1" w:space="0" w:color="CCCCCC"/>
-            </w:tcBorders>
-            <w:shd w:val="clear" w:color="auto" w:fill="FAF7F0"/>
-            <w:tcMar>
-              <w:top w:w="80" w:type="dxa"/>
-              <w:left w:w="140" w:type="dxa"/>
-              <w:bottom w:w="80" w:type="dxa"/>
-              <w:right w:w="140" w:type="dxa"/>
-            </w:tcMar>
-            <w:vAlign w:val="center"/>
-          </w:tcPr>
-          <w:p>
-            <w:r>
-              <w:rPr>
-                <w:color w:val="555555"/>
-                <w:sz w:val="15"/>
-                <w:szCs w:val="15"/>
-              </w:rPr>
-              <w:t>Standard chess GUI feature. The coach will highlight moves in this view with strategy colour badges.</w:t>
-            </w:r>
-          </w:p>
-        </w:tc>
-      </w:tr>
-      <w:tr>
-        <w:tc>
-          <w:tcPr>
-            <w:tcW w:w="560" w:type="dxa"/>
-            <w:tcBorders>
-              <w:top w:val="single" w:sz="1" w:space="0" w:color="CCCCCC"/>
-              <w:left w:val="single" w:sz="1" w:space="0" w:color="CCCCCC"/>
-              <w:bottom w:val="single" w:sz="1" w:space="0" w:color="CCCCCC"/>
-              <w:right w:val="single" w:sz="1" w:space="0" w:color="CCCCCC"/>
-            </w:tcBorders>
-            <w:shd w:val="clear" w:color="auto" w:fill="F2F2F2"/>
-            <w:tcMar>
-              <w:top w:w="80" w:type="dxa"/>
-              <w:left w:w="140" w:type="dxa"/>
-              <w:bottom w:w="80" w:type="dxa"/>
-              <w:right w:w="140" w:type="dxa"/>
-            </w:tcMar>
-            <w:vAlign w:val="center"/>
-          </w:tcPr>
-          <w:p>
-            <w:pPr>
-              <w:jc w:val="center"/>
-            </w:pPr>
-            <w:r>
-              <w:rPr>
-                <w:b/>
-                <w:bCs/>
-                <w:color w:val="0F3460"/>
-                <w:sz w:val="16"/>
-                <w:szCs w:val="16"/>
-              </w:rPr>
-              <w:t>C3</w:t>
-            </w:r>
-          </w:p>
-        </w:tc>
-        <w:tc>
-          <w:tcPr>
-            <w:tcW w:w="2200" w:type="dxa"/>
-            <w:tcBorders>
-              <w:top w:val="single" w:sz="1" w:space="0" w:color="CCCCCC"/>
-              <w:left w:val="single" w:sz="1" w:space="0" w:color="CCCCCC"/>
-              <w:bottom w:val="single" w:sz="1" w:space="0" w:color="CCCCCC"/>
-              <w:right w:val="single" w:sz="1" w:space="0" w:color="CCCCCC"/>
-            </w:tcBorders>
-            <w:shd w:val="clear" w:color="auto" w:fill="FFFFFF"/>
-            <w:tcMar>
-              <w:top w:w="80" w:type="dxa"/>
-              <w:left w:w="140" w:type="dxa"/>
-              <w:bottom w:w="80" w:type="dxa"/>
-              <w:right w:w="140" w:type="dxa"/>
-            </w:tcMar>
-          </w:tcPr>
-          <w:p>
-            <w:r>
-              <w:rPr>
-                <w:b/>
-                <w:bCs/>
-                <w:color w:val="16213E"/>
-                <w:sz w:val="17"/>
-                <w:szCs w:val="17"/>
-              </w:rPr>
-              <w:t>Strategy colour badges</w:t>
-            </w:r>
-          </w:p>
-        </w:tc>
-        <w:tc>
-          <w:tcPr>
-            <w:tcW w:w="1000" w:type="dxa"/>
-            <w:tcBorders>
-              <w:top w:val="single" w:sz="1" w:space="0" w:color="CCCCCC"/>
-              <w:left w:val="single" w:sz="1" w:space="0" w:color="CCCCCC"/>
-              <w:bottom w:val="single" w:sz="1" w:space="0" w:color="CCCCCC"/>
-              <w:right w:val="single" w:sz="1" w:space="0" w:color="CCCCCC"/>
-            </w:tcBorders>
-            <w:shd w:val="clear" w:color="auto" w:fill="FEF9E7"/>
-            <w:tcMar>
-              <w:top w:w="80" w:type="dxa"/>
-              <w:left w:w="140" w:type="dxa"/>
-              <w:bottom w:w="80" w:type="dxa"/>
-              <w:right w:w="140" w:type="dxa"/>
-            </w:tcMar>
-            <w:vAlign w:val="center"/>
-          </w:tcPr>
-          <w:p>
-            <w:pPr>
-              <w:jc w:val="center"/>
-            </w:pPr>
-            <w:r>
-              <w:rPr>
-                <w:b/>
-                <w:bCs/>
-                <w:color w:val="784212"/>
-                <w:sz w:val="15"/>
-                <w:szCs w:val="15"/>
-              </w:rPr>
-              <w:t>HIGH</w:t>
-            </w:r>
-          </w:p>
-        </w:tc>
-        <w:tc>
-          <w:tcPr>
-            <w:tcW w:w="900" w:type="dxa"/>
-            <w:tcBorders>
-              <w:top w:val="single" w:sz="1" w:space="0" w:color="CCCCCC"/>
-              <w:left w:val="single" w:sz="1" w:space="0" w:color="CCCCCC"/>
-              <w:bottom w:val="single" w:sz="1" w:space="0" w:color="CCCCCC"/>
-              <w:right w:val="single" w:sz="1" w:space="0" w:color="CCCCCC"/>
-            </w:tcBorders>
-            <w:shd w:val="clear" w:color="auto" w:fill="FFFFFF"/>
-            <w:tcMar>
-              <w:top w:w="80" w:type="dxa"/>
-              <w:left w:w="140" w:type="dxa"/>
-              <w:bottom w:w="80" w:type="dxa"/>
-              <w:right w:w="140" w:type="dxa"/>
-            </w:tcMar>
-            <w:vAlign w:val="center"/>
-          </w:tcPr>
-          <w:p>
-            <w:pPr>
-              <w:jc w:val="center"/>
-            </w:pPr>
-            <w:r>
-              <w:rPr>
-                <w:color w:val="555555"/>
-                <w:sz w:val="15"/>
-                <w:szCs w:val="15"/>
-              </w:rPr>
-              <w:t>1 hr</w:t>
-            </w:r>
-          </w:p>
-        </w:tc>
-        <w:tc>
-          <w:tcPr>
-            <w:tcW w:w="2900" w:type="dxa"/>
-            <w:tcBorders>
-              <w:top w:val="single" w:sz="1" w:space="0" w:color="CCCCCC"/>
-              <w:left w:val="single" w:sz="1" w:space="0" w:color="CCCCCC"/>
-              <w:bottom w:val="single" w:sz="1" w:space="0" w:color="CCCCCC"/>
-              <w:right w:val="single" w:sz="1" w:space="0" w:color="CCCCCC"/>
-            </w:tcBorders>
-            <w:shd w:val="clear" w:color="auto" w:fill="FFFFFF"/>
-            <w:tcMar>
-              <w:top w:w="80" w:type="dxa"/>
-              <w:left w:w="140" w:type="dxa"/>
-              <w:bottom w:w="80" w:type="dxa"/>
-              <w:right w:w="140" w:type="dxa"/>
-            </w:tcMar>
-            <w:vAlign w:val="center"/>
-          </w:tcPr>
-          <w:p>
-            <w:proofErr w:type="spellStart"/>
-            <w:r>
-              <w:rPr>
-                <w:color w:val="1A1A2E"/>
-                <w:sz w:val="16"/>
-                <w:szCs w:val="16"/>
-              </w:rPr>
-              <w:t>MoveNotationModel</w:t>
-            </w:r>
-            <w:proofErr w:type="spellEnd"/>
-            <w:r>
-              <w:rPr>
-                <w:color w:val="1A1A2E"/>
-                <w:sz w:val="16"/>
-                <w:szCs w:val="16"/>
-              </w:rPr>
-              <w:t xml:space="preserve"> has a role for </w:t>
-            </w:r>
-            <w:proofErr w:type="spellStart"/>
-            <w:r>
-              <w:rPr>
-                <w:color w:val="1A1A2E"/>
-                <w:sz w:val="16"/>
-                <w:szCs w:val="16"/>
-              </w:rPr>
-              <w:t>strategy_tag</w:t>
-            </w:r>
-            <w:proofErr w:type="spellEnd"/>
-            <w:r>
-              <w:rPr>
-                <w:color w:val="1A1A2E"/>
-                <w:sz w:val="16"/>
-                <w:szCs w:val="16"/>
-              </w:rPr>
-              <w:t xml:space="preserve"> (blitz/flank/fortress/feint/None). When the coach fires, it sets the tag on the relevant move row. </w:t>
-            </w:r>
-            <w:proofErr w:type="spellStart"/>
-            <w:r>
-              <w:rPr>
-                <w:color w:val="1A1A2E"/>
-                <w:sz w:val="16"/>
-                <w:szCs w:val="16"/>
-              </w:rPr>
-              <w:t>MoveNotationView</w:t>
-            </w:r>
-            <w:proofErr w:type="spellEnd"/>
-            <w:r>
-              <w:rPr>
-                <w:color w:val="1A1A2E"/>
-                <w:sz w:val="16"/>
-                <w:szCs w:val="16"/>
-              </w:rPr>
-              <w:t xml:space="preserve"> renders a coloured dot or badge next to the move.</w:t>
-            </w:r>
-          </w:p>
-        </w:tc>
-        <w:tc>
-          <w:tcPr>
-            <w:tcW w:w="1800" w:type="dxa"/>
-            <w:tcBorders>
-              <w:top w:val="single" w:sz="1" w:space="0" w:color="CCCCCC"/>
-              <w:left w:val="single" w:sz="1" w:space="0" w:color="CCCCCC"/>
-              <w:bottom w:val="single" w:sz="1" w:space="0" w:color="CCCCCC"/>
-              <w:right w:val="single" w:sz="1" w:space="0" w:color="CCCCCC"/>
-            </w:tcBorders>
-            <w:shd w:val="clear" w:color="auto" w:fill="FAF7F0"/>
-            <w:tcMar>
-              <w:top w:w="80" w:type="dxa"/>
-              <w:left w:w="140" w:type="dxa"/>
-              <w:bottom w:w="80" w:type="dxa"/>
-              <w:right w:w="140" w:type="dxa"/>
-            </w:tcMar>
-            <w:vAlign w:val="center"/>
-          </w:tcPr>
-          <w:p>
-            <w:r>
-              <w:rPr>
-                <w:color w:val="555555"/>
-                <w:sz w:val="15"/>
-                <w:szCs w:val="15"/>
-              </w:rPr>
-              <w:t xml:space="preserve">This is the </w:t>
-            </w:r>
-            <w:proofErr w:type="spellStart"/>
-            <w:r>
-              <w:rPr>
-                <w:color w:val="555555"/>
-                <w:sz w:val="15"/>
-                <w:szCs w:val="15"/>
-              </w:rPr>
-              <w:t>move_flags</w:t>
-            </w:r>
-            <w:proofErr w:type="spellEnd"/>
-            <w:r>
-              <w:rPr>
-                <w:color w:val="555555"/>
-                <w:sz w:val="15"/>
-                <w:szCs w:val="15"/>
-              </w:rPr>
-              <w:t xml:space="preserve"> field from </w:t>
-            </w:r>
-            <w:proofErr w:type="spellStart"/>
-            <w:r>
-              <w:rPr>
-                <w:color w:val="555555"/>
-                <w:sz w:val="15"/>
-                <w:szCs w:val="15"/>
-              </w:rPr>
-              <w:t>CoachOutput</w:t>
-            </w:r>
-            <w:proofErr w:type="spellEnd"/>
-            <w:r>
-              <w:rPr>
-                <w:color w:val="555555"/>
-                <w:sz w:val="15"/>
-                <w:szCs w:val="15"/>
-              </w:rPr>
-              <w:t>. The visual connection between move and strategy needs to exist before the coach populates it.</w:t>
-            </w:r>
-          </w:p>
-        </w:tc>
-      </w:tr>
-      <w:tr>
-        <w:tc>
-          <w:tcPr>
-            <w:tcW w:w="560" w:type="dxa"/>
-            <w:tcBorders>
-              <w:top w:val="single" w:sz="1" w:space="0" w:color="CCCCCC"/>
-              <w:left w:val="single" w:sz="1" w:space="0" w:color="CCCCCC"/>
-              <w:bottom w:val="single" w:sz="1" w:space="0" w:color="CCCCCC"/>
-              <w:right w:val="single" w:sz="1" w:space="0" w:color="CCCCCC"/>
-            </w:tcBorders>
-            <w:shd w:val="clear" w:color="auto" w:fill="F2F2F2"/>
-            <w:tcMar>
-              <w:top w:w="80" w:type="dxa"/>
-              <w:left w:w="140" w:type="dxa"/>
-              <w:bottom w:w="80" w:type="dxa"/>
-              <w:right w:w="140" w:type="dxa"/>
-            </w:tcMar>
-            <w:vAlign w:val="center"/>
-          </w:tcPr>
-          <w:p>
-            <w:pPr>
-              <w:jc w:val="center"/>
-            </w:pPr>
-            <w:r>
-              <w:rPr>
-                <w:b/>
-                <w:bCs/>
-                <w:color w:val="0F3460"/>
-                <w:sz w:val="16"/>
-                <w:szCs w:val="16"/>
-              </w:rPr>
-              <w:t>C4</w:t>
-            </w:r>
-          </w:p>
-        </w:tc>
-        <w:tc>
-          <w:tcPr>
-            <w:tcW w:w="2200" w:type="dxa"/>
-            <w:tcBorders>
-              <w:top w:val="single" w:sz="1" w:space="0" w:color="CCCCCC"/>
-              <w:left w:val="single" w:sz="1" w:space="0" w:color="CCCCCC"/>
-              <w:bottom w:val="single" w:sz="1" w:space="0" w:color="CCCCCC"/>
-              <w:right w:val="single" w:sz="1" w:space="0" w:color="CCCCCC"/>
-            </w:tcBorders>
-            <w:shd w:val="clear" w:color="auto" w:fill="FFFFFF"/>
-            <w:tcMar>
-              <w:top w:w="80" w:type="dxa"/>
-              <w:left w:w="140" w:type="dxa"/>
-              <w:bottom w:w="80" w:type="dxa"/>
-              <w:right w:w="140" w:type="dxa"/>
-            </w:tcMar>
-          </w:tcPr>
-          <w:p>
-            <w:r>
-              <w:rPr>
-                <w:b/>
-                <w:bCs/>
-                <w:color w:val="16213E"/>
-                <w:sz w:val="17"/>
-                <w:szCs w:val="17"/>
-              </w:rPr>
-              <w:t>Wire to position events</w:t>
-            </w:r>
-          </w:p>
-        </w:tc>
-        <w:tc>
-          <w:tcPr>
-            <w:tcW w:w="1000" w:type="dxa"/>
-            <w:tcBorders>
-              <w:top w:val="single" w:sz="1" w:space="0" w:color="CCCCCC"/>
-              <w:left w:val="single" w:sz="1" w:space="0" w:color="CCCCCC"/>
-              <w:bottom w:val="single" w:sz="1" w:space="0" w:color="CCCCCC"/>
-              <w:right w:val="single" w:sz="1" w:space="0" w:color="CCCCCC"/>
-            </w:tcBorders>
-            <w:shd w:val="clear" w:color="auto" w:fill="FEF9E7"/>
-            <w:tcMar>
-              <w:top w:w="80" w:type="dxa"/>
-              <w:left w:w="140" w:type="dxa"/>
-              <w:bottom w:w="80" w:type="dxa"/>
-              <w:right w:w="140" w:type="dxa"/>
-            </w:tcMar>
-            <w:vAlign w:val="center"/>
-          </w:tcPr>
-          <w:p>
-            <w:pPr>
-              <w:jc w:val="center"/>
-            </w:pPr>
-            <w:r>
-              <w:rPr>
-                <w:b/>
-                <w:bCs/>
-                <w:color w:val="784212"/>
-                <w:sz w:val="15"/>
-                <w:szCs w:val="15"/>
-              </w:rPr>
-              <w:t>HIGH</w:t>
-            </w:r>
-          </w:p>
-        </w:tc>
-        <w:tc>
-          <w:tcPr>
-            <w:tcW w:w="900" w:type="dxa"/>
-            <w:tcBorders>
-              <w:top w:val="single" w:sz="1" w:space="0" w:color="CCCCCC"/>
-              <w:left w:val="single" w:sz="1" w:space="0" w:color="CCCCCC"/>
-              <w:bottom w:val="single" w:sz="1" w:space="0" w:color="CCCCCC"/>
-              <w:right w:val="single" w:sz="1" w:space="0" w:color="CCCCCC"/>
-            </w:tcBorders>
-            <w:shd w:val="clear" w:color="auto" w:fill="FFFFFF"/>
-            <w:tcMar>
-              <w:top w:w="80" w:type="dxa"/>
-              <w:left w:w="140" w:type="dxa"/>
-              <w:bottom w:w="80" w:type="dxa"/>
-              <w:right w:w="140" w:type="dxa"/>
-            </w:tcMar>
-            <w:vAlign w:val="center"/>
-          </w:tcPr>
-          <w:p>
-            <w:pPr>
-              <w:jc w:val="center"/>
-            </w:pPr>
-            <w:r>
-              <w:rPr>
-                <w:color w:val="555555"/>
-                <w:sz w:val="15"/>
-                <w:szCs w:val="15"/>
-              </w:rPr>
-              <w:t>1 hr</w:t>
-            </w:r>
-          </w:p>
-        </w:tc>
-        <w:tc>
-          <w:tcPr>
-            <w:tcW w:w="2900" w:type="dxa"/>
-            <w:tcBorders>
-              <w:top w:val="single" w:sz="1" w:space="0" w:color="CCCCCC"/>
-              <w:left w:val="single" w:sz="1" w:space="0" w:color="CCCCCC"/>
-              <w:bottom w:val="single" w:sz="1" w:space="0" w:color="CCCCCC"/>
-              <w:right w:val="single" w:sz="1" w:space="0" w:color="CCCCCC"/>
-            </w:tcBorders>
-            <w:shd w:val="clear" w:color="auto" w:fill="FFFFFF"/>
-            <w:tcMar>
-              <w:top w:w="80" w:type="dxa"/>
-              <w:left w:w="140" w:type="dxa"/>
-              <w:bottom w:w="80" w:type="dxa"/>
-              <w:right w:w="140" w:type="dxa"/>
-            </w:tcMar>
-            <w:vAlign w:val="center"/>
-          </w:tcPr>
-          <w:p>
-            <w:r>
-              <w:rPr>
-                <w:color w:val="1A1A2E"/>
-                <w:sz w:val="16"/>
-                <w:szCs w:val="16"/>
-              </w:rPr>
-              <w:t>On every _</w:t>
-            </w:r>
-            <w:proofErr w:type="spellStart"/>
-            <w:r>
-              <w:rPr>
-                <w:color w:val="1A1A2E"/>
-                <w:sz w:val="16"/>
-                <w:szCs w:val="16"/>
-              </w:rPr>
-              <w:t>on_position_changed</w:t>
-            </w:r>
-            <w:proofErr w:type="spellEnd"/>
-            <w:r>
-              <w:rPr>
-                <w:color w:val="1A1A2E"/>
-                <w:sz w:val="16"/>
-                <w:szCs w:val="16"/>
-              </w:rPr>
-              <w:t xml:space="preserve">() call, rebuild or update </w:t>
-            </w:r>
-            <w:proofErr w:type="spellStart"/>
-            <w:r>
-              <w:rPr>
-                <w:color w:val="1A1A2E"/>
-                <w:sz w:val="16"/>
-                <w:szCs w:val="16"/>
-              </w:rPr>
-              <w:t>MoveNotationModel</w:t>
-            </w:r>
-            <w:proofErr w:type="spellEnd"/>
-            <w:r>
-              <w:rPr>
-                <w:color w:val="1A1A2E"/>
-                <w:sz w:val="16"/>
-                <w:szCs w:val="16"/>
-              </w:rPr>
-              <w:t xml:space="preserve"> and scroll the view to the current move row. Must stay in sync with board navigation.</w:t>
-            </w:r>
-          </w:p>
-        </w:tc>
-        <w:tc>
-          <w:tcPr>
-            <w:tcW w:w="1800" w:type="dxa"/>
-            <w:tcBorders>
-              <w:top w:val="single" w:sz="1" w:space="0" w:color="CCCCCC"/>
-              <w:left w:val="single" w:sz="1" w:space="0" w:color="CCCCCC"/>
-              <w:bottom w:val="single" w:sz="1" w:space="0" w:color="CCCCCC"/>
-              <w:right w:val="single" w:sz="1" w:space="0" w:color="CCCCCC"/>
-            </w:tcBorders>
-            <w:shd w:val="clear" w:color="auto" w:fill="FAF7F0"/>
-            <w:tcMar>
-              <w:top w:w="80" w:type="dxa"/>
-              <w:left w:w="140" w:type="dxa"/>
-              <w:bottom w:w="80" w:type="dxa"/>
-              <w:right w:w="140" w:type="dxa"/>
-            </w:tcMar>
-            <w:vAlign w:val="center"/>
-          </w:tcPr>
-          <w:p>
-            <w:r>
-              <w:rPr>
-                <w:color w:val="555555"/>
-                <w:sz w:val="15"/>
-                <w:szCs w:val="15"/>
-              </w:rPr>
-              <w:t>If the move list drifts out of sync with the board, the coach annotations will appear on the wrong moves.</w:t>
-            </w:r>
-          </w:p>
-        </w:tc>
-      </w:tr>
-    </w:tbl>
-    <w:p/>
-    <w:tbl>
-      <w:tblPr>
-        <w:tblW w:w="9360" w:type="dxa"/>
-        <w:tblBorders>
-          <w:top w:val="single" w:sz="4" w:space="0" w:color="auto"/>
-          <w:left w:val="single" w:sz="4" w:space="0" w:color="auto"/>
-          <w:bottom w:val="single" w:sz="4" w:space="0" w:color="auto"/>
-          <w:right w:val="single" w:sz="4" w:space="0" w:color="auto"/>
-          <w:insideH w:val="single" w:sz="4" w:space="0" w:color="auto"/>
-          <w:insideV w:val="single" w:sz="4" w:space="0" w:color="auto"/>
-        </w:tblBorders>
-        <w:tblCellMar>
-          <w:left w:w="10" w:type="dxa"/>
-          <w:right w:w="10" w:type="dxa"/>
-        </w:tblCellMar>
-        <w:tblLook w:val="04A0" w:firstRow="1" w:lastRow="0" w:firstColumn="1" w:lastColumn="0" w:noHBand="0" w:noVBand="1"/>
-      </w:tblPr>
-      <w:tblGrid>
-        <w:gridCol w:w="1039"/>
-        <w:gridCol w:w="8321"/>
-      </w:tblGrid>
-      <w:tr>
-        <w:tc>
-          <w:tcPr>
-            <w:tcW w:w="0" w:type="auto"/>
-            <w:tcBorders>
-              <w:top w:val="single" w:sz="1" w:space="0" w:color="145A32"/>
-              <w:left w:val="single" w:sz="1" w:space="0" w:color="145A32"/>
-              <w:bottom w:val="single" w:sz="1" w:space="0" w:color="145A32"/>
-              <w:right w:val="single" w:sz="1" w:space="0" w:color="145A32"/>
-            </w:tcBorders>
-            <w:shd w:val="clear" w:color="auto" w:fill="145A32"/>
-            <w:tcMar>
-              <w:top w:w="120" w:type="dxa"/>
-              <w:left w:w="160" w:type="dxa"/>
-              <w:bottom w:w="120" w:type="dxa"/>
-              <w:right w:w="160" w:type="dxa"/>
-            </w:tcMar>
-            <w:vAlign w:val="center"/>
-          </w:tcPr>
-          <w:p>
-            <w:pPr>
-              <w:jc w:val="center"/>
-            </w:pPr>
-            <w:r>
-              <w:rPr>
-                <w:b/>
-                <w:bCs/>
-                <w:color w:val="FFFFFF"/>
-                <w:sz w:val="48"/>
-                <w:szCs w:val="48"/>
-              </w:rPr>
-              <w:t>D</w:t>
-            </w:r>
-          </w:p>
-        </w:tc>
-        <w:tc>
-          <w:tcPr>
-            <w:tcW w:w="0" w:type="auto"/>
-            <w:tcBorders>
-              <w:top w:val="single" w:sz="1" w:space="0" w:color="145A32"/>
-              <w:left w:val="single" w:sz="1" w:space="0" w:color="145A32"/>
-              <w:bottom w:val="single" w:sz="1" w:space="0" w:color="145A32"/>
-              <w:right w:val="single" w:sz="1" w:space="0" w:color="145A32"/>
-            </w:tcBorders>
-            <w:shd w:val="clear" w:color="auto" w:fill="F8F8F8"/>
-            <w:tcMar>
-              <w:top w:w="120" w:type="dxa"/>
-              <w:left w:w="280" w:type="dxa"/>
-              <w:bottom w:w="120" w:type="dxa"/>
-              <w:right w:w="160" w:type="dxa"/>
-            </w:tcMar>
-          </w:tcPr>
-          <w:p>
-            <w:r>
-              <w:rPr>
-                <w:b/>
-                <w:bCs/>
-                <w:color w:val="145A32"/>
-                <w:sz w:val="28"/>
-                <w:szCs w:val="28"/>
-              </w:rPr>
-              <w:t>Engine Eval Display</w:t>
-            </w:r>
-          </w:p>
-          <w:p>
-            <w:pPr>
-              <w:spacing w:before="60"/>
-            </w:pPr>
-            <w:r>
-              <w:rPr>
-                <w:i/>
-                <w:iCs/>
-                <w:color w:val="555555"/>
-                <w:sz w:val="19"/>
-                <w:szCs w:val="19"/>
-              </w:rPr>
-              <w:t>Show the player what Stockfish sees. Coach references it.</w:t>
-            </w:r>
-          </w:p>
-        </w:tc>
-      </w:tr>
-    </w:tbl>
-    <w:p/>
-    <w:tbl>
-      <w:tblPr>
-        <w:tblW w:w="9360" w:type="dxa"/>
-        <w:tblBorders>
-          <w:top w:val="single" w:sz="4" w:space="0" w:color="auto"/>
-          <w:left w:val="single" w:sz="4" w:space="0" w:color="auto"/>
-          <w:bottom w:val="single" w:sz="4" w:space="0" w:color="auto"/>
-          <w:right w:val="single" w:sz="4" w:space="0" w:color="auto"/>
-          <w:insideH w:val="single" w:sz="4" w:space="0" w:color="auto"/>
-          <w:insideV w:val="single" w:sz="4" w:space="0" w:color="auto"/>
-        </w:tblBorders>
-        <w:tblCellMar>
-          <w:left w:w="10" w:type="dxa"/>
-          <w:right w:w="10" w:type="dxa"/>
-        </w:tblCellMar>
-        <w:tblLook w:val="04A0" w:firstRow="1" w:lastRow="0" w:firstColumn="1" w:lastColumn="0" w:noHBand="0" w:noVBand="1"/>
-      </w:tblPr>
-      <w:tblGrid>
-        <w:gridCol w:w="560"/>
-        <w:gridCol w:w="2200"/>
-        <w:gridCol w:w="1000"/>
-        <w:gridCol w:w="900"/>
-        <w:gridCol w:w="2900"/>
-        <w:gridCol w:w="1800"/>
-      </w:tblGrid>
-      <w:tr>
-        <w:tc>
-          <w:tcPr>
-            <w:tcW w:w="560" w:type="dxa"/>
-            <w:tcBorders>
-              <w:top w:val="single" w:sz="1" w:space="0" w:color="CCCCCC"/>
-              <w:left w:val="single" w:sz="1" w:space="0" w:color="CCCCCC"/>
-              <w:bottom w:val="single" w:sz="1" w:space="0" w:color="CCCCCC"/>
-              <w:right w:val="single" w:sz="1" w:space="0" w:color="CCCCCC"/>
-            </w:tcBorders>
-            <w:shd w:val="clear" w:color="auto" w:fill="16213E"/>
-            <w:tcMar>
-              <w:top w:w="80" w:type="dxa"/>
-              <w:left w:w="140" w:type="dxa"/>
-              <w:bottom w:w="80" w:type="dxa"/>
-              <w:right w:w="140" w:type="dxa"/>
-            </w:tcMar>
-            <w:vAlign w:val="center"/>
-          </w:tcPr>
-          <w:p>
-            <w:pPr>
-              <w:jc w:val="center"/>
-            </w:pPr>
-            <w:r>
-              <w:rPr>
-                <w:b/>
-                <w:bCs/>
-                <w:color w:val="FFFFFF"/>
-                <w:sz w:val="16"/>
-                <w:szCs w:val="16"/>
-              </w:rPr>
-              <w:t>#</w:t>
-            </w:r>
-          </w:p>
-        </w:tc>
-        <w:tc>
-          <w:tcPr>
-            <w:tcW w:w="2200" w:type="dxa"/>
-            <w:tcBorders>
-              <w:top w:val="single" w:sz="1" w:space="0" w:color="CCCCCC"/>
-              <w:left w:val="single" w:sz="1" w:space="0" w:color="CCCCCC"/>
-              <w:bottom w:val="single" w:sz="1" w:space="0" w:color="CCCCCC"/>
-              <w:right w:val="single" w:sz="1" w:space="0" w:color="CCCCCC"/>
-            </w:tcBorders>
-            <w:shd w:val="clear" w:color="auto" w:fill="16213E"/>
-            <w:tcMar>
-              <w:top w:w="80" w:type="dxa"/>
-              <w:left w:w="140" w:type="dxa"/>
-              <w:bottom w:w="80" w:type="dxa"/>
-              <w:right w:w="140" w:type="dxa"/>
-            </w:tcMar>
-            <w:vAlign w:val="center"/>
-          </w:tcPr>
-          <w:p>
-            <w:r>
-              <w:rPr>
-                <w:b/>
-                <w:bCs/>
-                <w:color w:val="FFFFFF"/>
-                <w:sz w:val="16"/>
-                <w:szCs w:val="16"/>
-              </w:rPr>
-              <w:t>Task</w:t>
-            </w:r>
-          </w:p>
-        </w:tc>
-        <w:tc>
-          <w:tcPr>
-            <w:tcW w:w="1000" w:type="dxa"/>
-            <w:tcBorders>
-              <w:top w:val="single" w:sz="1" w:space="0" w:color="CCCCCC"/>
-              <w:left w:val="single" w:sz="1" w:space="0" w:color="CCCCCC"/>
-              <w:bottom w:val="single" w:sz="1" w:space="0" w:color="CCCCCC"/>
-              <w:right w:val="single" w:sz="1" w:space="0" w:color="CCCCCC"/>
-            </w:tcBorders>
-            <w:shd w:val="clear" w:color="auto" w:fill="16213E"/>
-            <w:tcMar>
-              <w:top w:w="80" w:type="dxa"/>
-              <w:left w:w="140" w:type="dxa"/>
-              <w:bottom w:w="80" w:type="dxa"/>
-              <w:right w:w="140" w:type="dxa"/>
-            </w:tcMar>
-            <w:vAlign w:val="center"/>
-          </w:tcPr>
-          <w:p>
-            <w:pPr>
-              <w:jc w:val="center"/>
-            </w:pPr>
-            <w:r>
-              <w:rPr>
-                <w:b/>
-                <w:bCs/>
-                <w:color w:val="FFFFFF"/>
-                <w:sz w:val="16"/>
-                <w:szCs w:val="16"/>
-              </w:rPr>
-              <w:t>Priority</w:t>
-            </w:r>
-          </w:p>
-        </w:tc>
-        <w:tc>
-          <w:tcPr>
-            <w:tcW w:w="900" w:type="dxa"/>
-            <w:tcBorders>
-              <w:top w:val="single" w:sz="1" w:space="0" w:color="CCCCCC"/>
-              <w:left w:val="single" w:sz="1" w:space="0" w:color="CCCCCC"/>
-              <w:bottom w:val="single" w:sz="1" w:space="0" w:color="CCCCCC"/>
-              <w:right w:val="single" w:sz="1" w:space="0" w:color="CCCCCC"/>
-            </w:tcBorders>
-            <w:shd w:val="clear" w:color="auto" w:fill="16213E"/>
-            <w:tcMar>
-              <w:top w:w="80" w:type="dxa"/>
-              <w:left w:w="140" w:type="dxa"/>
-              <w:bottom w:w="80" w:type="dxa"/>
-              <w:right w:w="140" w:type="dxa"/>
-            </w:tcMar>
-            <w:vAlign w:val="center"/>
-          </w:tcPr>
-          <w:p>
-            <w:pPr>
-              <w:jc w:val="center"/>
-            </w:pPr>
-            <w:r>
-              <w:rPr>
-                <w:b/>
-                <w:bCs/>
-                <w:color w:val="FFFFFF"/>
-                <w:sz w:val="16"/>
-                <w:szCs w:val="16"/>
-              </w:rPr>
-              <w:t>Effort</w:t>
-            </w:r>
-          </w:p>
-        </w:tc>
-        <w:tc>
-          <w:tcPr>
-            <w:tcW w:w="2900" w:type="dxa"/>
-            <w:tcBorders>
-              <w:top w:val="single" w:sz="1" w:space="0" w:color="CCCCCC"/>
-              <w:left w:val="single" w:sz="1" w:space="0" w:color="CCCCCC"/>
-              <w:bottom w:val="single" w:sz="1" w:space="0" w:color="CCCCCC"/>
-              <w:right w:val="single" w:sz="1" w:space="0" w:color="CCCCCC"/>
-            </w:tcBorders>
-            <w:shd w:val="clear" w:color="auto" w:fill="16213E"/>
-            <w:tcMar>
-              <w:top w:w="80" w:type="dxa"/>
-              <w:left w:w="140" w:type="dxa"/>
-              <w:bottom w:w="80" w:type="dxa"/>
-              <w:right w:w="140" w:type="dxa"/>
-            </w:tcMar>
-            <w:vAlign w:val="center"/>
-          </w:tcPr>
-          <w:p>
-            <w:r>
-              <w:rPr>
-                <w:b/>
-                <w:bCs/>
-                <w:color w:val="FFFFFF"/>
-                <w:sz w:val="16"/>
-                <w:szCs w:val="16"/>
-              </w:rPr>
-              <w:t>What To Do</w:t>
-            </w:r>
-          </w:p>
-        </w:tc>
-        <w:tc>
-          <w:tcPr>
-            <w:tcW w:w="1800" w:type="dxa"/>
-            <w:tcBorders>
-              <w:top w:val="single" w:sz="1" w:space="0" w:color="CCCCCC"/>
-              <w:left w:val="single" w:sz="1" w:space="0" w:color="CCCCCC"/>
-              <w:bottom w:val="single" w:sz="1" w:space="0" w:color="CCCCCC"/>
-              <w:right w:val="single" w:sz="1" w:space="0" w:color="CCCCCC"/>
-            </w:tcBorders>
-            <w:shd w:val="clear" w:color="auto" w:fill="16213E"/>
-            <w:tcMar>
-              <w:top w:w="80" w:type="dxa"/>
-              <w:left w:w="140" w:type="dxa"/>
-              <w:bottom w:w="80" w:type="dxa"/>
-              <w:right w:w="140" w:type="dxa"/>
-            </w:tcMar>
-            <w:vAlign w:val="center"/>
-          </w:tcPr>
-          <w:p>
-            <w:r>
-              <w:rPr>
-                <w:b/>
-                <w:bCs/>
-                <w:color w:val="FFFFFF"/>
-                <w:sz w:val="16"/>
-                <w:szCs w:val="16"/>
-              </w:rPr>
-              <w:t>Why / Coach Dependency</w:t>
-            </w:r>
-          </w:p>
-        </w:tc>
-      </w:tr>
-      <w:tr>
-        <w:tc>
-          <w:tcPr>
-            <w:tcW w:w="560" w:type="dxa"/>
-            <w:tcBorders>
-              <w:top w:val="single" w:sz="1" w:space="0" w:color="CCCCCC"/>
-              <w:left w:val="single" w:sz="1" w:space="0" w:color="CCCCCC"/>
-              <w:bottom w:val="single" w:sz="1" w:space="0" w:color="CCCCCC"/>
-              <w:right w:val="single" w:sz="1" w:space="0" w:color="CCCCCC"/>
-            </w:tcBorders>
-            <w:shd w:val="clear" w:color="auto" w:fill="F2F2F2"/>
-            <w:tcMar>
-              <w:top w:w="80" w:type="dxa"/>
-              <w:left w:w="140" w:type="dxa"/>
-              <w:bottom w:w="80" w:type="dxa"/>
-              <w:right w:w="140" w:type="dxa"/>
-            </w:tcMar>
-            <w:vAlign w:val="center"/>
-          </w:tcPr>
-          <w:p>
-            <w:pPr>
-              <w:jc w:val="center"/>
-            </w:pPr>
-            <w:r>
-              <w:rPr>
-                <w:b/>
-                <w:bCs/>
-                <w:color w:val="0F3460"/>
-                <w:sz w:val="16"/>
-                <w:szCs w:val="16"/>
-              </w:rPr>
-              <w:t>D1</w:t>
-            </w:r>
-          </w:p>
-        </w:tc>
-        <w:tc>
-          <w:tcPr>
-            <w:tcW w:w="2200" w:type="dxa"/>
-            <w:tcBorders>
-              <w:top w:val="single" w:sz="1" w:space="0" w:color="CCCCCC"/>
-              <w:left w:val="single" w:sz="1" w:space="0" w:color="CCCCCC"/>
-              <w:bottom w:val="single" w:sz="1" w:space="0" w:color="CCCCCC"/>
-              <w:right w:val="single" w:sz="1" w:space="0" w:color="CCCCCC"/>
-            </w:tcBorders>
-            <w:shd w:val="clear" w:color="auto" w:fill="FFFFFF"/>
-            <w:tcMar>
-              <w:top w:w="80" w:type="dxa"/>
-              <w:left w:w="140" w:type="dxa"/>
-              <w:bottom w:w="80" w:type="dxa"/>
-              <w:right w:w="140" w:type="dxa"/>
-            </w:tcMar>
-          </w:tcPr>
-          <w:p>
-            <w:r>
-              <w:rPr>
-                <w:b/>
-                <w:bCs/>
-                <w:color w:val="16213E"/>
-                <w:sz w:val="17"/>
-                <w:szCs w:val="17"/>
-              </w:rPr>
-              <w:t>Eval bar widget</w:t>
-            </w:r>
-          </w:p>
-        </w:tc>
-        <w:tc>
-          <w:tcPr>
-            <w:tcW w:w="1000" w:type="dxa"/>
-            <w:tcBorders>
-              <w:top w:val="single" w:sz="1" w:space="0" w:color="CCCCCC"/>
-              <w:left w:val="single" w:sz="1" w:space="0" w:color="CCCCCC"/>
-              <w:bottom w:val="single" w:sz="1" w:space="0" w:color="CCCCCC"/>
-              <w:right w:val="single" w:sz="1" w:space="0" w:color="CCCCCC"/>
-            </w:tcBorders>
-            <w:shd w:val="clear" w:color="auto" w:fill="FEF9E7"/>
-            <w:tcMar>
-              <w:top w:w="80" w:type="dxa"/>
-              <w:left w:w="140" w:type="dxa"/>
-              <w:bottom w:w="80" w:type="dxa"/>
-              <w:right w:w="140" w:type="dxa"/>
-            </w:tcMar>
-            <w:vAlign w:val="center"/>
-          </w:tcPr>
-          <w:p>
-            <w:pPr>
-              <w:jc w:val="center"/>
-            </w:pPr>
-            <w:r>
-              <w:rPr>
-                <w:b/>
-                <w:bCs/>
-                <w:color w:val="784212"/>
-                <w:sz w:val="15"/>
-                <w:szCs w:val="15"/>
-              </w:rPr>
-              <w:t>HIGH</w:t>
-            </w:r>
-          </w:p>
-        </w:tc>
-        <w:tc>
-          <w:tcPr>
-            <w:tcW w:w="900" w:type="dxa"/>
-            <w:tcBorders>
-              <w:top w:val="single" w:sz="1" w:space="0" w:color="CCCCCC"/>
-              <w:left w:val="single" w:sz="1" w:space="0" w:color="CCCCCC"/>
-              <w:bottom w:val="single" w:sz="1" w:space="0" w:color="CCCCCC"/>
-              <w:right w:val="single" w:sz="1" w:space="0" w:color="CCCCCC"/>
-            </w:tcBorders>
-            <w:shd w:val="clear" w:color="auto" w:fill="FFFFFF"/>
-            <w:tcMar>
-              <w:top w:w="80" w:type="dxa"/>
-              <w:left w:w="140" w:type="dxa"/>
-              <w:bottom w:w="80" w:type="dxa"/>
-              <w:right w:w="140" w:type="dxa"/>
-            </w:tcMar>
-            <w:vAlign w:val="center"/>
-          </w:tcPr>
-          <w:p>
-            <w:pPr>
-              <w:jc w:val="center"/>
-            </w:pPr>
-            <w:r>
-              <w:rPr>
-                <w:color w:val="555555"/>
-                <w:sz w:val="15"/>
-                <w:szCs w:val="15"/>
-              </w:rPr>
-              <w:t>2 hrs</w:t>
-            </w:r>
-          </w:p>
-        </w:tc>
-        <w:tc>
-          <w:tcPr>
-            <w:tcW w:w="2900" w:type="dxa"/>
-            <w:tcBorders>
-              <w:top w:val="single" w:sz="1" w:space="0" w:color="CCCCCC"/>
-              <w:left w:val="single" w:sz="1" w:space="0" w:color="CCCCCC"/>
-              <w:bottom w:val="single" w:sz="1" w:space="0" w:color="CCCCCC"/>
-              <w:right w:val="single" w:sz="1" w:space="0" w:color="CCCCCC"/>
-            </w:tcBorders>
-            <w:shd w:val="clear" w:color="auto" w:fill="FFFFFF"/>
-            <w:tcMar>
-              <w:top w:w="80" w:type="dxa"/>
-              <w:left w:w="140" w:type="dxa"/>
-              <w:bottom w:w="80" w:type="dxa"/>
-              <w:right w:w="140" w:type="dxa"/>
-            </w:tcMar>
-            <w:vAlign w:val="center"/>
-          </w:tcPr>
-          <w:p>
-            <w:r>
-              <w:rPr>
-                <w:color w:val="1A1A2E"/>
-                <w:sz w:val="16"/>
-                <w:szCs w:val="16"/>
-              </w:rPr>
-              <w:t xml:space="preserve">Create </w:t>
-            </w:r>
-            <w:proofErr w:type="spellStart"/>
-            <w:r>
-              <w:rPr>
-                <w:color w:val="1A1A2E"/>
-                <w:sz w:val="16"/>
-                <w:szCs w:val="16"/>
-              </w:rPr>
-              <w:t>ui</w:t>
-            </w:r>
-            <w:proofErr w:type="spellEnd"/>
-            <w:r>
-              <w:rPr>
-                <w:color w:val="1A1A2E"/>
-                <w:sz w:val="16"/>
-                <w:szCs w:val="16"/>
-              </w:rPr>
-              <w:t xml:space="preserve">/eval_bar.py: a thin vertical </w:t>
-            </w:r>
-            <w:proofErr w:type="spellStart"/>
-            <w:r>
-              <w:rPr>
-                <w:color w:val="1A1A2E"/>
-                <w:sz w:val="16"/>
-                <w:szCs w:val="16"/>
-              </w:rPr>
-              <w:t>QWidget</w:t>
-            </w:r>
-            <w:proofErr w:type="spellEnd"/>
-            <w:r>
-              <w:rPr>
-                <w:color w:val="1A1A2E"/>
-                <w:sz w:val="16"/>
-                <w:szCs w:val="16"/>
-              </w:rPr>
-              <w:t xml:space="preserve"> that renders a white/black bar proportional to the centipawn score. Updates on every engine analysis. Shows score as text (e.g. +1.4, M3).</w:t>
-            </w:r>
-          </w:p>
-        </w:tc>
-        <w:tc>
-          <w:tcPr>
-            <w:tcW w:w="1800" w:type="dxa"/>
-            <w:tcBorders>
-              <w:top w:val="single" w:sz="1" w:space="0" w:color="CCCCCC"/>
-              <w:left w:val="single" w:sz="1" w:space="0" w:color="CCCCCC"/>
-              <w:bottom w:val="single" w:sz="1" w:space="0" w:color="CCCCCC"/>
-              <w:right w:val="single" w:sz="1" w:space="0" w:color="CCCCCC"/>
-            </w:tcBorders>
-            <w:shd w:val="clear" w:color="auto" w:fill="FAF7F0"/>
-            <w:tcMar>
-              <w:top w:w="80" w:type="dxa"/>
-              <w:left w:w="140" w:type="dxa"/>
-              <w:bottom w:w="80" w:type="dxa"/>
-              <w:right w:w="140" w:type="dxa"/>
-            </w:tcMar>
-            <w:vAlign w:val="center"/>
-          </w:tcPr>
-          <w:p>
-            <w:r>
-              <w:rPr>
-                <w:color w:val="555555"/>
-                <w:sz w:val="15"/>
-                <w:szCs w:val="15"/>
-              </w:rPr>
-              <w:t>Coach output references engine evaluation (</w:t>
-            </w:r>
-            <w:proofErr w:type="spellStart"/>
-            <w:r>
-              <w:rPr>
-                <w:color w:val="555555"/>
-                <w:sz w:val="15"/>
-                <w:szCs w:val="15"/>
-              </w:rPr>
-              <w:t>eval_deficit</w:t>
-            </w:r>
-            <w:proofErr w:type="spellEnd"/>
-            <w:r>
-              <w:rPr>
-                <w:color w:val="555555"/>
-                <w:sz w:val="15"/>
-                <w:szCs w:val="15"/>
-              </w:rPr>
-              <w:t xml:space="preserve">, </w:t>
-            </w:r>
-            <w:proofErr w:type="spellStart"/>
-            <w:r>
-              <w:rPr>
-                <w:color w:val="555555"/>
-                <w:sz w:val="15"/>
-                <w:szCs w:val="15"/>
-              </w:rPr>
-              <w:t>sacrifice_delta</w:t>
-            </w:r>
-            <w:proofErr w:type="spellEnd"/>
-            <w:r>
-              <w:rPr>
-                <w:color w:val="555555"/>
-                <w:sz w:val="15"/>
-                <w:szCs w:val="15"/>
-              </w:rPr>
-              <w:t>). Player needs visual context for what +0.8 or -1.5 means in real time.</w:t>
-            </w:r>
-          </w:p>
-        </w:tc>
-      </w:tr>
-      <w:tr>
-        <w:tc>
-          <w:tcPr>
-            <w:tcW w:w="560" w:type="dxa"/>
-            <w:tcBorders>
-              <w:top w:val="single" w:sz="1" w:space="0" w:color="CCCCCC"/>
-              <w:left w:val="single" w:sz="1" w:space="0" w:color="CCCCCC"/>
-              <w:bottom w:val="single" w:sz="1" w:space="0" w:color="CCCCCC"/>
-              <w:right w:val="single" w:sz="1" w:space="0" w:color="CCCCCC"/>
-            </w:tcBorders>
-            <w:shd w:val="clear" w:color="auto" w:fill="F2F2F2"/>
-            <w:tcMar>
-              <w:top w:w="80" w:type="dxa"/>
-              <w:left w:w="140" w:type="dxa"/>
-              <w:bottom w:w="80" w:type="dxa"/>
-              <w:right w:w="140" w:type="dxa"/>
-            </w:tcMar>
-            <w:vAlign w:val="center"/>
-          </w:tcPr>
-          <w:p>
-            <w:pPr>
-              <w:jc w:val="center"/>
-            </w:pPr>
-            <w:r>
-              <w:rPr>
-                <w:b/>
-                <w:bCs/>
-                <w:color w:val="0F3460"/>
-                <w:sz w:val="16"/>
-                <w:szCs w:val="16"/>
-              </w:rPr>
-              <w:t>D2</w:t>
-            </w:r>
-          </w:p>
-        </w:tc>
-        <w:tc>
-          <w:tcPr>
-            <w:tcW w:w="2200" w:type="dxa"/>
-            <w:tcBorders>
-              <w:top w:val="single" w:sz="1" w:space="0" w:color="CCCCCC"/>
-              <w:left w:val="single" w:sz="1" w:space="0" w:color="CCCCCC"/>
-              <w:bottom w:val="single" w:sz="1" w:space="0" w:color="CCCCCC"/>
-              <w:right w:val="single" w:sz="1" w:space="0" w:color="CCCCCC"/>
-            </w:tcBorders>
-            <w:shd w:val="clear" w:color="auto" w:fill="FFFFFF"/>
-            <w:tcMar>
-              <w:top w:w="80" w:type="dxa"/>
-              <w:left w:w="140" w:type="dxa"/>
-              <w:bottom w:w="80" w:type="dxa"/>
-              <w:right w:w="140" w:type="dxa"/>
-            </w:tcMar>
-          </w:tcPr>
-          <w:p>
-            <w:r>
-              <w:rPr>
-                <w:b/>
-                <w:bCs/>
-                <w:color w:val="16213E"/>
-                <w:sz w:val="17"/>
-                <w:szCs w:val="17"/>
-              </w:rPr>
-              <w:t>PV line display</w:t>
-            </w:r>
-          </w:p>
-        </w:tc>
-        <w:tc>
-          <w:tcPr>
-            <w:tcW w:w="1000" w:type="dxa"/>
-            <w:tcBorders>
-              <w:top w:val="single" w:sz="1" w:space="0" w:color="CCCCCC"/>
-              <w:left w:val="single" w:sz="1" w:space="0" w:color="CCCCCC"/>
-              <w:bottom w:val="single" w:sz="1" w:space="0" w:color="CCCCCC"/>
-              <w:right w:val="single" w:sz="1" w:space="0" w:color="CCCCCC"/>
-            </w:tcBorders>
-            <w:shd w:val="clear" w:color="auto" w:fill="FEF9E7"/>
-            <w:tcMar>
-              <w:top w:w="80" w:type="dxa"/>
-              <w:left w:w="140" w:type="dxa"/>
-              <w:bottom w:w="80" w:type="dxa"/>
-              <w:right w:w="140" w:type="dxa"/>
-            </w:tcMar>
-            <w:vAlign w:val="center"/>
-          </w:tcPr>
-          <w:p>
-            <w:pPr>
-              <w:jc w:val="center"/>
-            </w:pPr>
-            <w:r>
-              <w:rPr>
-                <w:b/>
-                <w:bCs/>
-                <w:color w:val="784212"/>
-                <w:sz w:val="15"/>
-                <w:szCs w:val="15"/>
-              </w:rPr>
-              <w:t>HIGH</w:t>
-            </w:r>
-          </w:p>
-        </w:tc>
-        <w:tc>
-          <w:tcPr>
-            <w:tcW w:w="900" w:type="dxa"/>
-            <w:tcBorders>
-              <w:top w:val="single" w:sz="1" w:space="0" w:color="CCCCCC"/>
-              <w:left w:val="single" w:sz="1" w:space="0" w:color="CCCCCC"/>
-              <w:bottom w:val="single" w:sz="1" w:space="0" w:color="CCCCCC"/>
-              <w:right w:val="single" w:sz="1" w:space="0" w:color="CCCCCC"/>
-            </w:tcBorders>
-            <w:shd w:val="clear" w:color="auto" w:fill="FFFFFF"/>
-            <w:tcMar>
-              <w:top w:w="80" w:type="dxa"/>
-              <w:left w:w="140" w:type="dxa"/>
-              <w:bottom w:w="80" w:type="dxa"/>
-              <w:right w:w="140" w:type="dxa"/>
-            </w:tcMar>
-            <w:vAlign w:val="center"/>
-          </w:tcPr>
-          <w:p>
-            <w:pPr>
-              <w:jc w:val="center"/>
-            </w:pPr>
-            <w:r>
-              <w:rPr>
-                <w:color w:val="555555"/>
-                <w:sz w:val="15"/>
-                <w:szCs w:val="15"/>
-              </w:rPr>
-              <w:t>1 hr</w:t>
-            </w:r>
-          </w:p>
-        </w:tc>
-        <w:tc>
-          <w:tcPr>
-            <w:tcW w:w="2900" w:type="dxa"/>
-            <w:tcBorders>
-              <w:top w:val="single" w:sz="1" w:space="0" w:color="CCCCCC"/>
-              <w:left w:val="single" w:sz="1" w:space="0" w:color="CCCCCC"/>
-              <w:bottom w:val="single" w:sz="1" w:space="0" w:color="CCCCCC"/>
-              <w:right w:val="single" w:sz="1" w:space="0" w:color="CCCCCC"/>
-            </w:tcBorders>
-            <w:shd w:val="clear" w:color="auto" w:fill="FFFFFF"/>
-            <w:tcMar>
-              <w:top w:w="80" w:type="dxa"/>
-              <w:left w:w="140" w:type="dxa"/>
-              <w:bottom w:w="80" w:type="dxa"/>
-              <w:right w:w="140" w:type="dxa"/>
-            </w:tcMar>
-            <w:vAlign w:val="center"/>
-          </w:tcPr>
-          <w:p>
-            <w:r>
-              <w:rPr>
-                <w:color w:val="1A1A2E"/>
-                <w:sz w:val="16"/>
-                <w:szCs w:val="16"/>
-              </w:rPr>
-              <w:t>Below the eval bar or in the engine row, show the top engine line (</w:t>
-            </w:r>
-            <w:proofErr w:type="spellStart"/>
-            <w:r>
-              <w:rPr>
-                <w:color w:val="1A1A2E"/>
-                <w:sz w:val="16"/>
-                <w:szCs w:val="16"/>
-              </w:rPr>
-              <w:t>pv_uci</w:t>
-            </w:r>
-            <w:proofErr w:type="spellEnd"/>
-            <w:r>
-              <w:rPr>
-                <w:color w:val="1A1A2E"/>
-                <w:sz w:val="16"/>
-                <w:szCs w:val="16"/>
-              </w:rPr>
-              <w:t xml:space="preserve"> converted to SAN). Updates while engine is running.</w:t>
-            </w:r>
-          </w:p>
-        </w:tc>
-        <w:tc>
-          <w:tcPr>
-            <w:tcW w:w="1800" w:type="dxa"/>
-            <w:tcBorders>
-              <w:top w:val="single" w:sz="1" w:space="0" w:color="CCCCCC"/>
-              <w:left w:val="single" w:sz="1" w:space="0" w:color="CCCCCC"/>
-              <w:bottom w:val="single" w:sz="1" w:space="0" w:color="CCCCCC"/>
-              <w:right w:val="single" w:sz="1" w:space="0" w:color="CCCCCC"/>
-            </w:tcBorders>
-            <w:shd w:val="clear" w:color="auto" w:fill="FAF7F0"/>
-            <w:tcMar>
-              <w:top w:w="80" w:type="dxa"/>
-              <w:left w:w="140" w:type="dxa"/>
-              <w:bottom w:w="80" w:type="dxa"/>
-              <w:right w:w="140" w:type="dxa"/>
-            </w:tcMar>
-            <w:vAlign w:val="center"/>
-          </w:tcPr>
-          <w:p>
-            <w:r>
-              <w:rPr>
-                <w:color w:val="555555"/>
-                <w:sz w:val="15"/>
-                <w:szCs w:val="15"/>
-              </w:rPr>
-              <w:t xml:space="preserve">Coach blitz detector uses </w:t>
-            </w:r>
-            <w:proofErr w:type="spellStart"/>
-            <w:r>
-              <w:rPr>
-                <w:color w:val="555555"/>
-                <w:sz w:val="15"/>
-                <w:szCs w:val="15"/>
-              </w:rPr>
-              <w:t>piece_convergence</w:t>
-            </w:r>
-            <w:proofErr w:type="spellEnd"/>
-            <w:r>
-              <w:rPr>
-                <w:color w:val="555555"/>
-                <w:sz w:val="15"/>
-                <w:szCs w:val="15"/>
-              </w:rPr>
-              <w:t xml:space="preserve"> from PV moves. Showing the PV lets the player follow what the coach is referencing.</w:t>
-            </w:r>
-          </w:p>
-        </w:tc>
-      </w:tr>
-      <w:tr>
-        <w:tc>
-          <w:tcPr>
-            <w:tcW w:w="560" w:type="dxa"/>
-            <w:tcBorders>
-              <w:top w:val="single" w:sz="1" w:space="0" w:color="CCCCCC"/>
-              <w:left w:val="single" w:sz="1" w:space="0" w:color="CCCCCC"/>
-              <w:bottom w:val="single" w:sz="1" w:space="0" w:color="CCCCCC"/>
-              <w:right w:val="single" w:sz="1" w:space="0" w:color="CCCCCC"/>
-            </w:tcBorders>
-            <w:shd w:val="clear" w:color="auto" w:fill="F2F2F2"/>
-            <w:tcMar>
-              <w:top w:w="80" w:type="dxa"/>
-              <w:left w:w="140" w:type="dxa"/>
-              <w:bottom w:w="80" w:type="dxa"/>
-              <w:right w:w="140" w:type="dxa"/>
-            </w:tcMar>
-            <w:vAlign w:val="center"/>
-          </w:tcPr>
-          <w:p>
-            <w:pPr>
-              <w:jc w:val="center"/>
-            </w:pPr>
-            <w:r>
-              <w:rPr>
-                <w:b/>
-                <w:bCs/>
-                <w:color w:val="0F3460"/>
-                <w:sz w:val="16"/>
-                <w:szCs w:val="16"/>
-              </w:rPr>
-              <w:t>D3</w:t>
-            </w:r>
-          </w:p>
-        </w:tc>
-        <w:tc>
-          <w:tcPr>
-            <w:tcW w:w="2200" w:type="dxa"/>
-            <w:tcBorders>
-              <w:top w:val="single" w:sz="1" w:space="0" w:color="CCCCCC"/>
-              <w:left w:val="single" w:sz="1" w:space="0" w:color="CCCCCC"/>
-              <w:bottom w:val="single" w:sz="1" w:space="0" w:color="CCCCCC"/>
-              <w:right w:val="single" w:sz="1" w:space="0" w:color="CCCCCC"/>
-            </w:tcBorders>
-            <w:shd w:val="clear" w:color="auto" w:fill="FFFFFF"/>
-            <w:tcMar>
-              <w:top w:w="80" w:type="dxa"/>
-              <w:left w:w="140" w:type="dxa"/>
-              <w:bottom w:w="80" w:type="dxa"/>
-              <w:right w:w="140" w:type="dxa"/>
-            </w:tcMar>
-          </w:tcPr>
-          <w:p>
-            <w:r>
-              <w:rPr>
-                <w:b/>
-                <w:bCs/>
-                <w:color w:val="16213E"/>
-                <w:sz w:val="17"/>
-                <w:szCs w:val="17"/>
-              </w:rPr>
-              <w:t>Async engine analysis</w:t>
-            </w:r>
-          </w:p>
-        </w:tc>
-        <w:tc>
-          <w:tcPr>
-            <w:tcW w:w="1000" w:type="dxa"/>
-            <w:tcBorders>
-              <w:top w:val="single" w:sz="1" w:space="0" w:color="CCCCCC"/>
-              <w:left w:val="single" w:sz="1" w:space="0" w:color="CCCCCC"/>
-              <w:bottom w:val="single" w:sz="1" w:space="0" w:color="CCCCCC"/>
-              <w:right w:val="single" w:sz="1" w:space="0" w:color="CCCCCC"/>
-            </w:tcBorders>
-            <w:shd w:val="clear" w:color="auto" w:fill="FADBD8"/>
-            <w:tcMar>
-              <w:top w:w="80" w:type="dxa"/>
-              <w:left w:w="140" w:type="dxa"/>
-              <w:bottom w:w="80" w:type="dxa"/>
-              <w:right w:w="140" w:type="dxa"/>
-            </w:tcMar>
-            <w:vAlign w:val="center"/>
-          </w:tcPr>
-          <w:p>
-            <w:pPr>
-              <w:jc w:val="center"/>
-            </w:pPr>
-            <w:r>
-              <w:rPr>
-                <w:b/>
-                <w:bCs/>
-                <w:color w:val="922B21"/>
-                <w:sz w:val="15"/>
-                <w:szCs w:val="15"/>
-              </w:rPr>
-              <w:t>CRITICAL</w:t>
-            </w:r>
-          </w:p>
-        </w:tc>
-        <w:tc>
-          <w:tcPr>
-            <w:tcW w:w="900" w:type="dxa"/>
-            <w:tcBorders>
-              <w:top w:val="single" w:sz="1" w:space="0" w:color="CCCCCC"/>
-              <w:left w:val="single" w:sz="1" w:space="0" w:color="CCCCCC"/>
-              <w:bottom w:val="single" w:sz="1" w:space="0" w:color="CCCCCC"/>
-              <w:right w:val="single" w:sz="1" w:space="0" w:color="CCCCCC"/>
-            </w:tcBorders>
-            <w:shd w:val="clear" w:color="auto" w:fill="FFFFFF"/>
-            <w:tcMar>
-              <w:top w:w="80" w:type="dxa"/>
-              <w:left w:w="140" w:type="dxa"/>
-              <w:bottom w:w="80" w:type="dxa"/>
-              <w:right w:w="140" w:type="dxa"/>
-            </w:tcMar>
-            <w:vAlign w:val="center"/>
-          </w:tcPr>
-          <w:p>
-            <w:pPr>
-              <w:jc w:val="center"/>
-            </w:pPr>
-            <w:r>
-              <w:rPr>
-                <w:color w:val="555555"/>
-                <w:sz w:val="15"/>
-                <w:szCs w:val="15"/>
-              </w:rPr>
-              <w:t>2–3 hrs</w:t>
-            </w:r>
-          </w:p>
-        </w:tc>
-        <w:tc>
-          <w:tcPr>
-            <w:tcW w:w="2900" w:type="dxa"/>
-            <w:tcBorders>
-              <w:top w:val="single" w:sz="1" w:space="0" w:color="CCCCCC"/>
-              <w:left w:val="single" w:sz="1" w:space="0" w:color="CCCCCC"/>
-              <w:bottom w:val="single" w:sz="1" w:space="0" w:color="CCCCCC"/>
-              <w:right w:val="single" w:sz="1" w:space="0" w:color="CCCCCC"/>
-            </w:tcBorders>
-            <w:shd w:val="clear" w:color="auto" w:fill="FFFFFF"/>
-            <w:tcMar>
-              <w:top w:w="80" w:type="dxa"/>
-              <w:left w:w="140" w:type="dxa"/>
-              <w:bottom w:w="80" w:type="dxa"/>
-              <w:right w:w="140" w:type="dxa"/>
-            </w:tcMar>
-            <w:vAlign w:val="center"/>
-          </w:tcPr>
-          <w:p>
-            <w:r>
-              <w:rPr>
-                <w:color w:val="1A1A2E"/>
-                <w:sz w:val="16"/>
-                <w:szCs w:val="16"/>
-              </w:rPr>
-              <w:t>Current _</w:t>
-            </w:r>
-            <w:proofErr w:type="spellStart"/>
-            <w:r>
-              <w:rPr>
-                <w:color w:val="1A1A2E"/>
-                <w:sz w:val="16"/>
-                <w:szCs w:val="16"/>
-              </w:rPr>
-              <w:t>do_engine_move_if_needed</w:t>
-            </w:r>
-            <w:proofErr w:type="spellEnd"/>
-            <w:r>
-              <w:rPr>
-                <w:color w:val="1A1A2E"/>
-                <w:sz w:val="16"/>
-                <w:szCs w:val="16"/>
-              </w:rPr>
-              <w:t xml:space="preserve">() runs synchronously on the main thread via </w:t>
-            </w:r>
-            <w:proofErr w:type="spellStart"/>
-            <w:r>
-              <w:rPr>
-                <w:color w:val="1A1A2E"/>
-                <w:sz w:val="16"/>
-                <w:szCs w:val="16"/>
-              </w:rPr>
-              <w:t>UciEngine.analyze_movetime</w:t>
-            </w:r>
-            <w:proofErr w:type="spellEnd"/>
-            <w:r>
-              <w:rPr>
-                <w:color w:val="1A1A2E"/>
-                <w:sz w:val="16"/>
-                <w:szCs w:val="16"/>
-              </w:rPr>
-              <w:t xml:space="preserve">(). This freezes the UI. Move engine </w:t>
-            </w:r>
-            <w:r>
-              <w:rPr>
-                <w:color w:val="1A1A2E"/>
-                <w:sz w:val="16"/>
-                <w:szCs w:val="16"/>
-              </w:rPr>
-              <w:lastRenderedPageBreak/>
-              <w:t xml:space="preserve">calls to a </w:t>
-            </w:r>
-            <w:proofErr w:type="spellStart"/>
-            <w:r>
-              <w:rPr>
-                <w:color w:val="1A1A2E"/>
-                <w:sz w:val="16"/>
-                <w:szCs w:val="16"/>
-              </w:rPr>
-              <w:t>QThread</w:t>
-            </w:r>
-            <w:proofErr w:type="spellEnd"/>
-            <w:r>
-              <w:rPr>
-                <w:color w:val="1A1A2E"/>
-                <w:sz w:val="16"/>
-                <w:szCs w:val="16"/>
-              </w:rPr>
-              <w:t xml:space="preserve"> worker (same pattern as </w:t>
-            </w:r>
-            <w:proofErr w:type="spellStart"/>
-            <w:r>
-              <w:rPr>
-                <w:color w:val="1A1A2E"/>
-                <w:sz w:val="16"/>
-                <w:szCs w:val="16"/>
-              </w:rPr>
-              <w:t>IndexWorker</w:t>
-            </w:r>
-            <w:proofErr w:type="spellEnd"/>
-            <w:r>
-              <w:rPr>
-                <w:color w:val="1A1A2E"/>
-                <w:sz w:val="16"/>
-                <w:szCs w:val="16"/>
-              </w:rPr>
-              <w:t xml:space="preserve">). Emit </w:t>
-            </w:r>
-            <w:proofErr w:type="spellStart"/>
-            <w:r>
-              <w:rPr>
-                <w:color w:val="1A1A2E"/>
-                <w:sz w:val="16"/>
-                <w:szCs w:val="16"/>
-              </w:rPr>
-              <w:t>engineResult</w:t>
-            </w:r>
-            <w:proofErr w:type="spellEnd"/>
-            <w:r>
-              <w:rPr>
-                <w:color w:val="1A1A2E"/>
-                <w:sz w:val="16"/>
-                <w:szCs w:val="16"/>
-              </w:rPr>
-              <w:t xml:space="preserve"> signal when done.</w:t>
-            </w:r>
-          </w:p>
-        </w:tc>
-        <w:tc>
-          <w:tcPr>
-            <w:tcW w:w="1800" w:type="dxa"/>
-            <w:tcBorders>
-              <w:top w:val="single" w:sz="1" w:space="0" w:color="CCCCCC"/>
-              <w:left w:val="single" w:sz="1" w:space="0" w:color="CCCCCC"/>
-              <w:bottom w:val="single" w:sz="1" w:space="0" w:color="CCCCCC"/>
-              <w:right w:val="single" w:sz="1" w:space="0" w:color="CCCCCC"/>
-            </w:tcBorders>
-            <w:shd w:val="clear" w:color="auto" w:fill="FAF7F0"/>
-            <w:tcMar>
-              <w:top w:w="80" w:type="dxa"/>
-              <w:left w:w="140" w:type="dxa"/>
-              <w:bottom w:w="80" w:type="dxa"/>
-              <w:right w:w="140" w:type="dxa"/>
-            </w:tcMar>
-            <w:vAlign w:val="center"/>
-          </w:tcPr>
-          <w:p>
-            <w:r>
-              <w:rPr>
-                <w:color w:val="555555"/>
-                <w:sz w:val="15"/>
-                <w:szCs w:val="15"/>
-              </w:rPr>
-              <w:lastRenderedPageBreak/>
-              <w:t xml:space="preserve">The coach analysis also runs on position change. If engine AND coach both block the main thread, the UI </w:t>
-            </w:r>
-            <w:r>
-              <w:rPr>
-                <w:color w:val="555555"/>
-                <w:sz w:val="15"/>
-                <w:szCs w:val="15"/>
-              </w:rPr>
-              <w:lastRenderedPageBreak/>
-              <w:t>will freeze for seconds on every move. Threading is not optional.</w:t>
-            </w:r>
-          </w:p>
-        </w:tc>
-      </w:tr>
-    </w:tbl>
-    <w:p/>
-    <w:tbl>
-      <w:tblPr>
-        <w:tblW w:w="9360" w:type="dxa"/>
-        <w:tblBorders>
-          <w:top w:val="single" w:sz="4" w:space="0" w:color="auto"/>
-          <w:left w:val="single" w:sz="4" w:space="0" w:color="auto"/>
-          <w:bottom w:val="single" w:sz="4" w:space="0" w:color="auto"/>
-          <w:right w:val="single" w:sz="4" w:space="0" w:color="auto"/>
-          <w:insideH w:val="single" w:sz="4" w:space="0" w:color="auto"/>
-          <w:insideV w:val="single" w:sz="4" w:space="0" w:color="auto"/>
-        </w:tblBorders>
-        <w:tblCellMar>
-          <w:left w:w="10" w:type="dxa"/>
-          <w:right w:w="10" w:type="dxa"/>
-        </w:tblCellMar>
-        <w:tblLook w:val="04A0" w:firstRow="1" w:lastRow="0" w:firstColumn="1" w:lastColumn="0" w:noHBand="0" w:noVBand="1"/>
-      </w:tblPr>
-      <w:tblGrid>
-        <w:gridCol w:w="910"/>
-        <w:gridCol w:w="8450"/>
-      </w:tblGrid>
-      <w:tr>
-        <w:tc>
-          <w:tcPr>
-            <w:tcW w:w="0" w:type="auto"/>
-            <w:tcBorders>
-              <w:top w:val="single" w:sz="1" w:space="0" w:color="6C3483"/>
-              <w:left w:val="single" w:sz="1" w:space="0" w:color="6C3483"/>
-              <w:bottom w:val="single" w:sz="1" w:space="0" w:color="6C3483"/>
-              <w:right w:val="single" w:sz="1" w:space="0" w:color="6C3483"/>
-            </w:tcBorders>
-            <w:shd w:val="clear" w:color="auto" w:fill="6C3483"/>
-            <w:tcMar>
-              <w:top w:w="120" w:type="dxa"/>
-              <w:left w:w="160" w:type="dxa"/>
-              <w:bottom w:w="120" w:type="dxa"/>
-              <w:right w:w="160" w:type="dxa"/>
-            </w:tcMar>
-            <w:vAlign w:val="center"/>
-          </w:tcPr>
-          <w:p>
-            <w:pPr>
-              <w:jc w:val="center"/>
-            </w:pPr>
-            <w:r>
-              <w:rPr>
-                <w:b/>
-                <w:bCs/>
-                <w:color w:val="FFFFFF"/>
-                <w:sz w:val="48"/>
-                <w:szCs w:val="48"/>
-              </w:rPr>
-              <w:t>E</w:t>
-            </w:r>
-          </w:p>
-        </w:tc>
-        <w:tc>
-          <w:tcPr>
-            <w:tcW w:w="0" w:type="auto"/>
-            <w:tcBorders>
-              <w:top w:val="single" w:sz="1" w:space="0" w:color="6C3483"/>
-              <w:left w:val="single" w:sz="1" w:space="0" w:color="6C3483"/>
-              <w:bottom w:val="single" w:sz="1" w:space="0" w:color="6C3483"/>
-              <w:right w:val="single" w:sz="1" w:space="0" w:color="6C3483"/>
-            </w:tcBorders>
-            <w:shd w:val="clear" w:color="auto" w:fill="F8F8F8"/>
-            <w:tcMar>
-              <w:top w:w="120" w:type="dxa"/>
-              <w:left w:w="280" w:type="dxa"/>
-              <w:bottom w:w="120" w:type="dxa"/>
-              <w:right w:w="160" w:type="dxa"/>
-            </w:tcMar>
-          </w:tcPr>
-          <w:p>
-            <w:r>
-              <w:rPr>
-                <w:b/>
-                <w:bCs/>
-                <w:color w:val="6C3483"/>
-                <w:sz w:val="28"/>
-                <w:szCs w:val="28"/>
-              </w:rPr>
-              <w:t>Variations Tab Fix</w:t>
-            </w:r>
-          </w:p>
-          <w:p>
-            <w:pPr>
-              <w:spacing w:before="60"/>
-            </w:pPr>
-            <w:r>
-              <w:rPr>
-                <w:i/>
-                <w:iCs/>
-                <w:color w:val="555555"/>
-                <w:sz w:val="19"/>
-                <w:szCs w:val="19"/>
-              </w:rPr>
-              <w:t>Make it show continuations from current position, not just move 1.</w:t>
-            </w:r>
-          </w:p>
-        </w:tc>
-      </w:tr>
-    </w:tbl>
-    <w:p/>
-    <w:tbl>
-      <w:tblPr>
-        <w:tblW w:w="9360" w:type="dxa"/>
-        <w:tblBorders>
-          <w:top w:val="single" w:sz="4" w:space="0" w:color="auto"/>
-          <w:left w:val="single" w:sz="4" w:space="0" w:color="auto"/>
-          <w:bottom w:val="single" w:sz="4" w:space="0" w:color="auto"/>
-          <w:right w:val="single" w:sz="4" w:space="0" w:color="auto"/>
-          <w:insideH w:val="single" w:sz="4" w:space="0" w:color="auto"/>
-          <w:insideV w:val="single" w:sz="4" w:space="0" w:color="auto"/>
-        </w:tblBorders>
-        <w:tblCellMar>
-          <w:left w:w="10" w:type="dxa"/>
-          <w:right w:w="10" w:type="dxa"/>
-        </w:tblCellMar>
-        <w:tblLook w:val="04A0" w:firstRow="1" w:lastRow="0" w:firstColumn="1" w:lastColumn="0" w:noHBand="0" w:noVBand="1"/>
-      </w:tblPr>
-      <w:tblGrid>
-        <w:gridCol w:w="560"/>
-        <w:gridCol w:w="2200"/>
-        <w:gridCol w:w="1000"/>
-        <w:gridCol w:w="900"/>
-        <w:gridCol w:w="2900"/>
-        <w:gridCol w:w="1800"/>
-      </w:tblGrid>
-      <w:tr>
-        <w:tc>
-          <w:tcPr>
-            <w:tcW w:w="560" w:type="dxa"/>
-            <w:tcBorders>
-              <w:top w:val="single" w:sz="1" w:space="0" w:color="CCCCCC"/>
-              <w:left w:val="single" w:sz="1" w:space="0" w:color="CCCCCC"/>
-              <w:bottom w:val="single" w:sz="1" w:space="0" w:color="CCCCCC"/>
-              <w:right w:val="single" w:sz="1" w:space="0" w:color="CCCCCC"/>
-            </w:tcBorders>
-            <w:shd w:val="clear" w:color="auto" w:fill="16213E"/>
-            <w:tcMar>
-              <w:top w:w="80" w:type="dxa"/>
-              <w:left w:w="140" w:type="dxa"/>
-              <w:bottom w:w="80" w:type="dxa"/>
-              <w:right w:w="140" w:type="dxa"/>
-            </w:tcMar>
-            <w:vAlign w:val="center"/>
-          </w:tcPr>
-          <w:p>
-            <w:pPr>
-              <w:jc w:val="center"/>
-            </w:pPr>
-            <w:r>
-              <w:rPr>
-                <w:b/>
-                <w:bCs/>
-                <w:color w:val="FFFFFF"/>
-                <w:sz w:val="16"/>
-                <w:szCs w:val="16"/>
-              </w:rPr>
-              <w:t>#</w:t>
-            </w:r>
-          </w:p>
-        </w:tc>
-        <w:tc>
-          <w:tcPr>
-            <w:tcW w:w="2200" w:type="dxa"/>
-            <w:tcBorders>
-              <w:top w:val="single" w:sz="1" w:space="0" w:color="CCCCCC"/>
-              <w:left w:val="single" w:sz="1" w:space="0" w:color="CCCCCC"/>
-              <w:bottom w:val="single" w:sz="1" w:space="0" w:color="CCCCCC"/>
-              <w:right w:val="single" w:sz="1" w:space="0" w:color="CCCCCC"/>
-            </w:tcBorders>
-            <w:shd w:val="clear" w:color="auto" w:fill="16213E"/>
-            <w:tcMar>
-              <w:top w:w="80" w:type="dxa"/>
-              <w:left w:w="140" w:type="dxa"/>
-              <w:bottom w:w="80" w:type="dxa"/>
-              <w:right w:w="140" w:type="dxa"/>
-            </w:tcMar>
-            <w:vAlign w:val="center"/>
-          </w:tcPr>
-          <w:p>
-            <w:r>
-              <w:rPr>
-                <w:b/>
-                <w:bCs/>
-                <w:color w:val="FFFFFF"/>
-                <w:sz w:val="16"/>
-                <w:szCs w:val="16"/>
-              </w:rPr>
-              <w:t>Task</w:t>
-            </w:r>
-          </w:p>
-        </w:tc>
-        <w:tc>
-          <w:tcPr>
-            <w:tcW w:w="1000" w:type="dxa"/>
-            <w:tcBorders>
-              <w:top w:val="single" w:sz="1" w:space="0" w:color="CCCCCC"/>
-              <w:left w:val="single" w:sz="1" w:space="0" w:color="CCCCCC"/>
-              <w:bottom w:val="single" w:sz="1" w:space="0" w:color="CCCCCC"/>
-              <w:right w:val="single" w:sz="1" w:space="0" w:color="CCCCCC"/>
-            </w:tcBorders>
-            <w:shd w:val="clear" w:color="auto" w:fill="16213E"/>
-            <w:tcMar>
-              <w:top w:w="80" w:type="dxa"/>
-              <w:left w:w="140" w:type="dxa"/>
-              <w:bottom w:w="80" w:type="dxa"/>
-              <w:right w:w="140" w:type="dxa"/>
-            </w:tcMar>
-            <w:vAlign w:val="center"/>
-          </w:tcPr>
-          <w:p>
-            <w:pPr>
-              <w:jc w:val="center"/>
-            </w:pPr>
-            <w:r>
-              <w:rPr>
-                <w:b/>
-                <w:bCs/>
-                <w:color w:val="FFFFFF"/>
-                <w:sz w:val="16"/>
-                <w:szCs w:val="16"/>
-              </w:rPr>
-              <w:t>Priority</w:t>
-            </w:r>
-          </w:p>
-        </w:tc>
-        <w:tc>
-          <w:tcPr>
-            <w:tcW w:w="900" w:type="dxa"/>
-            <w:tcBorders>
-              <w:top w:val="single" w:sz="1" w:space="0" w:color="CCCCCC"/>
-              <w:left w:val="single" w:sz="1" w:space="0" w:color="CCCCCC"/>
-              <w:bottom w:val="single" w:sz="1" w:space="0" w:color="CCCCCC"/>
-              <w:right w:val="single" w:sz="1" w:space="0" w:color="CCCCCC"/>
-            </w:tcBorders>
-            <w:shd w:val="clear" w:color="auto" w:fill="16213E"/>
-            <w:tcMar>
-              <w:top w:w="80" w:type="dxa"/>
-              <w:left w:w="140" w:type="dxa"/>
-              <w:bottom w:w="80" w:type="dxa"/>
-              <w:right w:w="140" w:type="dxa"/>
-            </w:tcMar>
-            <w:vAlign w:val="center"/>
-          </w:tcPr>
-          <w:p>
-            <w:pPr>
-              <w:jc w:val="center"/>
-            </w:pPr>
-            <w:r>
-              <w:rPr>
-                <w:b/>
-                <w:bCs/>
-                <w:color w:val="FFFFFF"/>
-                <w:sz w:val="16"/>
-                <w:szCs w:val="16"/>
-              </w:rPr>
-              <w:t>Effort</w:t>
-            </w:r>
-          </w:p>
-        </w:tc>
-        <w:tc>
-          <w:tcPr>
-            <w:tcW w:w="2900" w:type="dxa"/>
-            <w:tcBorders>
-              <w:top w:val="single" w:sz="1" w:space="0" w:color="CCCCCC"/>
-              <w:left w:val="single" w:sz="1" w:space="0" w:color="CCCCCC"/>
-              <w:bottom w:val="single" w:sz="1" w:space="0" w:color="CCCCCC"/>
-              <w:right w:val="single" w:sz="1" w:space="0" w:color="CCCCCC"/>
-            </w:tcBorders>
-            <w:shd w:val="clear" w:color="auto" w:fill="16213E"/>
-            <w:tcMar>
-              <w:top w:w="80" w:type="dxa"/>
-              <w:left w:w="140" w:type="dxa"/>
-              <w:bottom w:w="80" w:type="dxa"/>
-              <w:right w:w="140" w:type="dxa"/>
-            </w:tcMar>
-            <w:vAlign w:val="center"/>
-          </w:tcPr>
-          <w:p>
-            <w:r>
-              <w:rPr>
-                <w:b/>
-                <w:bCs/>
-                <w:color w:val="FFFFFF"/>
-                <w:sz w:val="16"/>
-                <w:szCs w:val="16"/>
-              </w:rPr>
-              <w:t>What To Do</w:t>
-            </w:r>
-          </w:p>
-        </w:tc>
-        <w:tc>
-          <w:tcPr>
-            <w:tcW w:w="1800" w:type="dxa"/>
-            <w:tcBorders>
-              <w:top w:val="single" w:sz="1" w:space="0" w:color="CCCCCC"/>
-              <w:left w:val="single" w:sz="1" w:space="0" w:color="CCCCCC"/>
-              <w:bottom w:val="single" w:sz="1" w:space="0" w:color="CCCCCC"/>
-              <w:right w:val="single" w:sz="1" w:space="0" w:color="CCCCCC"/>
-            </w:tcBorders>
-            <w:shd w:val="clear" w:color="auto" w:fill="16213E"/>
-            <w:tcMar>
-              <w:top w:w="80" w:type="dxa"/>
-              <w:left w:w="140" w:type="dxa"/>
-              <w:bottom w:w="80" w:type="dxa"/>
-              <w:right w:w="140" w:type="dxa"/>
-            </w:tcMar>
-            <w:vAlign w:val="center"/>
-          </w:tcPr>
-          <w:p>
-            <w:r>
-              <w:rPr>
-                <w:b/>
-                <w:bCs/>
-                <w:color w:val="FFFFFF"/>
-                <w:sz w:val="16"/>
-                <w:szCs w:val="16"/>
-              </w:rPr>
-              <w:t>Why / Coach Dependency</w:t>
-            </w:r>
-          </w:p>
-        </w:tc>
-      </w:tr>
-      <w:tr>
-        <w:tc>
-          <w:tcPr>
-            <w:tcW w:w="560" w:type="dxa"/>
-            <w:tcBorders>
-              <w:top w:val="single" w:sz="1" w:space="0" w:color="CCCCCC"/>
-              <w:left w:val="single" w:sz="1" w:space="0" w:color="CCCCCC"/>
-              <w:bottom w:val="single" w:sz="1" w:space="0" w:color="CCCCCC"/>
-              <w:right w:val="single" w:sz="1" w:space="0" w:color="CCCCCC"/>
-            </w:tcBorders>
-            <w:shd w:val="clear" w:color="auto" w:fill="F2F2F2"/>
-            <w:tcMar>
-              <w:top w:w="80" w:type="dxa"/>
-              <w:left w:w="140" w:type="dxa"/>
-              <w:bottom w:w="80" w:type="dxa"/>
-              <w:right w:w="140" w:type="dxa"/>
-            </w:tcMar>
-            <w:vAlign w:val="center"/>
-          </w:tcPr>
-          <w:p>
-            <w:pPr>
-              <w:jc w:val="center"/>
-            </w:pPr>
-            <w:r>
-              <w:rPr>
-                <w:b/>
-                <w:bCs/>
-                <w:color w:val="0F3460"/>
-                <w:sz w:val="16"/>
-                <w:szCs w:val="16"/>
-              </w:rPr>
               <w:t>E1</w:t>
             </w:r>
           </w:p>
@@ -11932,7 +12347,16 @@
                 <w:sz w:val="16"/>
                 <w:szCs w:val="16"/>
               </w:rPr>
-              <w:t xml:space="preserve"> = toggle engine. These are standard chess GUI shortcuts.</w:t>
+              <w:t xml:space="preserve"> = </w:t>
+            </w:r>
+            <w:r>
+              <w:rPr>
+                <w:color w:val="1A1A2E"/>
+                <w:sz w:val="16"/>
+                <w:szCs w:val="16"/>
+              </w:rPr>
+              <w:lastRenderedPageBreak/>
+              <w:t>toggle engine. These are standard chess GUI shortcuts.</w:t>
             </w:r>
           </w:p>
         </w:tc>
@@ -11961,7 +12385,17 @@
                 <w:sz w:val="15"/>
                 <w:szCs w:val="15"/>
               </w:rPr>
-              <w:t>Navigating a game for coach review requires rapid Back/Forward. Mouse-only navigation makes this painful.</w:t>
+              <w:lastRenderedPageBreak/>
+              <w:t xml:space="preserve">Navigating a game for coach review requires rapid Back/Forward. </w:t>
+            </w:r>
+            <w:r>
+              <w:rPr>
+                <w:color w:val="555555"/>
+                <w:sz w:val="15"/>
+                <w:szCs w:val="15"/>
+              </w:rPr>
+              <w:lastRenderedPageBreak/>
+              <w:t>Mouse-only navigation makes this painful.</w:t>
             </w:r>
           </w:p>
         </w:tc>
@@ -14249,6 +14683,7 @@
                 <w:sz w:val="16"/>
                 <w:szCs w:val="16"/>
               </w:rPr>
+              <w:lastRenderedPageBreak/>
               <w:t>src/chessplayer/ui/move_notation_model.py</w:t>
             </w:r>
           </w:p>
@@ -14418,7 +14853,6 @@
                 <w:sz w:val="16"/>
                 <w:szCs w:val="16"/>
               </w:rPr>
-              <w:lastRenderedPageBreak/>
               <w:t>src/chessplayer/ui/move_notation_view.py</w:t>
             </w:r>
           </w:p>
@@ -16315,7 +16749,6 @@
         </w:pBdr>
       </w:pPr>
       <w:r>
-        <w:lastRenderedPageBreak/>
         <w:t>7. Master Tracker</w:t>
       </w:r>
     </w:p>
@@ -16347,7 +16780,7 @@
       <w:tr>
         <w:tc>
           <w:tcPr>
-            <w:tcW w:w="560" w:type="dxa"/>
+            <w:tcW w:w="564" w:type="dxa"/>
             <w:tcBorders>
               <w:top w:val="single" w:sz="1" w:space="0" w:color="CCCCCC"/>
               <w:left w:val="single" w:sz="1" w:space="0" w:color="CCCCCC"/>
@@ -16415,7 +16848,7 @@
         </w:tc>
         <w:tc>
           <w:tcPr>
-            <w:tcW w:w="4600" w:type="dxa"/>
+            <w:tcW w:w="4598" w:type="dxa"/>
             <w:tcBorders>
               <w:top w:val="single" w:sz="1" w:space="0" w:color="CCCCCC"/>
               <w:left w:val="single" w:sz="1" w:space="0" w:color="CCCCCC"/>
@@ -16446,7 +16879,7 @@
         </w:tc>
         <w:tc>
           <w:tcPr>
-            <w:tcW w:w="1300" w:type="dxa"/>
+            <w:tcW w:w="1299" w:type="dxa"/>
             <w:tcBorders>
               <w:top w:val="single" w:sz="1" w:space="0" w:color="CCCCCC"/>
               <w:left w:val="single" w:sz="1" w:space="0" w:color="CCCCCC"/>
@@ -16480,7 +16913,7 @@
         </w:tc>
         <w:tc>
           <w:tcPr>
-            <w:tcW w:w="2000" w:type="dxa"/>
+            <w:tcW w:w="1999" w:type="dxa"/>
             <w:tcBorders>
               <w:top w:val="single" w:sz="1" w:space="0" w:color="CCCCCC"/>
               <w:left w:val="single" w:sz="1" w:space="0" w:color="CCCCCC"/>
@@ -16513,7 +16946,7 @@
       <w:tr>
         <w:tc>
           <w:tcPr>
-            <w:tcW w:w="560" w:type="dxa"/>
+            <w:tcW w:w="564" w:type="dxa"/>
             <w:tcBorders>
               <w:top w:val="single" w:sz="1" w:space="0" w:color="CCCCCC"/>
               <w:left w:val="single" w:sz="1" w:space="0" w:color="CCCCCC"/>
@@ -16593,7 +17026,7 @@
         </w:tc>
         <w:tc>
           <w:tcPr>
-            <w:tcW w:w="4600" w:type="dxa"/>
+            <w:tcW w:w="4598" w:type="dxa"/>
             <w:tcBorders>
               <w:top w:val="single" w:sz="1" w:space="0" w:color="CCCCCC"/>
               <w:left w:val="single" w:sz="1" w:space="0" w:color="CCCCCC"/>
@@ -16631,7 +17064,7 @@
         </w:tc>
         <w:tc>
           <w:tcPr>
-            <w:tcW w:w="1300" w:type="dxa"/>
+            <w:tcW w:w="1299" w:type="dxa"/>
             <w:tcBorders>
               <w:top w:val="single" w:sz="1" w:space="0" w:color="CCCCCC"/>
               <w:left w:val="single" w:sz="1" w:space="0" w:color="CCCCCC"/>
@@ -16665,7 +17098,7 @@
         </w:tc>
         <w:tc>
           <w:tcPr>
-            <w:tcW w:w="2000" w:type="dxa"/>
+            <w:tcW w:w="1999" w:type="dxa"/>
             <w:tcBorders>
               <w:top w:val="single" w:sz="1" w:space="0" w:color="CCCCCC"/>
               <w:left w:val="single" w:sz="1" w:space="0" w:color="CCCCCC"/>
@@ -16691,7 +17124,7 @@
       <w:tr>
         <w:tc>
           <w:tcPr>
-            <w:tcW w:w="560" w:type="dxa"/>
+            <w:tcW w:w="564" w:type="dxa"/>
             <w:tcBorders>
               <w:top w:val="single" w:sz="1" w:space="0" w:color="CCCCCC"/>
               <w:left w:val="single" w:sz="1" w:space="0" w:color="CCCCCC"/>
@@ -16771,7 +17204,7 @@
         </w:tc>
         <w:tc>
           <w:tcPr>
-            <w:tcW w:w="4600" w:type="dxa"/>
+            <w:tcW w:w="4598" w:type="dxa"/>
             <w:tcBorders>
               <w:top w:val="single" w:sz="1" w:space="0" w:color="CCCCCC"/>
               <w:left w:val="single" w:sz="1" w:space="0" w:color="CCCCCC"/>
@@ -16817,7 +17250,7 @@
         </w:tc>
         <w:tc>
           <w:tcPr>
-            <w:tcW w:w="1300" w:type="dxa"/>
+            <w:tcW w:w="1299" w:type="dxa"/>
             <w:tcBorders>
               <w:top w:val="single" w:sz="1" w:space="0" w:color="CCCCCC"/>
               <w:left w:val="single" w:sz="1" w:space="0" w:color="CCCCCC"/>
@@ -16851,7 +17284,7 @@
         </w:tc>
         <w:tc>
           <w:tcPr>
-            <w:tcW w:w="2000" w:type="dxa"/>
+            <w:tcW w:w="1999" w:type="dxa"/>
             <w:tcBorders>
               <w:top w:val="single" w:sz="1" w:space="0" w:color="CCCCCC"/>
               <w:left w:val="single" w:sz="1" w:space="0" w:color="CCCCCC"/>
@@ -16877,7 +17310,7 @@
       <w:tr>
         <w:tc>
           <w:tcPr>
-            <w:tcW w:w="560" w:type="dxa"/>
+            <w:tcW w:w="564" w:type="dxa"/>
             <w:tcBorders>
               <w:top w:val="single" w:sz="1" w:space="0" w:color="CCCCCC"/>
               <w:left w:val="single" w:sz="1" w:space="0" w:color="CCCCCC"/>
@@ -16957,7 +17390,7 @@
         </w:tc>
         <w:tc>
           <w:tcPr>
-            <w:tcW w:w="4600" w:type="dxa"/>
+            <w:tcW w:w="4598" w:type="dxa"/>
             <w:tcBorders>
               <w:top w:val="single" w:sz="1" w:space="0" w:color="CCCCCC"/>
               <w:left w:val="single" w:sz="1" w:space="0" w:color="CCCCCC"/>
@@ -16985,7 +17418,7 @@
         </w:tc>
         <w:tc>
           <w:tcPr>
-            <w:tcW w:w="1300" w:type="dxa"/>
+            <w:tcW w:w="1299" w:type="dxa"/>
             <w:tcBorders>
               <w:top w:val="single" w:sz="1" w:space="0" w:color="CCCCCC"/>
               <w:left w:val="single" w:sz="1" w:space="0" w:color="CCCCCC"/>
@@ -17019,7 +17452,7 @@
         </w:tc>
         <w:tc>
           <w:tcPr>
-            <w:tcW w:w="2000" w:type="dxa"/>
+            <w:tcW w:w="1999" w:type="dxa"/>
             <w:tcBorders>
               <w:top w:val="single" w:sz="1" w:space="0" w:color="CCCCCC"/>
               <w:left w:val="single" w:sz="1" w:space="0" w:color="CCCCCC"/>
@@ -17045,7 +17478,7 @@
       <w:tr>
         <w:tc>
           <w:tcPr>
-            <w:tcW w:w="560" w:type="dxa"/>
+            <w:tcW w:w="564" w:type="dxa"/>
             <w:tcBorders>
               <w:top w:val="single" w:sz="1" w:space="0" w:color="CCCCCC"/>
               <w:left w:val="single" w:sz="1" w:space="0" w:color="CCCCCC"/>
@@ -17125,7 +17558,7 @@
         </w:tc>
         <w:tc>
           <w:tcPr>
-            <w:tcW w:w="4600" w:type="dxa"/>
+            <w:tcW w:w="4598" w:type="dxa"/>
             <w:tcBorders>
               <w:top w:val="single" w:sz="1" w:space="0" w:color="CCCCCC"/>
               <w:left w:val="single" w:sz="1" w:space="0" w:color="CCCCCC"/>
@@ -17171,7 +17604,7 @@
         </w:tc>
         <w:tc>
           <w:tcPr>
-            <w:tcW w:w="1300" w:type="dxa"/>
+            <w:tcW w:w="1299" w:type="dxa"/>
             <w:tcBorders>
               <w:top w:val="single" w:sz="1" w:space="0" w:color="CCCCCC"/>
               <w:left w:val="single" w:sz="1" w:space="0" w:color="CCCCCC"/>
@@ -17205,7 +17638,7 @@
         </w:tc>
         <w:tc>
           <w:tcPr>
-            <w:tcW w:w="2000" w:type="dxa"/>
+            <w:tcW w:w="1999" w:type="dxa"/>
             <w:tcBorders>
               <w:top w:val="single" w:sz="1" w:space="0" w:color="CCCCCC"/>
               <w:left w:val="single" w:sz="1" w:space="0" w:color="CCCCCC"/>
@@ -17231,7 +17664,7 @@
       <w:tr>
         <w:tc>
           <w:tcPr>
-            <w:tcW w:w="560" w:type="dxa"/>
+            <w:tcW w:w="564" w:type="dxa"/>
             <w:tcBorders>
               <w:top w:val="single" w:sz="1" w:space="0" w:color="CCCCCC"/>
               <w:left w:val="single" w:sz="1" w:space="0" w:color="CCCCCC"/>
@@ -17311,7 +17744,7 @@
         </w:tc>
         <w:tc>
           <w:tcPr>
-            <w:tcW w:w="4600" w:type="dxa"/>
+            <w:tcW w:w="4598" w:type="dxa"/>
             <w:tcBorders>
               <w:top w:val="single" w:sz="1" w:space="0" w:color="CCCCCC"/>
               <w:left w:val="single" w:sz="1" w:space="0" w:color="CCCCCC"/>
@@ -17339,7 +17772,7 @@
         </w:tc>
         <w:tc>
           <w:tcPr>
-            <w:tcW w:w="1300" w:type="dxa"/>
+            <w:tcW w:w="1299" w:type="dxa"/>
             <w:tcBorders>
               <w:top w:val="single" w:sz="1" w:space="0" w:color="CCCCCC"/>
               <w:left w:val="single" w:sz="1" w:space="0" w:color="CCCCCC"/>
@@ -17373,7 +17806,7 @@
         </w:tc>
         <w:tc>
           <w:tcPr>
-            <w:tcW w:w="2000" w:type="dxa"/>
+            <w:tcW w:w="1999" w:type="dxa"/>
             <w:tcBorders>
               <w:top w:val="single" w:sz="1" w:space="0" w:color="CCCCCC"/>
               <w:left w:val="single" w:sz="1" w:space="0" w:color="CCCCCC"/>
@@ -17399,7 +17832,7 @@
       <w:tr>
         <w:tc>
           <w:tcPr>
-            <w:tcW w:w="560" w:type="dxa"/>
+            <w:tcW w:w="564" w:type="dxa"/>
             <w:tcBorders>
               <w:top w:val="single" w:sz="1" w:space="0" w:color="CCCCCC"/>
               <w:left w:val="single" w:sz="1" w:space="0" w:color="CCCCCC"/>
@@ -17479,7 +17912,7 @@
         </w:tc>
         <w:tc>
           <w:tcPr>
-            <w:tcW w:w="4600" w:type="dxa"/>
+            <w:tcW w:w="4598" w:type="dxa"/>
             <w:tcBorders>
               <w:top w:val="single" w:sz="1" w:space="0" w:color="CCCCCC"/>
               <w:left w:val="single" w:sz="1" w:space="0" w:color="CCCCCC"/>
@@ -17507,7 +17940,7 @@
         </w:tc>
         <w:tc>
           <w:tcPr>
-            <w:tcW w:w="1300" w:type="dxa"/>
+            <w:tcW w:w="1299" w:type="dxa"/>
             <w:tcBorders>
               <w:top w:val="single" w:sz="1" w:space="0" w:color="CCCCCC"/>
               <w:left w:val="single" w:sz="1" w:space="0" w:color="CCCCCC"/>
@@ -17541,7 +17974,7 @@
         </w:tc>
         <w:tc>
           <w:tcPr>
-            <w:tcW w:w="2000" w:type="dxa"/>
+            <w:tcW w:w="1999" w:type="dxa"/>
             <w:tcBorders>
               <w:top w:val="single" w:sz="1" w:space="0" w:color="CCCCCC"/>
               <w:left w:val="single" w:sz="1" w:space="0" w:color="CCCCCC"/>
@@ -17567,7 +18000,7 @@
       <w:tr>
         <w:tc>
           <w:tcPr>
-            <w:tcW w:w="560" w:type="dxa"/>
+            <w:tcW w:w="564" w:type="dxa"/>
             <w:tcBorders>
               <w:top w:val="single" w:sz="1" w:space="0" w:color="CCCCCC"/>
               <w:left w:val="single" w:sz="1" w:space="0" w:color="CCCCCC"/>
@@ -17647,7 +18080,7 @@
         </w:tc>
         <w:tc>
           <w:tcPr>
-            <w:tcW w:w="4600" w:type="dxa"/>
+            <w:tcW w:w="4598" w:type="dxa"/>
             <w:tcBorders>
               <w:top w:val="single" w:sz="1" w:space="0" w:color="CCCCCC"/>
               <w:left w:val="single" w:sz="1" w:space="0" w:color="CCCCCC"/>
@@ -17675,7 +18108,7 @@
         </w:tc>
         <w:tc>
           <w:tcPr>
-            <w:tcW w:w="1300" w:type="dxa"/>
+            <w:tcW w:w="1299" w:type="dxa"/>
             <w:tcBorders>
               <w:top w:val="single" w:sz="1" w:space="0" w:color="CCCCCC"/>
               <w:left w:val="single" w:sz="1" w:space="0" w:color="CCCCCC"/>
@@ -17709,7 +18142,7 @@
         </w:tc>
         <w:tc>
           <w:tcPr>
-            <w:tcW w:w="2000" w:type="dxa"/>
+            <w:tcW w:w="1999" w:type="dxa"/>
             <w:tcBorders>
               <w:top w:val="single" w:sz="1" w:space="0" w:color="CCCCCC"/>
               <w:left w:val="single" w:sz="1" w:space="0" w:color="CCCCCC"/>
@@ -17735,7 +18168,7 @@
       <w:tr>
         <w:tc>
           <w:tcPr>
-            <w:tcW w:w="560" w:type="dxa"/>
+            <w:tcW w:w="564" w:type="dxa"/>
             <w:tcBorders>
               <w:top w:val="single" w:sz="1" w:space="0" w:color="CCCCCC"/>
               <w:left w:val="single" w:sz="1" w:space="0" w:color="CCCCCC"/>
@@ -17815,7 +18248,7 @@
         </w:tc>
         <w:tc>
           <w:tcPr>
-            <w:tcW w:w="4600" w:type="dxa"/>
+            <w:tcW w:w="4598" w:type="dxa"/>
             <w:tcBorders>
               <w:top w:val="single" w:sz="1" w:space="0" w:color="CCCCCC"/>
               <w:left w:val="single" w:sz="1" w:space="0" w:color="CCCCCC"/>
@@ -17843,7 +18276,7 @@
         </w:tc>
         <w:tc>
           <w:tcPr>
-            <w:tcW w:w="1300" w:type="dxa"/>
+            <w:tcW w:w="1299" w:type="dxa"/>
             <w:tcBorders>
               <w:top w:val="single" w:sz="1" w:space="0" w:color="CCCCCC"/>
               <w:left w:val="single" w:sz="1" w:space="0" w:color="CCCCCC"/>
@@ -17877,7 +18310,7 @@
         </w:tc>
         <w:tc>
           <w:tcPr>
-            <w:tcW w:w="2000" w:type="dxa"/>
+            <w:tcW w:w="1999" w:type="dxa"/>
             <w:tcBorders>
               <w:top w:val="single" w:sz="1" w:space="0" w:color="CCCCCC"/>
               <w:left w:val="single" w:sz="1" w:space="0" w:color="CCCCCC"/>
@@ -17903,7 +18336,7 @@
       <w:tr>
         <w:tc>
           <w:tcPr>
-            <w:tcW w:w="560" w:type="dxa"/>
+            <w:tcW w:w="564" w:type="dxa"/>
             <w:tcBorders>
               <w:top w:val="single" w:sz="1" w:space="0" w:color="CCCCCC"/>
               <w:left w:val="single" w:sz="1" w:space="0" w:color="CCCCCC"/>
@@ -17983,7 +18416,7 @@
         </w:tc>
         <w:tc>
           <w:tcPr>
-            <w:tcW w:w="4600" w:type="dxa"/>
+            <w:tcW w:w="4598" w:type="dxa"/>
             <w:tcBorders>
               <w:top w:val="single" w:sz="1" w:space="0" w:color="CCCCCC"/>
               <w:left w:val="single" w:sz="1" w:space="0" w:color="CCCCCC"/>
@@ -18029,7 +18462,7 @@
         </w:tc>
         <w:tc>
           <w:tcPr>
-            <w:tcW w:w="1300" w:type="dxa"/>
+            <w:tcW w:w="1299" w:type="dxa"/>
             <w:tcBorders>
               <w:top w:val="single" w:sz="1" w:space="0" w:color="CCCCCC"/>
               <w:left w:val="single" w:sz="1" w:space="0" w:color="CCCCCC"/>
@@ -18063,7 +18496,7 @@
         </w:tc>
         <w:tc>
           <w:tcPr>
-            <w:tcW w:w="2000" w:type="dxa"/>
+            <w:tcW w:w="1999" w:type="dxa"/>
             <w:tcBorders>
               <w:top w:val="single" w:sz="1" w:space="0" w:color="CCCCCC"/>
               <w:left w:val="single" w:sz="1" w:space="0" w:color="CCCCCC"/>
@@ -18089,7 +18522,7 @@
       <w:tr>
         <w:tc>
           <w:tcPr>
-            <w:tcW w:w="560" w:type="dxa"/>
+            <w:tcW w:w="564" w:type="dxa"/>
             <w:tcBorders>
               <w:top w:val="single" w:sz="1" w:space="0" w:color="CCCCCC"/>
               <w:left w:val="single" w:sz="1" w:space="0" w:color="CCCCCC"/>
@@ -18169,7 +18602,7 @@
         </w:tc>
         <w:tc>
           <w:tcPr>
-            <w:tcW w:w="4600" w:type="dxa"/>
+            <w:tcW w:w="4598" w:type="dxa"/>
             <w:tcBorders>
               <w:top w:val="single" w:sz="1" w:space="0" w:color="CCCCCC"/>
               <w:left w:val="single" w:sz="1" w:space="0" w:color="CCCCCC"/>
@@ -18197,7 +18630,7 @@
         </w:tc>
         <w:tc>
           <w:tcPr>
-            <w:tcW w:w="1300" w:type="dxa"/>
+            <w:tcW w:w="1299" w:type="dxa"/>
             <w:tcBorders>
               <w:top w:val="single" w:sz="1" w:space="0" w:color="CCCCCC"/>
               <w:left w:val="single" w:sz="1" w:space="0" w:color="CCCCCC"/>
@@ -18231,7 +18664,7 @@
         </w:tc>
         <w:tc>
           <w:tcPr>
-            <w:tcW w:w="2000" w:type="dxa"/>
+            <w:tcW w:w="1999" w:type="dxa"/>
             <w:tcBorders>
               <w:top w:val="single" w:sz="1" w:space="0" w:color="CCCCCC"/>
               <w:left w:val="single" w:sz="1" w:space="0" w:color="CCCCCC"/>
@@ -18257,7 +18690,7 @@
       <w:tr>
         <w:tc>
           <w:tcPr>
-            <w:tcW w:w="560" w:type="dxa"/>
+            <w:tcW w:w="564" w:type="dxa"/>
             <w:tcBorders>
               <w:top w:val="single" w:sz="1" w:space="0" w:color="CCCCCC"/>
               <w:left w:val="single" w:sz="1" w:space="0" w:color="CCCCCC"/>
@@ -18337,7 +18770,7 @@
         </w:tc>
         <w:tc>
           <w:tcPr>
-            <w:tcW w:w="4600" w:type="dxa"/>
+            <w:tcW w:w="4598" w:type="dxa"/>
             <w:tcBorders>
               <w:top w:val="single" w:sz="1" w:space="0" w:color="CCCCCC"/>
               <w:left w:val="single" w:sz="1" w:space="0" w:color="CCCCCC"/>
@@ -18383,7 +18816,7 @@
         </w:tc>
         <w:tc>
           <w:tcPr>
-            <w:tcW w:w="1300" w:type="dxa"/>
+            <w:tcW w:w="1299" w:type="dxa"/>
             <w:tcBorders>
               <w:top w:val="single" w:sz="1" w:space="0" w:color="CCCCCC"/>
               <w:left w:val="single" w:sz="1" w:space="0" w:color="CCCCCC"/>
@@ -18417,7 +18850,7 @@
         </w:tc>
         <w:tc>
           <w:tcPr>
-            <w:tcW w:w="2000" w:type="dxa"/>
+            <w:tcW w:w="1999" w:type="dxa"/>
             <w:tcBorders>
               <w:top w:val="single" w:sz="1" w:space="0" w:color="CCCCCC"/>
               <w:left w:val="single" w:sz="1" w:space="0" w:color="CCCCCC"/>
@@ -18443,7 +18876,7 @@
       <w:tr>
         <w:tc>
           <w:tcPr>
-            <w:tcW w:w="560" w:type="dxa"/>
+            <w:tcW w:w="564" w:type="dxa"/>
             <w:tcBorders>
               <w:top w:val="single" w:sz="1" w:space="0" w:color="CCCCCC"/>
               <w:left w:val="single" w:sz="1" w:space="0" w:color="CCCCCC"/>
@@ -18523,7 +18956,7 @@
         </w:tc>
         <w:tc>
           <w:tcPr>
-            <w:tcW w:w="4600" w:type="dxa"/>
+            <w:tcW w:w="4598" w:type="dxa"/>
             <w:tcBorders>
               <w:top w:val="single" w:sz="1" w:space="0" w:color="CCCCCC"/>
               <w:left w:val="single" w:sz="1" w:space="0" w:color="CCCCCC"/>
@@ -18551,7 +18984,7 @@
         </w:tc>
         <w:tc>
           <w:tcPr>
-            <w:tcW w:w="1300" w:type="dxa"/>
+            <w:tcW w:w="1299" w:type="dxa"/>
             <w:tcBorders>
               <w:top w:val="single" w:sz="1" w:space="0" w:color="CCCCCC"/>
               <w:left w:val="single" w:sz="1" w:space="0" w:color="CCCCCC"/>
@@ -18585,7 +19018,7 @@
         </w:tc>
         <w:tc>
           <w:tcPr>
-            <w:tcW w:w="2000" w:type="dxa"/>
+            <w:tcW w:w="1999" w:type="dxa"/>
             <w:tcBorders>
               <w:top w:val="single" w:sz="1" w:space="0" w:color="CCCCCC"/>
               <w:left w:val="single" w:sz="1" w:space="0" w:color="CCCCCC"/>
@@ -18611,7 +19044,7 @@
       <w:tr>
         <w:tc>
           <w:tcPr>
-            <w:tcW w:w="560" w:type="dxa"/>
+            <w:tcW w:w="564" w:type="dxa"/>
             <w:tcBorders>
               <w:top w:val="single" w:sz="1" w:space="0" w:color="CCCCCC"/>
               <w:left w:val="single" w:sz="1" w:space="0" w:color="CCCCCC"/>
@@ -18691,7 +19124,7 @@
         </w:tc>
         <w:tc>
           <w:tcPr>
-            <w:tcW w:w="4600" w:type="dxa"/>
+            <w:tcW w:w="4598" w:type="dxa"/>
             <w:tcBorders>
               <w:top w:val="single" w:sz="1" w:space="0" w:color="CCCCCC"/>
               <w:left w:val="single" w:sz="1" w:space="0" w:color="CCCCCC"/>
@@ -18729,7 +19162,7 @@
         </w:tc>
         <w:tc>
           <w:tcPr>
-            <w:tcW w:w="1300" w:type="dxa"/>
+            <w:tcW w:w="1299" w:type="dxa"/>
             <w:tcBorders>
               <w:top w:val="single" w:sz="1" w:space="0" w:color="CCCCCC"/>
               <w:left w:val="single" w:sz="1" w:space="0" w:color="CCCCCC"/>
@@ -18763,7 +19196,7 @@
         </w:tc>
         <w:tc>
           <w:tcPr>
-            <w:tcW w:w="2000" w:type="dxa"/>
+            <w:tcW w:w="1999" w:type="dxa"/>
             <w:tcBorders>
               <w:top w:val="single" w:sz="1" w:space="0" w:color="CCCCCC"/>
               <w:left w:val="single" w:sz="1" w:space="0" w:color="CCCCCC"/>
@@ -18789,7 +19222,7 @@
       <w:tr>
         <w:tc>
           <w:tcPr>
-            <w:tcW w:w="560" w:type="dxa"/>
+            <w:tcW w:w="564" w:type="dxa"/>
             <w:tcBorders>
               <w:top w:val="single" w:sz="1" w:space="0" w:color="CCCCCC"/>
               <w:left w:val="single" w:sz="1" w:space="0" w:color="CCCCCC"/>
@@ -18869,7 +19302,7 @@
         </w:tc>
         <w:tc>
           <w:tcPr>
-            <w:tcW w:w="4600" w:type="dxa"/>
+            <w:tcW w:w="4598" w:type="dxa"/>
             <w:tcBorders>
               <w:top w:val="single" w:sz="1" w:space="0" w:color="CCCCCC"/>
               <w:left w:val="single" w:sz="1" w:space="0" w:color="CCCCCC"/>
@@ -18897,7 +19330,7 @@
         </w:tc>
         <w:tc>
           <w:tcPr>
-            <w:tcW w:w="1300" w:type="dxa"/>
+            <w:tcW w:w="1299" w:type="dxa"/>
             <w:tcBorders>
               <w:top w:val="single" w:sz="1" w:space="0" w:color="CCCCCC"/>
               <w:left w:val="single" w:sz="1" w:space="0" w:color="CCCCCC"/>
@@ -18931,7 +19364,7 @@
         </w:tc>
         <w:tc>
           <w:tcPr>
-            <w:tcW w:w="2000" w:type="dxa"/>
+            <w:tcW w:w="1999" w:type="dxa"/>
             <w:tcBorders>
               <w:top w:val="single" w:sz="1" w:space="0" w:color="CCCCCC"/>
               <w:left w:val="single" w:sz="1" w:space="0" w:color="CCCCCC"/>
@@ -18957,7 +19390,7 @@
       <w:tr>
         <w:tc>
           <w:tcPr>
-            <w:tcW w:w="560" w:type="dxa"/>
+            <w:tcW w:w="564" w:type="dxa"/>
             <w:tcBorders>
               <w:top w:val="single" w:sz="1" w:space="0" w:color="CCCCCC"/>
               <w:left w:val="single" w:sz="1" w:space="0" w:color="CCCCCC"/>
@@ -19025,7 +19458,7 @@
         </w:tc>
         <w:tc>
           <w:tcPr>
-            <w:tcW w:w="4600" w:type="dxa"/>
+            <w:tcW w:w="4598" w:type="dxa"/>
             <w:tcBorders>
               <w:top w:val="single" w:sz="1" w:space="0" w:color="CCCCCC"/>
               <w:left w:val="single" w:sz="1" w:space="0" w:color="CCCCCC"/>
@@ -19055,7 +19488,7 @@
         </w:tc>
         <w:tc>
           <w:tcPr>
-            <w:tcW w:w="1300" w:type="dxa"/>
+            <w:tcW w:w="1299" w:type="dxa"/>
             <w:tcBorders>
               <w:top w:val="single" w:sz="1" w:space="0" w:color="CCCCCC"/>
               <w:left w:val="single" w:sz="1" w:space="0" w:color="CCCCCC"/>
@@ -19089,7 +19522,7 @@
         </w:tc>
         <w:tc>
           <w:tcPr>
-            <w:tcW w:w="2000" w:type="dxa"/>
+            <w:tcW w:w="1999" w:type="dxa"/>
             <w:tcBorders>
               <w:top w:val="single" w:sz="1" w:space="0" w:color="CCCCCC"/>
               <w:left w:val="single" w:sz="1" w:space="0" w:color="CCCCCC"/>
@@ -19105,13 +19538,17 @@
             </w:tcMar>
             <w:vAlign w:val="center"/>
           </w:tcPr>
-          <w:p/>
+          <w:p>
+            <w:r>
+              <w:t>Done</w:t>
+            </w:r>
+          </w:p>
         </w:tc>
       </w:tr>
       <w:tr>
         <w:tc>
           <w:tcPr>
-            <w:tcW w:w="560" w:type="dxa"/>
+            <w:tcW w:w="564" w:type="dxa"/>
             <w:tcBorders>
               <w:top w:val="single" w:sz="1" w:space="0" w:color="CCCCCC"/>
               <w:left w:val="single" w:sz="1" w:space="0" w:color="CCCCCC"/>
@@ -19179,7 +19616,7 @@
         </w:tc>
         <w:tc>
           <w:tcPr>
-            <w:tcW w:w="4600" w:type="dxa"/>
+            <w:tcW w:w="4598" w:type="dxa"/>
             <w:tcBorders>
               <w:top w:val="single" w:sz="1" w:space="0" w:color="CCCCCC"/>
               <w:left w:val="single" w:sz="1" w:space="0" w:color="CCCCCC"/>
@@ -19217,7 +19654,7 @@
         </w:tc>
         <w:tc>
           <w:tcPr>
-            <w:tcW w:w="1300" w:type="dxa"/>
+            <w:tcW w:w="1299" w:type="dxa"/>
             <w:tcBorders>
               <w:top w:val="single" w:sz="1" w:space="0" w:color="CCCCCC"/>
               <w:left w:val="single" w:sz="1" w:space="0" w:color="CCCCCC"/>
@@ -19251,7 +19688,7 @@
         </w:tc>
         <w:tc>
           <w:tcPr>
-            <w:tcW w:w="2000" w:type="dxa"/>
+            <w:tcW w:w="1999" w:type="dxa"/>
             <w:tcBorders>
               <w:top w:val="single" w:sz="1" w:space="0" w:color="CCCCCC"/>
               <w:left w:val="single" w:sz="1" w:space="0" w:color="CCCCCC"/>
@@ -19267,13 +19704,17 @@
             </w:tcMar>
             <w:vAlign w:val="center"/>
           </w:tcPr>
-          <w:p/>
+          <w:p>
+            <w:r>
+              <w:t>Done</w:t>
+            </w:r>
+          </w:p>
         </w:tc>
       </w:tr>
       <w:tr>
         <w:tc>
           <w:tcPr>
-            <w:tcW w:w="560" w:type="dxa"/>
+            <w:tcW w:w="564" w:type="dxa"/>
             <w:tcBorders>
               <w:top w:val="single" w:sz="1" w:space="0" w:color="CCCCCC"/>
               <w:left w:val="single" w:sz="1" w:space="0" w:color="CCCCCC"/>
@@ -19341,7 +19782,7 @@
         </w:tc>
         <w:tc>
           <w:tcPr>
-            <w:tcW w:w="4600" w:type="dxa"/>
+            <w:tcW w:w="4598" w:type="dxa"/>
             <w:tcBorders>
               <w:top w:val="single" w:sz="1" w:space="0" w:color="CCCCCC"/>
               <w:left w:val="single" w:sz="1" w:space="0" w:color="CCCCCC"/>
@@ -19369,7 +19810,7 @@
         </w:tc>
         <w:tc>
           <w:tcPr>
-            <w:tcW w:w="1300" w:type="dxa"/>
+            <w:tcW w:w="1299" w:type="dxa"/>
             <w:tcBorders>
               <w:top w:val="single" w:sz="1" w:space="0" w:color="CCCCCC"/>
               <w:left w:val="single" w:sz="1" w:space="0" w:color="CCCCCC"/>
@@ -19403,7 +19844,7 @@
         </w:tc>
         <w:tc>
           <w:tcPr>
-            <w:tcW w:w="2000" w:type="dxa"/>
+            <w:tcW w:w="1999" w:type="dxa"/>
             <w:tcBorders>
               <w:top w:val="single" w:sz="1" w:space="0" w:color="CCCCCC"/>
               <w:left w:val="single" w:sz="1" w:space="0" w:color="CCCCCC"/>
@@ -19419,13 +19860,17 @@
             </w:tcMar>
             <w:vAlign w:val="center"/>
           </w:tcPr>
-          <w:p/>
+          <w:p>
+            <w:r>
+              <w:t>Done</w:t>
+            </w:r>
+          </w:p>
         </w:tc>
       </w:tr>
       <w:tr>
         <w:tc>
           <w:tcPr>
-            <w:tcW w:w="560" w:type="dxa"/>
+            <w:tcW w:w="564" w:type="dxa"/>
             <w:tcBorders>
               <w:top w:val="single" w:sz="1" w:space="0" w:color="CCCCCC"/>
               <w:left w:val="single" w:sz="1" w:space="0" w:color="CCCCCC"/>
@@ -19493,7 +19938,7 @@
         </w:tc>
         <w:tc>
           <w:tcPr>
-            <w:tcW w:w="4600" w:type="dxa"/>
+            <w:tcW w:w="4598" w:type="dxa"/>
             <w:tcBorders>
               <w:top w:val="single" w:sz="1" w:space="0" w:color="CCCCCC"/>
               <w:left w:val="single" w:sz="1" w:space="0" w:color="CCCCCC"/>
@@ -19539,7 +19984,7 @@
         </w:tc>
         <w:tc>
           <w:tcPr>
-            <w:tcW w:w="1300" w:type="dxa"/>
+            <w:tcW w:w="1299" w:type="dxa"/>
             <w:tcBorders>
               <w:top w:val="single" w:sz="1" w:space="0" w:color="CCCCCC"/>
               <w:left w:val="single" w:sz="1" w:space="0" w:color="CCCCCC"/>
@@ -19573,7 +20018,7 @@
         </w:tc>
         <w:tc>
           <w:tcPr>
-            <w:tcW w:w="2000" w:type="dxa"/>
+            <w:tcW w:w="1999" w:type="dxa"/>
             <w:tcBorders>
               <w:top w:val="single" w:sz="1" w:space="0" w:color="CCCCCC"/>
               <w:left w:val="single" w:sz="1" w:space="0" w:color="CCCCCC"/>
@@ -19589,13 +20034,17 @@
             </w:tcMar>
             <w:vAlign w:val="center"/>
           </w:tcPr>
-          <w:p/>
+          <w:p>
+            <w:r>
+              <w:t>Done</w:t>
+            </w:r>
+          </w:p>
         </w:tc>
       </w:tr>
       <w:tr>
         <w:tc>
           <w:tcPr>
-            <w:tcW w:w="560" w:type="dxa"/>
+            <w:tcW w:w="564" w:type="dxa"/>
             <w:tcBorders>
               <w:top w:val="single" w:sz="1" w:space="0" w:color="CCCCCC"/>
               <w:left w:val="single" w:sz="1" w:space="0" w:color="CCCCCC"/>
@@ -19663,7 +20112,7 @@
         </w:tc>
         <w:tc>
           <w:tcPr>
-            <w:tcW w:w="4600" w:type="dxa"/>
+            <w:tcW w:w="4598" w:type="dxa"/>
             <w:tcBorders>
               <w:top w:val="single" w:sz="1" w:space="0" w:color="CCCCCC"/>
               <w:left w:val="single" w:sz="1" w:space="0" w:color="CCCCCC"/>
@@ -19691,7 +20140,7 @@
         </w:tc>
         <w:tc>
           <w:tcPr>
-            <w:tcW w:w="1300" w:type="dxa"/>
+            <w:tcW w:w="1299" w:type="dxa"/>
             <w:tcBorders>
               <w:top w:val="single" w:sz="1" w:space="0" w:color="CCCCCC"/>
               <w:left w:val="single" w:sz="1" w:space="0" w:color="CCCCCC"/>
@@ -19725,7 +20174,7 @@
         </w:tc>
         <w:tc>
           <w:tcPr>
-            <w:tcW w:w="2000" w:type="dxa"/>
+            <w:tcW w:w="1999" w:type="dxa"/>
             <w:tcBorders>
               <w:top w:val="single" w:sz="1" w:space="0" w:color="CCCCCC"/>
               <w:left w:val="single" w:sz="1" w:space="0" w:color="CCCCCC"/>
@@ -19741,13 +20190,17 @@
             </w:tcMar>
             <w:vAlign w:val="center"/>
           </w:tcPr>
-          <w:p/>
+          <w:p>
+            <w:r>
+              <w:t>Done</w:t>
+            </w:r>
+          </w:p>
         </w:tc>
       </w:tr>
       <w:tr>
         <w:tc>
           <w:tcPr>
-            <w:tcW w:w="560" w:type="dxa"/>
+            <w:tcW w:w="564" w:type="dxa"/>
             <w:tcBorders>
               <w:top w:val="single" w:sz="1" w:space="0" w:color="CCCCCC"/>
               <w:left w:val="single" w:sz="1" w:space="0" w:color="CCCCCC"/>
@@ -19815,7 +20268,7 @@
         </w:tc>
         <w:tc>
           <w:tcPr>
-            <w:tcW w:w="4600" w:type="dxa"/>
+            <w:tcW w:w="4598" w:type="dxa"/>
             <w:tcBorders>
               <w:top w:val="single" w:sz="1" w:space="0" w:color="CCCCCC"/>
               <w:left w:val="single" w:sz="1" w:space="0" w:color="CCCCCC"/>
@@ -19843,7 +20296,7 @@
         </w:tc>
         <w:tc>
           <w:tcPr>
-            <w:tcW w:w="1300" w:type="dxa"/>
+            <w:tcW w:w="1299" w:type="dxa"/>
             <w:tcBorders>
               <w:top w:val="single" w:sz="1" w:space="0" w:color="CCCCCC"/>
               <w:left w:val="single" w:sz="1" w:space="0" w:color="CCCCCC"/>
@@ -19877,7 +20330,7 @@
         </w:tc>
         <w:tc>
           <w:tcPr>
-            <w:tcW w:w="2000" w:type="dxa"/>
+            <w:tcW w:w="1999" w:type="dxa"/>
             <w:tcBorders>
               <w:top w:val="single" w:sz="1" w:space="0" w:color="CCCCCC"/>
               <w:left w:val="single" w:sz="1" w:space="0" w:color="CCCCCC"/>
@@ -19893,13 +20346,17 @@
             </w:tcMar>
             <w:vAlign w:val="center"/>
           </w:tcPr>
-          <w:p/>
+          <w:p>
+            <w:r>
+              <w:t>Done</w:t>
+            </w:r>
+          </w:p>
         </w:tc>
       </w:tr>
       <w:tr>
         <w:tc>
           <w:tcPr>
-            <w:tcW w:w="560" w:type="dxa"/>
+            <w:tcW w:w="564" w:type="dxa"/>
             <w:tcBorders>
               <w:top w:val="single" w:sz="1" w:space="0" w:color="CCCCCC"/>
               <w:left w:val="single" w:sz="1" w:space="0" w:color="CCCCCC"/>
@@ -19967,7 +20424,7 @@
         </w:tc>
         <w:tc>
           <w:tcPr>
-            <w:tcW w:w="4600" w:type="dxa"/>
+            <w:tcW w:w="4598" w:type="dxa"/>
             <w:tcBorders>
               <w:top w:val="single" w:sz="1" w:space="0" w:color="CCCCCC"/>
               <w:left w:val="single" w:sz="1" w:space="0" w:color="CCCCCC"/>
@@ -20013,7 +20470,7 @@
         </w:tc>
         <w:tc>
           <w:tcPr>
-            <w:tcW w:w="1300" w:type="dxa"/>
+            <w:tcW w:w="1299" w:type="dxa"/>
             <w:tcBorders>
               <w:top w:val="single" w:sz="1" w:space="0" w:color="CCCCCC"/>
               <w:left w:val="single" w:sz="1" w:space="0" w:color="CCCCCC"/>
@@ -20047,7 +20504,7 @@
         </w:tc>
         <w:tc>
           <w:tcPr>
-            <w:tcW w:w="2000" w:type="dxa"/>
+            <w:tcW w:w="1999" w:type="dxa"/>
             <w:tcBorders>
               <w:top w:val="single" w:sz="1" w:space="0" w:color="CCCCCC"/>
               <w:left w:val="single" w:sz="1" w:space="0" w:color="CCCCCC"/>
@@ -20063,13 +20520,17 @@
             </w:tcMar>
             <w:vAlign w:val="center"/>
           </w:tcPr>
-          <w:p/>
+          <w:p>
+            <w:r>
+              <w:t>Done</w:t>
+            </w:r>
+          </w:p>
         </w:tc>
       </w:tr>
       <w:tr>
         <w:tc>
           <w:tcPr>
-            <w:tcW w:w="560" w:type="dxa"/>
+            <w:tcW w:w="564" w:type="dxa"/>
             <w:tcBorders>
               <w:top w:val="single" w:sz="1" w:space="0" w:color="CCCCCC"/>
               <w:left w:val="single" w:sz="1" w:space="0" w:color="CCCCCC"/>
@@ -20137,7 +20598,7 @@
         </w:tc>
         <w:tc>
           <w:tcPr>
-            <w:tcW w:w="4600" w:type="dxa"/>
+            <w:tcW w:w="4598" w:type="dxa"/>
             <w:tcBorders>
               <w:top w:val="single" w:sz="1" w:space="0" w:color="CCCCCC"/>
               <w:left w:val="single" w:sz="1" w:space="0" w:color="CCCCCC"/>
@@ -20165,7 +20626,7 @@
         </w:tc>
         <w:tc>
           <w:tcPr>
-            <w:tcW w:w="1300" w:type="dxa"/>
+            <w:tcW w:w="1299" w:type="dxa"/>
             <w:tcBorders>
               <w:top w:val="single" w:sz="1" w:space="0" w:color="CCCCCC"/>
               <w:left w:val="single" w:sz="1" w:space="0" w:color="CCCCCC"/>
@@ -20199,7 +20660,7 @@
         </w:tc>
         <w:tc>
           <w:tcPr>
-            <w:tcW w:w="2000" w:type="dxa"/>
+            <w:tcW w:w="1999" w:type="dxa"/>
             <w:tcBorders>
               <w:top w:val="single" w:sz="1" w:space="0" w:color="CCCCCC"/>
               <w:left w:val="single" w:sz="1" w:space="0" w:color="CCCCCC"/>
@@ -20221,7 +20682,7 @@
       <w:tr>
         <w:tc>
           <w:tcPr>
-            <w:tcW w:w="560" w:type="dxa"/>
+            <w:tcW w:w="564" w:type="dxa"/>
             <w:tcBorders>
               <w:top w:val="single" w:sz="1" w:space="0" w:color="CCCCCC"/>
               <w:left w:val="single" w:sz="1" w:space="0" w:color="CCCCCC"/>
@@ -20289,7 +20750,7 @@
         </w:tc>
         <w:tc>
           <w:tcPr>
-            <w:tcW w:w="4600" w:type="dxa"/>
+            <w:tcW w:w="4598" w:type="dxa"/>
             <w:tcBorders>
               <w:top w:val="single" w:sz="1" w:space="0" w:color="CCCCCC"/>
               <w:left w:val="single" w:sz="1" w:space="0" w:color="CCCCCC"/>
@@ -20317,7 +20778,7 @@
         </w:tc>
         <w:tc>
           <w:tcPr>
-            <w:tcW w:w="1300" w:type="dxa"/>
+            <w:tcW w:w="1299" w:type="dxa"/>
             <w:tcBorders>
               <w:top w:val="single" w:sz="1" w:space="0" w:color="CCCCCC"/>
               <w:left w:val="single" w:sz="1" w:space="0" w:color="CCCCCC"/>
@@ -20351,7 +20812,7 @@
         </w:tc>
         <w:tc>
           <w:tcPr>
-            <w:tcW w:w="2000" w:type="dxa"/>
+            <w:tcW w:w="1999" w:type="dxa"/>
             <w:tcBorders>
               <w:top w:val="single" w:sz="1" w:space="0" w:color="CCCCCC"/>
               <w:left w:val="single" w:sz="1" w:space="0" w:color="CCCCCC"/>
@@ -20373,7 +20834,7 @@
       <w:tr>
         <w:tc>
           <w:tcPr>
-            <w:tcW w:w="560" w:type="dxa"/>
+            <w:tcW w:w="564" w:type="dxa"/>
             <w:tcBorders>
               <w:top w:val="single" w:sz="1" w:space="0" w:color="CCCCCC"/>
               <w:left w:val="single" w:sz="1" w:space="0" w:color="CCCCCC"/>
@@ -20441,7 +20902,7 @@
         </w:tc>
         <w:tc>
           <w:tcPr>
-            <w:tcW w:w="4600" w:type="dxa"/>
+            <w:tcW w:w="4598" w:type="dxa"/>
             <w:tcBorders>
               <w:top w:val="single" w:sz="1" w:space="0" w:color="CCCCCC"/>
               <w:left w:val="single" w:sz="1" w:space="0" w:color="CCCCCC"/>
@@ -20469,7 +20930,7 @@
         </w:tc>
         <w:tc>
           <w:tcPr>
-            <w:tcW w:w="1300" w:type="dxa"/>
+            <w:tcW w:w="1299" w:type="dxa"/>
             <w:tcBorders>
               <w:top w:val="single" w:sz="1" w:space="0" w:color="CCCCCC"/>
               <w:left w:val="single" w:sz="1" w:space="0" w:color="CCCCCC"/>
@@ -20503,7 +20964,7 @@
         </w:tc>
         <w:tc>
           <w:tcPr>
-            <w:tcW w:w="2000" w:type="dxa"/>
+            <w:tcW w:w="1999" w:type="dxa"/>
             <w:tcBorders>
               <w:top w:val="single" w:sz="1" w:space="0" w:color="CCCCCC"/>
               <w:left w:val="single" w:sz="1" w:space="0" w:color="CCCCCC"/>
@@ -20525,7 +20986,7 @@
       <w:tr>
         <w:tc>
           <w:tcPr>
-            <w:tcW w:w="560" w:type="dxa"/>
+            <w:tcW w:w="564" w:type="dxa"/>
             <w:tcBorders>
               <w:top w:val="single" w:sz="1" w:space="0" w:color="CCCCCC"/>
               <w:left w:val="single" w:sz="1" w:space="0" w:color="CCCCCC"/>
@@ -20593,7 +21054,7 @@
         </w:tc>
         <w:tc>
           <w:tcPr>
-            <w:tcW w:w="4600" w:type="dxa"/>
+            <w:tcW w:w="4598" w:type="dxa"/>
             <w:tcBorders>
               <w:top w:val="single" w:sz="1" w:space="0" w:color="CCCCCC"/>
               <w:left w:val="single" w:sz="1" w:space="0" w:color="CCCCCC"/>
@@ -20631,7 +21092,7 @@
         </w:tc>
         <w:tc>
           <w:tcPr>
-            <w:tcW w:w="1300" w:type="dxa"/>
+            <w:tcW w:w="1299" w:type="dxa"/>
             <w:tcBorders>
               <w:top w:val="single" w:sz="1" w:space="0" w:color="CCCCCC"/>
               <w:left w:val="single" w:sz="1" w:space="0" w:color="CCCCCC"/>
@@ -20665,7 +21126,7 @@
         </w:tc>
         <w:tc>
           <w:tcPr>
-            <w:tcW w:w="2000" w:type="dxa"/>
+            <w:tcW w:w="1999" w:type="dxa"/>
             <w:tcBorders>
               <w:top w:val="single" w:sz="1" w:space="0" w:color="CCCCCC"/>
               <w:left w:val="single" w:sz="1" w:space="0" w:color="CCCCCC"/>
@@ -20687,7 +21148,7 @@
       <w:tr>
         <w:tc>
           <w:tcPr>
-            <w:tcW w:w="560" w:type="dxa"/>
+            <w:tcW w:w="564" w:type="dxa"/>
             <w:tcBorders>
               <w:top w:val="single" w:sz="1" w:space="0" w:color="CCCCCC"/>
               <w:left w:val="single" w:sz="1" w:space="0" w:color="CCCCCC"/>
@@ -20755,7 +21216,7 @@
         </w:tc>
         <w:tc>
           <w:tcPr>
-            <w:tcW w:w="4600" w:type="dxa"/>
+            <w:tcW w:w="4598" w:type="dxa"/>
             <w:tcBorders>
               <w:top w:val="single" w:sz="1" w:space="0" w:color="CCCCCC"/>
               <w:left w:val="single" w:sz="1" w:space="0" w:color="CCCCCC"/>
@@ -20793,7 +21254,7 @@
         </w:tc>
         <w:tc>
           <w:tcPr>
-            <w:tcW w:w="1300" w:type="dxa"/>
+            <w:tcW w:w="1299" w:type="dxa"/>
             <w:tcBorders>
               <w:top w:val="single" w:sz="1" w:space="0" w:color="CCCCCC"/>
               <w:left w:val="single" w:sz="1" w:space="0" w:color="CCCCCC"/>
@@ -20827,7 +21288,7 @@
         </w:tc>
         <w:tc>
           <w:tcPr>
-            <w:tcW w:w="2000" w:type="dxa"/>
+            <w:tcW w:w="1999" w:type="dxa"/>
             <w:tcBorders>
               <w:top w:val="single" w:sz="1" w:space="0" w:color="CCCCCC"/>
               <w:left w:val="single" w:sz="1" w:space="0" w:color="CCCCCC"/>
@@ -20849,7 +21310,7 @@
       <w:tr>
         <w:tc>
           <w:tcPr>
-            <w:tcW w:w="560" w:type="dxa"/>
+            <w:tcW w:w="564" w:type="dxa"/>
             <w:tcBorders>
               <w:top w:val="single" w:sz="1" w:space="0" w:color="CCCCCC"/>
               <w:left w:val="single" w:sz="1" w:space="0" w:color="CCCCCC"/>
@@ -20917,7 +21378,7 @@
         </w:tc>
         <w:tc>
           <w:tcPr>
-            <w:tcW w:w="4600" w:type="dxa"/>
+            <w:tcW w:w="4598" w:type="dxa"/>
             <w:tcBorders>
               <w:top w:val="single" w:sz="1" w:space="0" w:color="CCCCCC"/>
               <w:left w:val="single" w:sz="1" w:space="0" w:color="CCCCCC"/>
@@ -20945,7 +21406,7 @@
         </w:tc>
         <w:tc>
           <w:tcPr>
-            <w:tcW w:w="1300" w:type="dxa"/>
+            <w:tcW w:w="1299" w:type="dxa"/>
             <w:tcBorders>
               <w:top w:val="single" w:sz="1" w:space="0" w:color="CCCCCC"/>
               <w:left w:val="single" w:sz="1" w:space="0" w:color="CCCCCC"/>
@@ -20979,7 +21440,7 @@
         </w:tc>
         <w:tc>
           <w:tcPr>
-            <w:tcW w:w="2000" w:type="dxa"/>
+            <w:tcW w:w="1999" w:type="dxa"/>
             <w:tcBorders>
               <w:top w:val="single" w:sz="1" w:space="0" w:color="CCCCCC"/>
               <w:left w:val="single" w:sz="1" w:space="0" w:color="CCCCCC"/>
@@ -21001,7 +21462,7 @@
       <w:tr>
         <w:tc>
           <w:tcPr>
-            <w:tcW w:w="560" w:type="dxa"/>
+            <w:tcW w:w="564" w:type="dxa"/>
             <w:tcBorders>
               <w:top w:val="single" w:sz="1" w:space="0" w:color="CCCCCC"/>
               <w:left w:val="single" w:sz="1" w:space="0" w:color="CCCCCC"/>
@@ -21069,7 +21530,7 @@
         </w:tc>
         <w:tc>
           <w:tcPr>
-            <w:tcW w:w="4600" w:type="dxa"/>
+            <w:tcW w:w="4598" w:type="dxa"/>
             <w:tcBorders>
               <w:top w:val="single" w:sz="1" w:space="0" w:color="CCCCCC"/>
               <w:left w:val="single" w:sz="1" w:space="0" w:color="CCCCCC"/>
@@ -21115,7 +21576,7 @@
         </w:tc>
         <w:tc>
           <w:tcPr>
-            <w:tcW w:w="1300" w:type="dxa"/>
+            <w:tcW w:w="1299" w:type="dxa"/>
             <w:tcBorders>
               <w:top w:val="single" w:sz="1" w:space="0" w:color="CCCCCC"/>
               <w:left w:val="single" w:sz="1" w:space="0" w:color="CCCCCC"/>
@@ -21149,7 +21610,7 @@
         </w:tc>
         <w:tc>
           <w:tcPr>
-            <w:tcW w:w="2000" w:type="dxa"/>
+            <w:tcW w:w="1999" w:type="dxa"/>
             <w:tcBorders>
               <w:top w:val="single" w:sz="1" w:space="0" w:color="CCCCCC"/>
               <w:left w:val="single" w:sz="1" w:space="0" w:color="CCCCCC"/>
@@ -21171,7 +21632,7 @@
       <w:tr>
         <w:tc>
           <w:tcPr>
-            <w:tcW w:w="560" w:type="dxa"/>
+            <w:tcW w:w="564" w:type="dxa"/>
             <w:tcBorders>
               <w:top w:val="single" w:sz="1" w:space="0" w:color="CCCCCC"/>
               <w:left w:val="single" w:sz="1" w:space="0" w:color="CCCCCC"/>
@@ -21239,7 +21700,7 @@
         </w:tc>
         <w:tc>
           <w:tcPr>
-            <w:tcW w:w="4600" w:type="dxa"/>
+            <w:tcW w:w="4598" w:type="dxa"/>
             <w:tcBorders>
               <w:top w:val="single" w:sz="1" w:space="0" w:color="CCCCCC"/>
               <w:left w:val="single" w:sz="1" w:space="0" w:color="CCCCCC"/>
@@ -21285,7 +21746,7 @@
         </w:tc>
         <w:tc>
           <w:tcPr>
-            <w:tcW w:w="1300" w:type="dxa"/>
+            <w:tcW w:w="1299" w:type="dxa"/>
             <w:tcBorders>
               <w:top w:val="single" w:sz="1" w:space="0" w:color="CCCCCC"/>
               <w:left w:val="single" w:sz="1" w:space="0" w:color="CCCCCC"/>
@@ -21319,7 +21780,7 @@
         </w:tc>
         <w:tc>
           <w:tcPr>
-            <w:tcW w:w="2000" w:type="dxa"/>
+            <w:tcW w:w="1999" w:type="dxa"/>
             <w:tcBorders>
               <w:top w:val="single" w:sz="1" w:space="0" w:color="CCCCCC"/>
               <w:left w:val="single" w:sz="1" w:space="0" w:color="CCCCCC"/>
@@ -21341,7 +21802,7 @@
       <w:tr>
         <w:tc>
           <w:tcPr>
-            <w:tcW w:w="560" w:type="dxa"/>
+            <w:tcW w:w="564" w:type="dxa"/>
             <w:tcBorders>
               <w:top w:val="single" w:sz="1" w:space="0" w:color="CCCCCC"/>
               <w:left w:val="single" w:sz="1" w:space="0" w:color="CCCCCC"/>
@@ -21369,6 +21830,7 @@
                 <w:sz w:val="15"/>
                 <w:szCs w:val="15"/>
               </w:rPr>
+              <w:lastRenderedPageBreak/>
               <w:t>G3</w:t>
             </w:r>
           </w:p>
@@ -21409,7 +21871,7 @@
         </w:tc>
         <w:tc>
           <w:tcPr>
-            <w:tcW w:w="4600" w:type="dxa"/>
+            <w:tcW w:w="4598" w:type="dxa"/>
             <w:tcBorders>
               <w:top w:val="single" w:sz="1" w:space="0" w:color="CCCCCC"/>
               <w:left w:val="single" w:sz="1" w:space="0" w:color="CCCCCC"/>
@@ -21437,7 +21899,7 @@
         </w:tc>
         <w:tc>
           <w:tcPr>
-            <w:tcW w:w="1300" w:type="dxa"/>
+            <w:tcW w:w="1299" w:type="dxa"/>
             <w:tcBorders>
               <w:top w:val="single" w:sz="1" w:space="0" w:color="CCCCCC"/>
               <w:left w:val="single" w:sz="1" w:space="0" w:color="CCCCCC"/>
@@ -21471,7 +21933,7 @@
         </w:tc>
         <w:tc>
           <w:tcPr>
-            <w:tcW w:w="2000" w:type="dxa"/>
+            <w:tcW w:w="1999" w:type="dxa"/>
             <w:tcBorders>
               <w:top w:val="single" w:sz="1" w:space="0" w:color="CCCCCC"/>
               <w:left w:val="single" w:sz="1" w:space="0" w:color="CCCCCC"/>
@@ -21514,7 +21976,6 @@
           <w:sz w:val="19"/>
           <w:szCs w:val="19"/>
         </w:rPr>
-        <w:lastRenderedPageBreak/>
         <w:t xml:space="preserve">  "Every position has its truth."  </w:t>
       </w:r>
     </w:p>
